--- a/api-leave/public/template.docx
+++ b/api-leave/public/template.docx
@@ -6,12 +6,13 @@
       <w:pPr>
         <w:jc w:val="center"/>
         <w:rPr>
-          <w:rFonts w:ascii="TH Sarabun New" w:hAnsi="TH Sarabun New" w:cs="TH Sarabun New"/>
+          <w:rFonts w:ascii="TH SarabunPSK" w:hAnsi="TH SarabunPSK" w:cs="TH SarabunPSK"/>
           <w:b/>
           <w:bCs/>
           <w:color w:val="000000" w:themeColor="text1"/>
           <w:sz w:val="40"/>
           <w:szCs w:val="40"/>
+          <w:cs/>
         </w:rPr>
       </w:pPr>
     </w:p>
@@ -19,7 +20,7 @@
       <w:pPr>
         <w:jc w:val="center"/>
         <w:rPr>
-          <w:rFonts w:ascii="TH Sarabun New" w:hAnsi="TH Sarabun New" w:cs="TH Sarabun New"/>
+          <w:rFonts w:ascii="TH SarabunPSK" w:hAnsi="TH SarabunPSK" w:cs="TH SarabunPSK"/>
           <w:b/>
           <w:bCs/>
           <w:color w:val="000000" w:themeColor="text1"/>
@@ -29,7 +30,7 @@
       </w:pPr>
       <w:r>
         <w:rPr>
-          <w:rFonts w:ascii="TH Sarabun New" w:hAnsi="TH Sarabun New" w:cs="TH Sarabun New"/>
+          <w:rFonts w:ascii="TH SarabunPSK" w:hAnsi="TH SarabunPSK" w:cs="TH SarabunPSK"/>
           <w:b/>
           <w:bCs/>
           <w:color w:val="000000" w:themeColor="text1"/>
@@ -45,7 +46,7 @@
         <w:spacing w:after="0" w:line="240" w:lineRule="auto"/>
         <w:jc w:val="right"/>
         <w:rPr>
-          <w:rFonts w:ascii="TH Sarabun New" w:hAnsi="TH Sarabun New" w:cs="TH Sarabun New"/>
+          <w:rFonts w:ascii="TH SarabunPSK" w:hAnsi="TH SarabunPSK" w:cs="TH SarabunPSK"/>
           <w:color w:val="000000" w:themeColor="text1"/>
           <w:sz w:val="32"/>
           <w:szCs w:val="32"/>
@@ -53,7 +54,7 @@
       </w:pPr>
       <w:r>
         <w:rPr>
-          <w:rFonts w:ascii="TH Sarabun New" w:hAnsi="TH Sarabun New" w:cs="TH Sarabun New"/>
+          <w:rFonts w:ascii="TH SarabunPSK" w:hAnsi="TH SarabunPSK" w:cs="TH SarabunPSK"/>
           <w:color w:val="000000" w:themeColor="text1"/>
           <w:sz w:val="32"/>
           <w:szCs w:val="32"/>
@@ -67,7 +68,7 @@
         <w:spacing w:after="0" w:line="240" w:lineRule="auto"/>
         <w:ind w:left="3600" w:firstLine="720"/>
         <w:rPr>
-          <w:rFonts w:ascii="TH Sarabun New" w:hAnsi="TH Sarabun New" w:cs="TH Sarabun New"/>
+          <w:rFonts w:ascii="TH SarabunPSK" w:hAnsi="TH SarabunPSK" w:cs="TH SarabunPSK"/>
           <w:color w:val="000000" w:themeColor="text1"/>
           <w:sz w:val="32"/>
           <w:szCs w:val="32"/>
@@ -75,7 +76,7 @@
       </w:pPr>
       <w:r>
         <w:rPr>
-          <w:rFonts w:ascii="TH Sarabun New" w:hAnsi="TH Sarabun New" w:cs="TH Sarabun New"/>
+          <w:rFonts w:ascii="TH SarabunPSK" w:hAnsi="TH SarabunPSK" w:cs="TH SarabunPSK"/>
           <w:color w:val="000000" w:themeColor="text1"/>
           <w:sz w:val="32"/>
           <w:szCs w:val="32"/>
@@ -85,7 +86,7 @@
       </w:r>
       <w:r>
         <w:rPr>
-          <w:rFonts w:ascii="TH Sarabun New" w:hAnsi="TH Sarabun New" w:cs="TH Sarabun New"/>
+          <w:rFonts w:ascii="TH SarabunPSK" w:hAnsi="TH SarabunPSK" w:cs="TH SarabunPSK"/>
           <w:color w:val="000000" w:themeColor="text1"/>
           <w:sz w:val="32"/>
           <w:szCs w:val="32"/>
@@ -95,7 +96,7 @@
       </w:r>
       <w:r>
         <w:rPr>
-          <w:rFonts w:ascii="TH Sarabun New" w:hAnsi="TH Sarabun New" w:cs="TH Sarabun New"/>
+          <w:rFonts w:ascii="TH SarabunPSK" w:hAnsi="TH SarabunPSK" w:cs="TH SarabunPSK"/>
           <w:color w:val="000000" w:themeColor="text1"/>
           <w:sz w:val="32"/>
           <w:szCs w:val="32"/>
@@ -105,7 +106,7 @@
       </w:r>
       <w:r>
         <w:rPr>
-          <w:rFonts w:ascii="TH Sarabun New" w:eastAsia="Times New Roman" w:hAnsi="TH Sarabun New" w:cs="TH Sarabun New"/>
+          <w:rFonts w:ascii="TH SarabunPSK" w:eastAsia="Times New Roman" w:hAnsi="TH SarabunPSK" w:cs="TH SarabunPSK"/>
           <w:sz w:val="32"/>
           <w:szCs w:val="32"/>
         </w:rPr>
@@ -113,7 +114,7 @@
       </w:r>
       <w:r>
         <w:rPr>
-          <w:rFonts w:ascii="TH Sarabun New" w:eastAsia="Times New Roman" w:hAnsi="TH Sarabun New" w:cs="TH Sarabun New"/>
+          <w:rFonts w:ascii="TH SarabunPSK" w:eastAsia="Times New Roman" w:hAnsi="TH SarabunPSK" w:cs="TH SarabunPSK"/>
           <w:sz w:val="32"/>
           <w:szCs w:val="32"/>
         </w:rPr>
@@ -121,7 +122,7 @@
       </w:r>
       <w:r>
         <w:rPr>
-          <w:rFonts w:ascii="TH Sarabun New" w:eastAsia="Times New Roman" w:hAnsi="TH Sarabun New" w:cs="TH Sarabun New"/>
+          <w:rFonts w:ascii="TH SarabunPSK" w:eastAsia="Times New Roman" w:hAnsi="TH SarabunPSK" w:cs="TH SarabunPSK"/>
           <w:sz w:val="32"/>
           <w:szCs w:val="32"/>
         </w:rPr>
@@ -129,7 +130,7 @@
       </w:r>
       <w:r>
         <w:rPr>
-          <w:rFonts w:ascii="TH Sarabun New" w:hAnsi="TH Sarabun New" w:cs="TH Sarabun New"/>
+          <w:rFonts w:ascii="TH SarabunPSK" w:hAnsi="TH SarabunPSK" w:cs="TH SarabunPSK"/>
           <w:color w:val="000000" w:themeColor="text1"/>
           <w:sz w:val="32"/>
           <w:szCs w:val="32"/>
@@ -139,7 +140,7 @@
       </w:r>
       <w:r>
         <w:rPr>
-          <w:rFonts w:ascii="TH Sarabun New" w:hAnsi="TH Sarabun New" w:cs="TH Sarabun New"/>
+          <w:rFonts w:ascii="TH SarabunPSK" w:hAnsi="TH SarabunPSK" w:cs="TH SarabunPSK"/>
           <w:color w:val="000000" w:themeColor="text1"/>
           <w:sz w:val="32"/>
           <w:szCs w:val="32"/>
@@ -149,7 +150,7 @@
       </w:r>
       <w:r>
         <w:rPr>
-          <w:rFonts w:ascii="TH Sarabun New" w:hAnsi="TH Sarabun New" w:cs="TH Sarabun New"/>
+          <w:rFonts w:ascii="TH SarabunPSK" w:hAnsi="TH SarabunPSK" w:cs="TH SarabunPSK"/>
           <w:color w:val="000000" w:themeColor="text1"/>
           <w:sz w:val="32"/>
           <w:szCs w:val="32"/>
@@ -159,13 +160,13 @@
       </w:r>
       <w:r>
         <w:rPr>
-          <w:rFonts w:ascii="TH Sarabun New" w:hAnsi="TH Sarabun New" w:cs="TH Sarabun New"/>
+          <w:rFonts w:ascii="TH SarabunPSK" w:hAnsi="TH SarabunPSK" w:cs="TH SarabunPSK"/>
         </w:rPr>
         <w:t xml:space="preserve"> </w:t>
       </w:r>
       <w:r>
         <w:rPr>
-          <w:rFonts w:ascii="TH Sarabun New" w:hAnsi="TH Sarabun New" w:cs="TH Sarabun New"/>
+          <w:rFonts w:ascii="TH SarabunPSK" w:hAnsi="TH SarabunPSK" w:cs="TH SarabunPSK"/>
           <w:color w:val="000000" w:themeColor="text1"/>
           <w:sz w:val="32"/>
           <w:szCs w:val="32"/>
@@ -174,7 +175,7 @@
       </w:r>
       <w:r>
         <w:rPr>
-          <w:rFonts w:ascii="TH Sarabun New" w:hAnsi="TH Sarabun New" w:cs="TH Sarabun New"/>
+          <w:rFonts w:ascii="TH SarabunPSK" w:hAnsi="TH SarabunPSK" w:cs="TH SarabunPSK"/>
           <w:color w:val="000000" w:themeColor="text1"/>
           <w:sz w:val="32"/>
           <w:szCs w:val="32"/>
@@ -184,7 +185,7 @@
       </w:r>
       <w:r>
         <w:rPr>
-          <w:rFonts w:ascii="TH Sarabun New" w:hAnsi="TH Sarabun New" w:cs="TH Sarabun New"/>
+          <w:rFonts w:ascii="TH SarabunPSK" w:hAnsi="TH SarabunPSK" w:cs="TH SarabunPSK"/>
           <w:color w:val="000000" w:themeColor="text1"/>
           <w:sz w:val="32"/>
           <w:szCs w:val="32"/>
@@ -194,7 +195,7 @@
       </w:r>
       <w:r>
         <w:rPr>
-          <w:rFonts w:ascii="TH Sarabun New" w:hAnsi="TH Sarabun New" w:cs="TH Sarabun New"/>
+          <w:rFonts w:ascii="TH SarabunPSK" w:hAnsi="TH SarabunPSK" w:cs="TH SarabunPSK"/>
           <w:color w:val="000000" w:themeColor="text1"/>
           <w:sz w:val="32"/>
           <w:szCs w:val="32"/>
@@ -204,13 +205,13 @@
       </w:r>
       <w:r>
         <w:rPr>
-          <w:rFonts w:ascii="TH Sarabun New" w:hAnsi="TH Sarabun New" w:cs="TH Sarabun New"/>
+          <w:rFonts w:ascii="TH SarabunPSK" w:hAnsi="TH SarabunPSK" w:cs="TH SarabunPSK"/>
         </w:rPr>
         <w:t xml:space="preserve"> </w:t>
       </w:r>
       <w:r>
         <w:rPr>
-          <w:rFonts w:ascii="TH Sarabun New" w:hAnsi="TH Sarabun New" w:cs="TH Sarabun New"/>
+          <w:rFonts w:ascii="TH SarabunPSK" w:hAnsi="TH SarabunPSK" w:cs="TH SarabunPSK"/>
           <w:color w:val="000000" w:themeColor="text1"/>
           <w:sz w:val="32"/>
           <w:szCs w:val="32"/>
@@ -222,7 +223,7 @@
       <w:pPr>
         <w:spacing w:after="0" w:line="240" w:lineRule="auto"/>
         <w:rPr>
-          <w:rFonts w:ascii="TH Sarabun New" w:hAnsi="TH Sarabun New" w:cs="TH Sarabun New"/>
+          <w:rFonts w:ascii="TH SarabunPSK" w:hAnsi="TH SarabunPSK" w:cs="TH SarabunPSK"/>
           <w:color w:val="000000" w:themeColor="text1"/>
           <w:sz w:val="32"/>
           <w:szCs w:val="32"/>
@@ -231,7 +232,7 @@
       </w:pPr>
       <w:r>
         <w:rPr>
-          <w:rFonts w:ascii="TH Sarabun New" w:hAnsi="TH Sarabun New" w:cs="TH Sarabun New"/>
+          <w:rFonts w:ascii="TH SarabunPSK" w:hAnsi="TH SarabunPSK" w:cs="TH SarabunPSK"/>
           <w:b/>
           <w:bCs/>
           <w:color w:val="000000" w:themeColor="text1"/>
@@ -243,7 +244,7 @@
       </w:r>
       <w:r>
         <w:rPr>
-          <w:rFonts w:ascii="TH Sarabun New" w:hAnsi="TH Sarabun New" w:cs="TH Sarabun New"/>
+          <w:rFonts w:ascii="TH SarabunPSK" w:hAnsi="TH SarabunPSK" w:cs="TH SarabunPSK"/>
           <w:color w:val="000000" w:themeColor="text1"/>
           <w:sz w:val="32"/>
           <w:szCs w:val="32"/>
@@ -256,7 +257,7 @@
       <w:pPr>
         <w:spacing w:after="120" w:line="240" w:lineRule="auto"/>
         <w:rPr>
-          <w:rFonts w:ascii="TH Sarabun New" w:hAnsi="TH Sarabun New" w:cs="TH Sarabun New"/>
+          <w:rFonts w:ascii="TH SarabunPSK" w:hAnsi="TH SarabunPSK" w:cs="TH SarabunPSK"/>
           <w:color w:val="000000" w:themeColor="text1"/>
           <w:sz w:val="32"/>
           <w:szCs w:val="32"/>
@@ -264,7 +265,7 @@
       </w:pPr>
       <w:r>
         <w:rPr>
-          <w:rFonts w:ascii="TH Sarabun New" w:hAnsi="TH Sarabun New" w:cs="TH Sarabun New"/>
+          <w:rFonts w:ascii="TH SarabunPSK" w:hAnsi="TH SarabunPSK" w:cs="TH SarabunPSK"/>
           <w:b/>
           <w:bCs/>
           <w:color w:val="000000" w:themeColor="text1"/>
@@ -276,7 +277,7 @@
       </w:r>
       <w:r>
         <w:rPr>
-          <w:rFonts w:ascii="TH Sarabun New" w:hAnsi="TH Sarabun New" w:cs="TH Sarabun New"/>
+          <w:rFonts w:ascii="TH SarabunPSK" w:hAnsi="TH SarabunPSK" w:cs="TH SarabunPSK"/>
           <w:color w:val="000000" w:themeColor="text1"/>
           <w:sz w:val="32"/>
           <w:szCs w:val="32"/>
@@ -290,7 +291,7 @@
         <w:spacing w:after="0"/>
         <w:jc w:val="thaiDistribute"/>
         <w:rPr>
-          <w:rFonts w:ascii="TH Sarabun New" w:hAnsi="TH Sarabun New" w:cs="TH Sarabun New"/>
+          <w:rFonts w:ascii="TH SarabunPSK" w:hAnsi="TH SarabunPSK" w:cs="TH SarabunPSK"/>
           <w:color w:val="000000" w:themeColor="text1"/>
           <w:sz w:val="32"/>
           <w:szCs w:val="32"/>
@@ -298,7 +299,7 @@
       </w:pPr>
       <w:r>
         <w:rPr>
-          <w:rFonts w:ascii="TH Sarabun New" w:hAnsi="TH Sarabun New" w:cs="TH Sarabun New"/>
+          <w:rFonts w:ascii="TH SarabunPSK" w:hAnsi="TH SarabunPSK" w:cs="TH SarabunPSK"/>
           <w:color w:val="000000" w:themeColor="text1"/>
           <w:sz w:val="32"/>
           <w:szCs w:val="32"/>
@@ -308,14 +309,14 @@
       </w:r>
       <w:r>
         <w:rPr>
-          <w:rFonts w:ascii="TH Sarabun New" w:hAnsi="TH Sarabun New" w:cs="TH Sarabun New"/>
+          <w:rFonts w:ascii="TH SarabunPSK" w:hAnsi="TH SarabunPSK" w:cs="TH SarabunPSK"/>
           <w:sz w:val="28"/>
         </w:rPr>
         <w:t xml:space="preserve"> </w:t>
       </w:r>
       <w:r>
         <w:rPr>
-          <w:rFonts w:ascii="TH Sarabun New" w:hAnsi="TH Sarabun New" w:cs="TH Sarabun New"/>
+          <w:rFonts w:ascii="TH SarabunPSK" w:hAnsi="TH SarabunPSK" w:cs="TH SarabunPSK"/>
           <w:b/>
           <w:bCs/>
           <w:color w:val="000000" w:themeColor="text1"/>
@@ -327,7 +328,7 @@
       <w:proofErr w:type="spellStart"/>
       <w:r>
         <w:rPr>
-          <w:rFonts w:ascii="TH Sarabun New" w:hAnsi="TH Sarabun New" w:cs="TH Sarabun New"/>
+          <w:rFonts w:ascii="TH SarabunPSK" w:hAnsi="TH SarabunPSK" w:cs="TH SarabunPSK"/>
           <w:b/>
           <w:bCs/>
           <w:color w:val="000000" w:themeColor="text1"/>
@@ -339,7 +340,7 @@
       <w:proofErr w:type="spellEnd"/>
       <w:r>
         <w:rPr>
-          <w:rFonts w:ascii="TH Sarabun New" w:hAnsi="TH Sarabun New" w:cs="TH Sarabun New"/>
+          <w:rFonts w:ascii="TH SarabunPSK" w:hAnsi="TH SarabunPSK" w:cs="TH SarabunPSK"/>
           <w:b/>
           <w:bCs/>
           <w:color w:val="000000" w:themeColor="text1"/>
@@ -350,7 +351,7 @@
       </w:r>
       <w:r>
         <w:rPr>
-          <w:rFonts w:ascii="TH Sarabun New" w:hAnsi="TH Sarabun New" w:cs="TH Sarabun New"/>
+          <w:rFonts w:ascii="TH SarabunPSK" w:hAnsi="TH SarabunPSK" w:cs="TH SarabunPSK"/>
           <w:color w:val="000000" w:themeColor="text1"/>
           <w:sz w:val="32"/>
           <w:szCs w:val="32"/>
@@ -360,7 +361,7 @@
       </w:r>
       <w:r>
         <w:rPr>
-          <w:rFonts w:ascii="TH Sarabun New" w:hAnsi="TH Sarabun New" w:cs="TH Sarabun New"/>
+          <w:rFonts w:ascii="TH SarabunPSK" w:hAnsi="TH SarabunPSK" w:cs="TH SarabunPSK"/>
           <w:color w:val="000000" w:themeColor="text1"/>
           <w:sz w:val="32"/>
           <w:szCs w:val="32"/>
@@ -370,7 +371,7 @@
       </w:r>
       <w:r>
         <w:rPr>
-          <w:rFonts w:ascii="TH Sarabun New" w:hAnsi="TH Sarabun New" w:cs="TH Sarabun New"/>
+          <w:rFonts w:ascii="TH SarabunPSK" w:hAnsi="TH SarabunPSK" w:cs="TH SarabunPSK"/>
           <w:color w:val="000000" w:themeColor="text1"/>
           <w:sz w:val="32"/>
           <w:szCs w:val="32"/>
@@ -379,7 +380,7 @@
       </w:r>
       <w:r>
         <w:rPr>
-          <w:rFonts w:ascii="TH Sarabun New" w:hAnsi="TH Sarabun New" w:cs="TH Sarabun New"/>
+          <w:rFonts w:ascii="TH SarabunPSK" w:hAnsi="TH SarabunPSK" w:cs="TH SarabunPSK"/>
           <w:color w:val="000000" w:themeColor="text1"/>
           <w:sz w:val="32"/>
           <w:szCs w:val="32"/>
@@ -389,7 +390,7 @@
       </w:r>
       <w:r>
         <w:rPr>
-          <w:rFonts w:ascii="TH Sarabun New" w:hAnsi="TH Sarabun New" w:cs="TH Sarabun New"/>
+          <w:rFonts w:ascii="TH SarabunPSK" w:hAnsi="TH SarabunPSK" w:cs="TH SarabunPSK"/>
           <w:color w:val="000000" w:themeColor="text1"/>
           <w:sz w:val="32"/>
           <w:szCs w:val="32"/>
@@ -399,7 +400,7 @@
       </w:r>
       <w:r>
         <w:rPr>
-          <w:rFonts w:ascii="TH Sarabun New" w:hAnsi="TH Sarabun New" w:cs="TH Sarabun New"/>
+          <w:rFonts w:ascii="TH SarabunPSK" w:hAnsi="TH SarabunPSK" w:cs="TH SarabunPSK"/>
           <w:color w:val="000000" w:themeColor="text1"/>
           <w:sz w:val="32"/>
           <w:szCs w:val="32"/>
@@ -408,7 +409,7 @@
       </w:r>
       <w:r>
         <w:rPr>
-          <w:rFonts w:ascii="TH Sarabun New" w:hAnsi="TH Sarabun New" w:cs="TH Sarabun New"/>
+          <w:rFonts w:ascii="TH SarabunPSK" w:hAnsi="TH SarabunPSK" w:cs="TH SarabunPSK"/>
           <w:sz w:val="32"/>
           <w:szCs w:val="32"/>
           <w:cs/>
@@ -417,7 +418,7 @@
       </w:r>
       <w:r>
         <w:rPr>
-          <w:rFonts w:ascii="TH Sarabun New" w:hAnsi="TH Sarabun New" w:cs="TH Sarabun New"/>
+          <w:rFonts w:ascii="TH SarabunPSK" w:hAnsi="TH SarabunPSK" w:cs="TH SarabunPSK"/>
           <w:sz w:val="32"/>
           <w:szCs w:val="32"/>
           <w:cs/>
@@ -426,7 +427,7 @@
       </w:r>
       <w:r>
         <w:rPr>
-          <w:rFonts w:ascii="TH Sarabun New" w:hAnsi="TH Sarabun New" w:cs="TH Sarabun New"/>
+          <w:rFonts w:ascii="TH SarabunPSK" w:hAnsi="TH SarabunPSK" w:cs="TH SarabunPSK"/>
           <w:sz w:val="32"/>
           <w:szCs w:val="32"/>
           <w:cs/>
@@ -435,13 +436,13 @@
       </w:r>
       <w:r>
         <w:rPr>
-          <w:rFonts w:ascii="TH Sarabun New" w:hAnsi="TH Sarabun New" w:cs="TH Sarabun New"/>
+          <w:rFonts w:ascii="TH SarabunPSK" w:hAnsi="TH SarabunPSK" w:cs="TH SarabunPSK"/>
         </w:rPr>
         <w:t xml:space="preserve"> </w:t>
       </w:r>
       <w:r>
         <w:rPr>
-          <w:rFonts w:ascii="TH Sarabun New" w:hAnsi="TH Sarabun New" w:cs="TH Sarabun New"/>
+          <w:rFonts w:ascii="TH SarabunPSK" w:hAnsi="TH SarabunPSK" w:cs="TH SarabunPSK"/>
           <w:b/>
           <w:bCs/>
           <w:sz w:val="32"/>
@@ -451,7 +452,7 @@
       </w:r>
       <w:r>
         <w:rPr>
-          <w:rFonts w:ascii="TH Sarabun New" w:hAnsi="TH Sarabun New" w:cs="TH Sarabun New"/>
+          <w:rFonts w:ascii="TH SarabunPSK" w:hAnsi="TH SarabunPSK" w:cs="TH SarabunPSK"/>
           <w:b/>
           <w:bCs/>
           <w:color w:val="000000" w:themeColor="text1"/>
@@ -463,7 +464,7 @@
       </w:r>
       <w:r>
         <w:rPr>
-          <w:rFonts w:ascii="TH Sarabun New" w:hAnsi="TH Sarabun New" w:cs="TH Sarabun New"/>
+          <w:rFonts w:ascii="TH SarabunPSK" w:hAnsi="TH SarabunPSK" w:cs="TH SarabunPSK"/>
           <w:color w:val="000000" w:themeColor="text1"/>
           <w:sz w:val="32"/>
           <w:szCs w:val="32"/>
@@ -473,13 +474,13 @@
       </w:r>
       <w:r>
         <w:rPr>
-          <w:rFonts w:ascii="TH Sarabun New" w:hAnsi="TH Sarabun New" w:cs="TH Sarabun New"/>
+          <w:rFonts w:ascii="TH SarabunPSK" w:hAnsi="TH SarabunPSK" w:cs="TH SarabunPSK"/>
         </w:rPr>
         <w:t xml:space="preserve"> </w:t>
       </w:r>
       <w:r>
         <w:rPr>
-          <w:rFonts w:ascii="TH Sarabun New" w:hAnsi="TH Sarabun New" w:cs="TH Sarabun New"/>
+          <w:rFonts w:ascii="TH SarabunPSK" w:hAnsi="TH SarabunPSK" w:cs="TH SarabunPSK"/>
           <w:color w:val="000000" w:themeColor="text1"/>
           <w:sz w:val="32"/>
           <w:szCs w:val="32"/>
@@ -489,7 +490,7 @@
       </w:r>
       <w:r>
         <w:rPr>
-          <w:rFonts w:ascii="TH Sarabun New" w:hAnsi="TH Sarabun New" w:cs="TH Sarabun New"/>
+          <w:rFonts w:ascii="TH SarabunPSK" w:hAnsi="TH SarabunPSK" w:cs="TH SarabunPSK"/>
           <w:color w:val="000000" w:themeColor="text1"/>
           <w:sz w:val="32"/>
           <w:szCs w:val="32"/>
@@ -499,7 +500,7 @@
       </w:r>
       <w:r>
         <w:rPr>
-          <w:rFonts w:ascii="TH Sarabun New" w:hAnsi="TH Sarabun New" w:cs="TH Sarabun New"/>
+          <w:rFonts w:ascii="TH SarabunPSK" w:hAnsi="TH SarabunPSK" w:cs="TH SarabunPSK"/>
           <w:color w:val="000000" w:themeColor="text1"/>
           <w:sz w:val="32"/>
           <w:szCs w:val="32"/>
@@ -509,7 +510,7 @@
       <w:proofErr w:type="spellStart"/>
       <w:r>
         <w:rPr>
-          <w:rFonts w:ascii="TH Sarabun New" w:hAnsi="TH Sarabun New" w:cs="TH Sarabun New"/>
+          <w:rFonts w:ascii="TH SarabunPSK" w:hAnsi="TH SarabunPSK" w:cs="TH SarabunPSK"/>
           <w:color w:val="000000" w:themeColor="text1"/>
           <w:sz w:val="32"/>
           <w:szCs w:val="32"/>
@@ -519,7 +520,7 @@
       <w:proofErr w:type="spellEnd"/>
       <w:r>
         <w:rPr>
-          <w:rFonts w:ascii="TH Sarabun New" w:hAnsi="TH Sarabun New" w:cs="TH Sarabun New"/>
+          <w:rFonts w:ascii="TH SarabunPSK" w:hAnsi="TH SarabunPSK" w:cs="TH SarabunPSK"/>
           <w:color w:val="000000" w:themeColor="text1"/>
           <w:sz w:val="32"/>
           <w:szCs w:val="32"/>
@@ -528,7 +529,7 @@
       </w:r>
       <w:r>
         <w:rPr>
-          <w:rFonts w:ascii="TH Sarabun New" w:hAnsi="TH Sarabun New" w:cs="TH Sarabun New"/>
+          <w:rFonts w:ascii="TH SarabunPSK" w:hAnsi="TH SarabunPSK" w:cs="TH SarabunPSK"/>
           <w:color w:val="000000" w:themeColor="text1"/>
           <w:sz w:val="32"/>
           <w:szCs w:val="32"/>
@@ -538,7 +539,7 @@
       </w:r>
       <w:r>
         <w:rPr>
-          <w:rFonts w:ascii="TH Sarabun New" w:hAnsi="TH Sarabun New" w:cs="TH Sarabun New"/>
+          <w:rFonts w:ascii="TH SarabunPSK" w:hAnsi="TH SarabunPSK" w:cs="TH SarabunPSK"/>
           <w:color w:val="000000" w:themeColor="text1"/>
           <w:sz w:val="32"/>
           <w:szCs w:val="32"/>
@@ -548,7 +549,7 @@
       </w:r>
       <w:r>
         <w:rPr>
-          <w:rFonts w:ascii="TH Sarabun New" w:hAnsi="TH Sarabun New" w:cs="TH Sarabun New"/>
+          <w:rFonts w:ascii="TH SarabunPSK" w:hAnsi="TH SarabunPSK" w:cs="TH SarabunPSK"/>
           <w:color w:val="000000" w:themeColor="text1"/>
           <w:sz w:val="32"/>
           <w:szCs w:val="32"/>
@@ -558,13 +559,13 @@
       </w:r>
       <w:r>
         <w:rPr>
-          <w:rFonts w:ascii="TH Sarabun New" w:hAnsi="TH Sarabun New" w:cs="TH Sarabun New"/>
+          <w:rFonts w:ascii="TH SarabunPSK" w:hAnsi="TH SarabunPSK" w:cs="TH SarabunPSK"/>
         </w:rPr>
         <w:t xml:space="preserve"> </w:t>
       </w:r>
       <w:r>
         <w:rPr>
-          <w:rFonts w:ascii="TH Sarabun New" w:hAnsi="TH Sarabun New" w:cs="TH Sarabun New"/>
+          <w:rFonts w:ascii="TH SarabunPSK" w:hAnsi="TH SarabunPSK" w:cs="TH SarabunPSK"/>
           <w:color w:val="000000" w:themeColor="text1"/>
           <w:sz w:val="32"/>
           <w:szCs w:val="32"/>
@@ -573,7 +574,7 @@
       </w:r>
       <w:r>
         <w:rPr>
-          <w:rFonts w:ascii="TH Sarabun New" w:hAnsi="TH Sarabun New" w:cs="TH Sarabun New"/>
+          <w:rFonts w:ascii="TH SarabunPSK" w:hAnsi="TH SarabunPSK" w:cs="TH SarabunPSK"/>
           <w:color w:val="000000" w:themeColor="text1"/>
           <w:sz w:val="32"/>
           <w:szCs w:val="32"/>
@@ -583,7 +584,7 @@
       </w:r>
       <w:r>
         <w:rPr>
-          <w:rFonts w:ascii="TH Sarabun New" w:hAnsi="TH Sarabun New" w:cs="TH Sarabun New"/>
+          <w:rFonts w:ascii="TH SarabunPSK" w:hAnsi="TH SarabunPSK" w:cs="TH SarabunPSK"/>
           <w:color w:val="000000" w:themeColor="text1"/>
           <w:sz w:val="32"/>
           <w:szCs w:val="32"/>
@@ -593,7 +594,7 @@
       </w:r>
       <w:r>
         <w:rPr>
-          <w:rFonts w:ascii="TH Sarabun New" w:hAnsi="TH Sarabun New" w:cs="TH Sarabun New"/>
+          <w:rFonts w:ascii="TH SarabunPSK" w:hAnsi="TH SarabunPSK" w:cs="TH SarabunPSK"/>
           <w:color w:val="000000" w:themeColor="text1"/>
           <w:sz w:val="32"/>
           <w:szCs w:val="32"/>
@@ -603,14 +604,14 @@
       </w:r>
       <w:r>
         <w:rPr>
-          <w:rFonts w:ascii="TH Sarabun New" w:hAnsi="TH Sarabun New" w:cs="TH Sarabun New"/>
+          <w:rFonts w:ascii="TH SarabunPSK" w:hAnsi="TH SarabunPSK" w:cs="TH SarabunPSK"/>
           <w:sz w:val="28"/>
         </w:rPr>
         <w:t xml:space="preserve"> </w:t>
       </w:r>
       <w:r>
         <w:rPr>
-          <w:rFonts w:ascii="TH Sarabun New" w:hAnsi="TH Sarabun New" w:cs="TH Sarabun New"/>
+          <w:rFonts w:ascii="TH SarabunPSK" w:hAnsi="TH SarabunPSK" w:cs="TH SarabunPSK"/>
           <w:color w:val="000000" w:themeColor="text1"/>
           <w:sz w:val="32"/>
           <w:szCs w:val="32"/>
@@ -620,7 +621,7 @@
       <w:proofErr w:type="spellStart"/>
       <w:r>
         <w:rPr>
-          <w:rFonts w:ascii="TH Sarabun New" w:hAnsi="TH Sarabun New" w:cs="TH Sarabun New"/>
+          <w:rFonts w:ascii="TH SarabunPSK" w:hAnsi="TH SarabunPSK" w:cs="TH SarabunPSK"/>
           <w:color w:val="000000" w:themeColor="text1"/>
           <w:sz w:val="32"/>
           <w:szCs w:val="32"/>
@@ -630,7 +631,7 @@
       <w:proofErr w:type="spellEnd"/>
       <w:r>
         <w:rPr>
-          <w:rFonts w:ascii="TH Sarabun New" w:hAnsi="TH Sarabun New" w:cs="TH Sarabun New"/>
+          <w:rFonts w:ascii="TH SarabunPSK" w:hAnsi="TH SarabunPSK" w:cs="TH SarabunPSK"/>
           <w:color w:val="000000" w:themeColor="text1"/>
           <w:sz w:val="32"/>
           <w:szCs w:val="32"/>
@@ -640,7 +641,7 @@
       <w:proofErr w:type="spellStart"/>
       <w:r>
         <w:rPr>
-          <w:rFonts w:ascii="TH Sarabun New" w:hAnsi="TH Sarabun New" w:cs="TH Sarabun New"/>
+          <w:rFonts w:ascii="TH SarabunPSK" w:hAnsi="TH SarabunPSK" w:cs="TH SarabunPSK"/>
           <w:color w:val="000000" w:themeColor="text1"/>
           <w:sz w:val="32"/>
           <w:szCs w:val="32"/>
@@ -650,7 +651,7 @@
       <w:proofErr w:type="spellEnd"/>
       <w:r>
         <w:rPr>
-          <w:rFonts w:ascii="TH Sarabun New" w:hAnsi="TH Sarabun New" w:cs="TH Sarabun New"/>
+          <w:rFonts w:ascii="TH SarabunPSK" w:hAnsi="TH SarabunPSK" w:cs="TH SarabunPSK"/>
           <w:color w:val="000000" w:themeColor="text1"/>
           <w:sz w:val="32"/>
           <w:szCs w:val="32"/>
@@ -660,7 +661,7 @@
       <w:proofErr w:type="spellStart"/>
       <w:r>
         <w:rPr>
-          <w:rFonts w:ascii="TH Sarabun New" w:hAnsi="TH Sarabun New" w:cs="TH Sarabun New"/>
+          <w:rFonts w:ascii="TH SarabunPSK" w:hAnsi="TH SarabunPSK" w:cs="TH SarabunPSK"/>
           <w:color w:val="000000" w:themeColor="text1"/>
           <w:sz w:val="32"/>
           <w:szCs w:val="32"/>
@@ -670,7 +671,7 @@
       <w:proofErr w:type="spellEnd"/>
       <w:r>
         <w:rPr>
-          <w:rFonts w:ascii="TH Sarabun New" w:hAnsi="TH Sarabun New" w:cs="TH Sarabun New"/>
+          <w:rFonts w:ascii="TH SarabunPSK" w:hAnsi="TH SarabunPSK" w:cs="TH SarabunPSK"/>
           <w:color w:val="000000" w:themeColor="text1"/>
           <w:sz w:val="32"/>
           <w:szCs w:val="32"/>
@@ -679,7 +680,7 @@
       </w:r>
       <w:r>
         <w:rPr>
-          <w:rFonts w:ascii="TH Sarabun New" w:hAnsi="TH Sarabun New" w:cs="TH Sarabun New"/>
+          <w:rFonts w:ascii="TH SarabunPSK" w:hAnsi="TH SarabunPSK" w:cs="TH SarabunPSK"/>
           <w:color w:val="000000" w:themeColor="text1"/>
           <w:sz w:val="32"/>
           <w:szCs w:val="32"/>
@@ -689,7 +690,7 @@
       </w:r>
       <w:r>
         <w:rPr>
-          <w:rFonts w:ascii="TH Sarabun New" w:hAnsi="TH Sarabun New" w:cs="TH Sarabun New"/>
+          <w:rFonts w:ascii="TH SarabunPSK" w:hAnsi="TH SarabunPSK" w:cs="TH SarabunPSK"/>
           <w:color w:val="000000" w:themeColor="text1"/>
           <w:sz w:val="32"/>
           <w:szCs w:val="32"/>
@@ -699,14 +700,14 @@
       </w:r>
       <w:r>
         <w:rPr>
-          <w:rFonts w:ascii="TH Sarabun New" w:hAnsi="TH Sarabun New" w:cs="TH Sarabun New"/>
+          <w:rFonts w:ascii="TH SarabunPSK" w:hAnsi="TH SarabunPSK" w:cs="TH SarabunPSK"/>
           <w:sz w:val="28"/>
         </w:rPr>
         <w:t xml:space="preserve"> </w:t>
       </w:r>
       <w:r>
         <w:rPr>
-          <w:rFonts w:ascii="TH Sarabun New" w:hAnsi="TH Sarabun New" w:cs="TH Sarabun New"/>
+          <w:rFonts w:ascii="TH SarabunPSK" w:hAnsi="TH SarabunPSK" w:cs="TH SarabunPSK"/>
           <w:color w:val="000000" w:themeColor="text1"/>
           <w:sz w:val="32"/>
           <w:szCs w:val="32"/>
@@ -716,7 +717,7 @@
       <w:proofErr w:type="spellStart"/>
       <w:r>
         <w:rPr>
-          <w:rFonts w:ascii="TH Sarabun New" w:hAnsi="TH Sarabun New" w:cs="TH Sarabun New"/>
+          <w:rFonts w:ascii="TH SarabunPSK" w:hAnsi="TH SarabunPSK" w:cs="TH SarabunPSK"/>
           <w:color w:val="000000" w:themeColor="text1"/>
           <w:sz w:val="32"/>
           <w:szCs w:val="32"/>
@@ -726,7 +727,7 @@
       <w:proofErr w:type="spellEnd"/>
       <w:r>
         <w:rPr>
-          <w:rFonts w:ascii="TH Sarabun New" w:hAnsi="TH Sarabun New" w:cs="TH Sarabun New"/>
+          <w:rFonts w:ascii="TH SarabunPSK" w:hAnsi="TH SarabunPSK" w:cs="TH SarabunPSK"/>
           <w:color w:val="000000" w:themeColor="text1"/>
           <w:sz w:val="32"/>
           <w:szCs w:val="32"/>
@@ -736,7 +737,7 @@
       <w:proofErr w:type="spellStart"/>
       <w:r>
         <w:rPr>
-          <w:rFonts w:ascii="TH Sarabun New" w:hAnsi="TH Sarabun New" w:cs="TH Sarabun New"/>
+          <w:rFonts w:ascii="TH SarabunPSK" w:hAnsi="TH SarabunPSK" w:cs="TH SarabunPSK"/>
           <w:color w:val="000000" w:themeColor="text1"/>
           <w:sz w:val="32"/>
           <w:szCs w:val="32"/>
@@ -746,7 +747,7 @@
       <w:proofErr w:type="spellEnd"/>
       <w:r>
         <w:rPr>
-          <w:rFonts w:ascii="TH Sarabun New" w:hAnsi="TH Sarabun New" w:cs="TH Sarabun New"/>
+          <w:rFonts w:ascii="TH SarabunPSK" w:hAnsi="TH SarabunPSK" w:cs="TH SarabunPSK"/>
           <w:color w:val="000000" w:themeColor="text1"/>
           <w:sz w:val="32"/>
           <w:szCs w:val="32"/>
@@ -756,7 +757,7 @@
       <w:proofErr w:type="spellStart"/>
       <w:r>
         <w:rPr>
-          <w:rFonts w:ascii="TH Sarabun New" w:hAnsi="TH Sarabun New" w:cs="TH Sarabun New"/>
+          <w:rFonts w:ascii="TH SarabunPSK" w:hAnsi="TH SarabunPSK" w:cs="TH SarabunPSK"/>
           <w:color w:val="000000" w:themeColor="text1"/>
           <w:sz w:val="32"/>
           <w:szCs w:val="32"/>
@@ -766,7 +767,7 @@
       <w:proofErr w:type="spellEnd"/>
       <w:r>
         <w:rPr>
-          <w:rFonts w:ascii="TH Sarabun New" w:hAnsi="TH Sarabun New" w:cs="TH Sarabun New"/>
+          <w:rFonts w:ascii="TH SarabunPSK" w:hAnsi="TH SarabunPSK" w:cs="TH SarabunPSK"/>
           <w:color w:val="000000" w:themeColor="text1"/>
           <w:sz w:val="32"/>
           <w:szCs w:val="32"/>
@@ -775,7 +776,7 @@
       </w:r>
       <w:r>
         <w:rPr>
-          <w:rFonts w:ascii="TH Sarabun New" w:hAnsi="TH Sarabun New" w:cs="TH Sarabun New"/>
+          <w:rFonts w:ascii="TH SarabunPSK" w:hAnsi="TH SarabunPSK" w:cs="TH SarabunPSK"/>
           <w:color w:val="000000" w:themeColor="text1"/>
           <w:sz w:val="32"/>
           <w:szCs w:val="32"/>
@@ -785,7 +786,7 @@
       </w:r>
       <w:r>
         <w:rPr>
-          <w:rFonts w:ascii="TH Sarabun New" w:hAnsi="TH Sarabun New" w:cs="TH Sarabun New"/>
+          <w:rFonts w:ascii="TH SarabunPSK" w:hAnsi="TH SarabunPSK" w:cs="TH SarabunPSK"/>
           <w:color w:val="000000" w:themeColor="text1"/>
           <w:sz w:val="32"/>
           <w:szCs w:val="32"/>
@@ -795,13 +796,13 @@
       </w:r>
       <w:r>
         <w:rPr>
-          <w:rFonts w:ascii="TH Sarabun New" w:hAnsi="TH Sarabun New" w:cs="TH Sarabun New"/>
+          <w:rFonts w:ascii="TH SarabunPSK" w:hAnsi="TH SarabunPSK" w:cs="TH SarabunPSK"/>
         </w:rPr>
         <w:t xml:space="preserve"> </w:t>
       </w:r>
       <w:r>
         <w:rPr>
-          <w:rFonts w:ascii="TH Sarabun New" w:hAnsi="TH Sarabun New" w:cs="TH Sarabun New"/>
+          <w:rFonts w:ascii="TH SarabunPSK" w:hAnsi="TH SarabunPSK" w:cs="TH SarabunPSK"/>
           <w:color w:val="000000" w:themeColor="text1"/>
           <w:sz w:val="32"/>
           <w:szCs w:val="32"/>
@@ -811,7 +812,7 @@
       <w:proofErr w:type="spellStart"/>
       <w:r>
         <w:rPr>
-          <w:rFonts w:ascii="TH Sarabun New" w:hAnsi="TH Sarabun New" w:cs="TH Sarabun New"/>
+          <w:rFonts w:ascii="TH SarabunPSK" w:hAnsi="TH SarabunPSK" w:cs="TH SarabunPSK"/>
           <w:color w:val="000000" w:themeColor="text1"/>
           <w:sz w:val="32"/>
           <w:szCs w:val="32"/>
@@ -821,7 +822,7 @@
       <w:proofErr w:type="spellEnd"/>
       <w:r>
         <w:rPr>
-          <w:rFonts w:ascii="TH Sarabun New" w:hAnsi="TH Sarabun New" w:cs="TH Sarabun New"/>
+          <w:rFonts w:ascii="TH SarabunPSK" w:hAnsi="TH SarabunPSK" w:cs="TH SarabunPSK"/>
           <w:color w:val="000000" w:themeColor="text1"/>
           <w:sz w:val="32"/>
           <w:szCs w:val="32"/>
@@ -830,7 +831,7 @@
       </w:r>
       <w:r>
         <w:rPr>
-          <w:rFonts w:ascii="TH Sarabun New" w:hAnsi="TH Sarabun New" w:cs="TH Sarabun New"/>
+          <w:rFonts w:ascii="TH SarabunPSK" w:hAnsi="TH SarabunPSK" w:cs="TH SarabunPSK"/>
           <w:color w:val="000000" w:themeColor="text1"/>
           <w:sz w:val="32"/>
           <w:szCs w:val="32"/>
@@ -840,7 +841,7 @@
       </w:r>
       <w:r>
         <w:rPr>
-          <w:rFonts w:ascii="TH Sarabun New" w:hAnsi="TH Sarabun New" w:cs="TH Sarabun New"/>
+          <w:rFonts w:ascii="TH SarabunPSK" w:hAnsi="TH SarabunPSK" w:cs="TH SarabunPSK"/>
           <w:color w:val="000000" w:themeColor="text1"/>
           <w:sz w:val="32"/>
           <w:szCs w:val="32"/>
@@ -850,7 +851,7 @@
       </w:r>
       <w:r>
         <w:rPr>
-          <w:rFonts w:ascii="TH Sarabun New" w:hAnsi="TH Sarabun New" w:cs="TH Sarabun New"/>
+          <w:rFonts w:ascii="TH SarabunPSK" w:hAnsi="TH SarabunPSK" w:cs="TH SarabunPSK"/>
           <w:color w:val="000000" w:themeColor="text1"/>
           <w:sz w:val="32"/>
           <w:szCs w:val="32"/>
@@ -860,7 +861,7 @@
       </w:r>
       <w:r>
         <w:rPr>
-          <w:rFonts w:ascii="TH Sarabun New" w:hAnsi="TH Sarabun New" w:cs="TH Sarabun New"/>
+          <w:rFonts w:ascii="TH SarabunPSK" w:hAnsi="TH SarabunPSK" w:cs="TH SarabunPSK"/>
           <w:color w:val="000000" w:themeColor="text1"/>
           <w:sz w:val="32"/>
           <w:szCs w:val="32"/>
@@ -870,7 +871,7 @@
       </w:r>
       <w:r>
         <w:rPr>
-          <w:rFonts w:ascii="TH Sarabun New" w:hAnsi="TH Sarabun New" w:cs="TH Sarabun New"/>
+          <w:rFonts w:ascii="TH SarabunPSK" w:hAnsi="TH SarabunPSK" w:cs="TH SarabunPSK"/>
           <w:color w:val="000000" w:themeColor="text1"/>
           <w:sz w:val="32"/>
           <w:szCs w:val="32"/>
@@ -880,13 +881,13 @@
       </w:r>
       <w:r>
         <w:rPr>
-          <w:rFonts w:ascii="TH Sarabun New" w:hAnsi="TH Sarabun New" w:cs="TH Sarabun New"/>
+          <w:rFonts w:ascii="TH SarabunPSK" w:hAnsi="TH SarabunPSK" w:cs="TH SarabunPSK"/>
         </w:rPr>
         <w:t xml:space="preserve"> </w:t>
       </w:r>
       <w:r>
         <w:rPr>
-          <w:rFonts w:ascii="TH Sarabun New" w:hAnsi="TH Sarabun New" w:cs="TH Sarabun New"/>
+          <w:rFonts w:ascii="TH SarabunPSK" w:hAnsi="TH SarabunPSK" w:cs="TH SarabunPSK"/>
           <w:color w:val="000000" w:themeColor="text1"/>
           <w:sz w:val="32"/>
           <w:szCs w:val="32"/>
@@ -898,7 +899,7 @@
       <w:pPr>
         <w:spacing w:after="0" w:line="240" w:lineRule="auto"/>
         <w:rPr>
-          <w:rFonts w:ascii="TH Sarabun New" w:hAnsi="TH Sarabun New" w:cs="TH Sarabun New"/>
+          <w:rFonts w:ascii="TH SarabunPSK" w:hAnsi="TH SarabunPSK" w:cs="TH SarabunPSK"/>
           <w:color w:val="000000" w:themeColor="text1"/>
           <w:sz w:val="32"/>
           <w:szCs w:val="32"/>
@@ -906,7 +907,7 @@
       </w:pPr>
       <w:r>
         <w:rPr>
-          <w:rFonts w:ascii="TH Sarabun New" w:hAnsi="TH Sarabun New" w:cs="TH Sarabun New"/>
+          <w:rFonts w:ascii="TH SarabunPSK" w:hAnsi="TH SarabunPSK" w:cs="TH SarabunPSK"/>
           <w:color w:val="000000" w:themeColor="text1"/>
           <w:sz w:val="32"/>
           <w:szCs w:val="32"/>
@@ -916,7 +917,7 @@
       </w:r>
       <w:r>
         <w:rPr>
-          <w:rFonts w:ascii="TH Sarabun New" w:hAnsi="TH Sarabun New" w:cs="TH Sarabun New"/>
+          <w:rFonts w:ascii="TH SarabunPSK" w:hAnsi="TH SarabunPSK" w:cs="TH SarabunPSK"/>
           <w:color w:val="000000" w:themeColor="text1"/>
           <w:sz w:val="32"/>
           <w:szCs w:val="32"/>
@@ -926,7 +927,7 @@
       </w:r>
       <w:r>
         <w:rPr>
-          <w:rFonts w:ascii="TH Sarabun New" w:hAnsi="TH Sarabun New" w:cs="TH Sarabun New"/>
+          <w:rFonts w:ascii="TH SarabunPSK" w:hAnsi="TH SarabunPSK" w:cs="TH SarabunPSK"/>
           <w:color w:val="000000" w:themeColor="text1"/>
           <w:sz w:val="32"/>
           <w:szCs w:val="32"/>
@@ -936,7 +937,7 @@
       </w:r>
       <w:r>
         <w:rPr>
-          <w:rFonts w:ascii="TH Sarabun New" w:hAnsi="TH Sarabun New" w:cs="TH Sarabun New"/>
+          <w:rFonts w:ascii="TH SarabunPSK" w:hAnsi="TH SarabunPSK" w:cs="TH SarabunPSK"/>
           <w:color w:val="000000" w:themeColor="text1"/>
           <w:sz w:val="32"/>
           <w:szCs w:val="32"/>
@@ -946,7 +947,7 @@
       </w:r>
       <w:r>
         <w:rPr>
-          <w:rFonts w:ascii="TH Sarabun New" w:hAnsi="TH Sarabun New" w:cs="TH Sarabun New"/>
+          <w:rFonts w:ascii="TH SarabunPSK" w:hAnsi="TH SarabunPSK" w:cs="TH SarabunPSK"/>
           <w:color w:val="000000" w:themeColor="text1"/>
           <w:sz w:val="32"/>
           <w:szCs w:val="32"/>
@@ -956,7 +957,7 @@
       </w:r>
       <w:r>
         <w:rPr>
-          <w:rFonts w:ascii="TH Sarabun New" w:hAnsi="TH Sarabun New" w:cs="TH Sarabun New"/>
+          <w:rFonts w:ascii="TH SarabunPSK" w:hAnsi="TH SarabunPSK" w:cs="TH SarabunPSK"/>
           <w:color w:val="000000" w:themeColor="text1"/>
           <w:sz w:val="32"/>
           <w:szCs w:val="32"/>
@@ -969,7 +970,7 @@
       <w:pPr>
         <w:spacing w:after="0" w:line="240" w:lineRule="auto"/>
         <w:rPr>
-          <w:rFonts w:ascii="TH Sarabun New" w:hAnsi="TH Sarabun New" w:cs="TH Sarabun New"/>
+          <w:rFonts w:ascii="TH SarabunPSK" w:hAnsi="TH SarabunPSK" w:cs="TH SarabunPSK"/>
           <w:color w:val="000000" w:themeColor="text1"/>
           <w:sz w:val="16"/>
           <w:szCs w:val="16"/>
@@ -981,7 +982,7 @@
         <w:spacing w:after="0" w:line="240" w:lineRule="auto"/>
         <w:ind w:left="5529" w:hanging="709"/>
         <w:rPr>
-          <w:rFonts w:ascii="TH Sarabun New" w:hAnsi="TH Sarabun New" w:cs="TH Sarabun New"/>
+          <w:rFonts w:ascii="TH SarabunPSK" w:hAnsi="TH SarabunPSK" w:cs="TH SarabunPSK"/>
           <w:color w:val="000000" w:themeColor="text1"/>
           <w:sz w:val="32"/>
           <w:szCs w:val="32"/>
@@ -989,7 +990,7 @@
       </w:pPr>
       <w:r>
         <w:rPr>
-          <w:rFonts w:ascii="TH Sarabun New" w:hAnsi="TH Sarabun New" w:cs="TH Sarabun New"/>
+          <w:rFonts w:ascii="TH SarabunPSK" w:hAnsi="TH SarabunPSK" w:cs="TH SarabunPSK"/>
           <w:color w:val="000000" w:themeColor="text1"/>
           <w:sz w:val="32"/>
           <w:szCs w:val="32"/>
@@ -999,7 +1000,7 @@
       <w:proofErr w:type="gramStart"/>
       <w:r>
         <w:rPr>
-          <w:rFonts w:ascii="TH Sarabun New" w:hAnsi="TH Sarabun New" w:cs="TH Sarabun New"/>
+          <w:rFonts w:ascii="TH SarabunPSK" w:hAnsi="TH SarabunPSK" w:cs="TH SarabunPSK"/>
           <w:color w:val="000000" w:themeColor="text1"/>
           <w:sz w:val="32"/>
           <w:szCs w:val="32"/>
@@ -1008,7 +1009,7 @@
       </w:r>
       <w:r>
         <w:rPr>
-          <w:rFonts w:ascii="TH Sarabun New" w:hAnsi="TH Sarabun New" w:cs="TH Sarabun New"/>
+          <w:rFonts w:ascii="TH SarabunPSK" w:hAnsi="TH SarabunPSK" w:cs="TH SarabunPSK"/>
           <w:color w:val="000000" w:themeColor="text1"/>
           <w:sz w:val="32"/>
           <w:szCs w:val="32"/>
@@ -1019,7 +1020,7 @@
       <w:proofErr w:type="gramEnd"/>
       <w:r>
         <w:rPr>
-          <w:rFonts w:ascii="TH Sarabun New" w:hAnsi="TH Sarabun New" w:cs="TH Sarabun New"/>
+          <w:rFonts w:ascii="TH SarabunPSK" w:hAnsi="TH SarabunPSK" w:cs="TH SarabunPSK"/>
           <w:color w:val="000000" w:themeColor="text1"/>
           <w:sz w:val="32"/>
           <w:szCs w:val="32"/>
@@ -1029,7 +1030,7 @@
       </w:r>
       <w:r>
         <w:rPr>
-          <w:rFonts w:ascii="TH Sarabun New" w:hAnsi="TH Sarabun New" w:cs="TH Sarabun New"/>
+          <w:rFonts w:ascii="TH SarabunPSK" w:hAnsi="TH SarabunPSK" w:cs="TH SarabunPSK"/>
           <w:color w:val="000000" w:themeColor="text1"/>
           <w:sz w:val="32"/>
           <w:szCs w:val="32"/>
@@ -1039,7 +1040,7 @@
       </w:r>
       <w:r>
         <w:rPr>
-          <w:rFonts w:ascii="TH Sarabun New" w:hAnsi="TH Sarabun New" w:cs="TH Sarabun New"/>
+          <w:rFonts w:ascii="TH SarabunPSK" w:hAnsi="TH SarabunPSK" w:cs="TH SarabunPSK"/>
           <w:color w:val="000000" w:themeColor="text1"/>
           <w:sz w:val="32"/>
           <w:szCs w:val="32"/>
@@ -1050,7 +1051,7 @@
       <w:proofErr w:type="gramStart"/>
       <w:r>
         <w:rPr>
-          <w:rFonts w:ascii="TH Sarabun New" w:hAnsi="TH Sarabun New" w:cs="TH Sarabun New"/>
+          <w:rFonts w:ascii="TH SarabunPSK" w:hAnsi="TH SarabunPSK" w:cs="TH SarabunPSK"/>
           <w:color w:val="000000" w:themeColor="text1"/>
           <w:sz w:val="32"/>
           <w:szCs w:val="32"/>
@@ -1060,7 +1061,7 @@
       </w:r>
       <w:r>
         <w:rPr>
-          <w:rFonts w:ascii="TH Sarabun New" w:hAnsi="TH Sarabun New" w:cs="TH Sarabun New"/>
+          <w:rFonts w:ascii="TH SarabunPSK" w:hAnsi="TH SarabunPSK" w:cs="TH SarabunPSK"/>
           <w:color w:val="000000" w:themeColor="text1"/>
           <w:sz w:val="32"/>
           <w:szCs w:val="32"/>
@@ -1071,7 +1072,7 @@
       <w:proofErr w:type="gramEnd"/>
       <w:r>
         <w:rPr>
-          <w:rFonts w:ascii="TH Sarabun New" w:hAnsi="TH Sarabun New" w:cs="TH Sarabun New"/>
+          <w:rFonts w:ascii="TH SarabunPSK" w:hAnsi="TH SarabunPSK" w:cs="TH SarabunPSK"/>
           <w:color w:val="000000" w:themeColor="text1"/>
           <w:sz w:val="32"/>
           <w:szCs w:val="32"/>
@@ -1081,7 +1082,7 @@
       <w:proofErr w:type="spellStart"/>
       <w:r>
         <w:rPr>
-          <w:rFonts w:ascii="TH Sarabun New" w:hAnsi="TH Sarabun New" w:cs="TH Sarabun New"/>
+          <w:rFonts w:ascii="TH SarabunPSK" w:hAnsi="TH SarabunPSK" w:cs="TH SarabunPSK"/>
           <w:color w:val="000000" w:themeColor="text1"/>
           <w:sz w:val="32"/>
           <w:szCs w:val="32"/>
@@ -1092,7 +1093,7 @@
       <w:proofErr w:type="gramStart"/>
       <w:r>
         <w:rPr>
-          <w:rFonts w:ascii="TH Sarabun New" w:hAnsi="TH Sarabun New" w:cs="TH Sarabun New"/>
+          <w:rFonts w:ascii="TH SarabunPSK" w:hAnsi="TH SarabunPSK" w:cs="TH SarabunPSK"/>
           <w:color w:val="000000" w:themeColor="text1"/>
           <w:sz w:val="32"/>
           <w:szCs w:val="32"/>
@@ -1101,7 +1102,7 @@
       </w:r>
       <w:r>
         <w:rPr>
-          <w:rFonts w:ascii="TH Sarabun New" w:hAnsi="TH Sarabun New" w:cs="TH Sarabun New"/>
+          <w:rFonts w:ascii="TH SarabunPSK" w:hAnsi="TH SarabunPSK" w:cs="TH SarabunPSK"/>
           <w:color w:val="000000" w:themeColor="text1"/>
           <w:sz w:val="32"/>
           <w:szCs w:val="32"/>
@@ -1111,7 +1112,7 @@
       </w:r>
       <w:r>
         <w:rPr>
-          <w:rFonts w:ascii="TH Sarabun New" w:hAnsi="TH Sarabun New" w:cs="TH Sarabun New"/>
+          <w:rFonts w:ascii="TH SarabunPSK" w:hAnsi="TH SarabunPSK" w:cs="TH SarabunPSK"/>
           <w:color w:val="000000" w:themeColor="text1"/>
           <w:sz w:val="32"/>
           <w:szCs w:val="32"/>
@@ -1125,7 +1126,7 @@
       <w:pPr>
         <w:spacing w:after="0" w:line="240" w:lineRule="auto"/>
         <w:rPr>
-          <w:rFonts w:ascii="TH Sarabun New" w:hAnsi="TH Sarabun New" w:cs="TH Sarabun New"/>
+          <w:rFonts w:ascii="TH SarabunPSK" w:hAnsi="TH SarabunPSK" w:cs="TH SarabunPSK"/>
           <w:b/>
           <w:bCs/>
           <w:color w:val="000000" w:themeColor="text1"/>
@@ -1135,7 +1136,7 @@
       </w:pPr>
       <w:r>
         <w:rPr>
-          <w:rFonts w:ascii="TH Sarabun New" w:hAnsi="TH Sarabun New" w:cs="TH Sarabun New"/>
+          <w:rFonts w:ascii="TH SarabunPSK" w:hAnsi="TH SarabunPSK" w:cs="TH SarabunPSK"/>
           <w:color w:val="000000" w:themeColor="text1"/>
           <w:sz w:val="32"/>
           <w:szCs w:val="32"/>
@@ -1145,7 +1146,7 @@
       </w:r>
       <w:r>
         <w:rPr>
-          <w:rFonts w:ascii="TH Sarabun New" w:hAnsi="TH Sarabun New" w:cs="TH Sarabun New"/>
+          <w:rFonts w:ascii="TH SarabunPSK" w:hAnsi="TH SarabunPSK" w:cs="TH SarabunPSK"/>
           <w:b/>
           <w:bCs/>
           <w:color w:val="000000" w:themeColor="text1"/>
@@ -1157,7 +1158,7 @@
       </w:r>
       <w:r>
         <w:rPr>
-          <w:rFonts w:ascii="TH Sarabun New" w:hAnsi="TH Sarabun New" w:cs="TH Sarabun New"/>
+          <w:rFonts w:ascii="TH SarabunPSK" w:hAnsi="TH SarabunPSK" w:cs="TH SarabunPSK"/>
           <w:color w:val="000000" w:themeColor="text1"/>
           <w:sz w:val="32"/>
           <w:szCs w:val="32"/>
@@ -1167,7 +1168,7 @@
       </w:r>
       <w:r>
         <w:rPr>
-          <w:rFonts w:ascii="TH Sarabun New" w:hAnsi="TH Sarabun New" w:cs="TH Sarabun New"/>
+          <w:rFonts w:ascii="TH SarabunPSK" w:hAnsi="TH SarabunPSK" w:cs="TH SarabunPSK"/>
           <w:color w:val="000000" w:themeColor="text1"/>
           <w:sz w:val="32"/>
           <w:szCs w:val="32"/>
@@ -1177,7 +1178,7 @@
       </w:r>
       <w:r>
         <w:rPr>
-          <w:rFonts w:ascii="TH Sarabun New" w:hAnsi="TH Sarabun New" w:cs="TH Sarabun New"/>
+          <w:rFonts w:ascii="TH SarabunPSK" w:hAnsi="TH SarabunPSK" w:cs="TH SarabunPSK"/>
           <w:color w:val="000000" w:themeColor="text1"/>
           <w:sz w:val="32"/>
           <w:szCs w:val="32"/>
@@ -1187,7 +1188,7 @@
       </w:r>
       <w:r>
         <w:rPr>
-          <w:rFonts w:ascii="TH Sarabun New" w:hAnsi="TH Sarabun New" w:cs="TH Sarabun New"/>
+          <w:rFonts w:ascii="TH SarabunPSK" w:hAnsi="TH SarabunPSK" w:cs="TH SarabunPSK"/>
           <w:color w:val="000000" w:themeColor="text1"/>
           <w:sz w:val="32"/>
           <w:szCs w:val="32"/>
@@ -1196,7 +1197,7 @@
       </w:r>
       <w:r>
         <w:rPr>
-          <w:rFonts w:ascii="TH Sarabun New" w:hAnsi="TH Sarabun New" w:cs="TH Sarabun New"/>
+          <w:rFonts w:ascii="TH SarabunPSK" w:hAnsi="TH SarabunPSK" w:cs="TH SarabunPSK"/>
           <w:color w:val="000000" w:themeColor="text1"/>
           <w:sz w:val="32"/>
           <w:szCs w:val="32"/>
@@ -1206,7 +1207,7 @@
       </w:r>
       <w:r>
         <w:rPr>
-          <w:rFonts w:ascii="TH Sarabun New" w:hAnsi="TH Sarabun New" w:cs="TH Sarabun New"/>
+          <w:rFonts w:ascii="TH SarabunPSK" w:hAnsi="TH SarabunPSK" w:cs="TH SarabunPSK"/>
           <w:color w:val="000000" w:themeColor="text1"/>
           <w:sz w:val="32"/>
           <w:szCs w:val="32"/>
@@ -1218,7 +1219,7 @@
       <w:pPr>
         <w:spacing w:after="0" w:line="240" w:lineRule="auto"/>
         <w:rPr>
-          <w:rFonts w:ascii="TH Sarabun New" w:hAnsi="TH Sarabun New" w:cs="TH Sarabun New"/>
+          <w:rFonts w:ascii="TH SarabunPSK" w:hAnsi="TH SarabunPSK" w:cs="TH SarabunPSK"/>
           <w:color w:val="000000" w:themeColor="text1"/>
           <w:sz w:val="20"/>
           <w:szCs w:val="20"/>
@@ -1256,7 +1257,7 @@
             <w:pPr>
               <w:spacing w:after="0" w:line="240" w:lineRule="auto"/>
               <w:rPr>
-                <w:rFonts w:ascii="TH Sarabun New" w:hAnsi="TH Sarabun New" w:cs="TH Sarabun New"/>
+                <w:rFonts w:ascii="TH SarabunPSK" w:hAnsi="TH SarabunPSK" w:cs="TH SarabunPSK"/>
                 <w:b/>
                 <w:bCs/>
                 <w:color w:val="000000" w:themeColor="text1"/>
@@ -1266,7 +1267,7 @@
             </w:pPr>
             <w:r>
               <w:rPr>
-                <w:rFonts w:ascii="TH Sarabun New" w:hAnsi="TH Sarabun New" w:cs="TH Sarabun New"/>
+                <w:rFonts w:ascii="TH SarabunPSK" w:hAnsi="TH SarabunPSK" w:cs="TH SarabunPSK"/>
                 <w:b/>
                 <w:bCs/>
                 <w:color w:val="000000" w:themeColor="text1"/>
@@ -1281,7 +1282,7 @@
             <w:pPr>
               <w:spacing w:after="0" w:line="240" w:lineRule="auto"/>
               <w:rPr>
-                <w:rFonts w:ascii="TH Sarabun New" w:hAnsi="TH Sarabun New" w:cs="TH Sarabun New"/>
+                <w:rFonts w:ascii="TH SarabunPSK" w:hAnsi="TH SarabunPSK" w:cs="TH SarabunPSK"/>
                 <w:b/>
                 <w:bCs/>
                 <w:color w:val="000000" w:themeColor="text1"/>
@@ -1291,7 +1292,7 @@
             </w:pPr>
             <w:r>
               <w:rPr>
-                <w:rFonts w:ascii="TH Sarabun New" w:hAnsi="TH Sarabun New" w:cs="TH Sarabun New"/>
+                <w:rFonts w:ascii="TH SarabunPSK" w:hAnsi="TH SarabunPSK" w:cs="TH SarabunPSK"/>
                 <w:b/>
                 <w:bCs/>
                 <w:color w:val="000000" w:themeColor="text1"/>
@@ -1311,7 +1312,7 @@
             <w:pPr>
               <w:spacing w:after="0" w:line="240" w:lineRule="auto"/>
               <w:rPr>
-                <w:rFonts w:ascii="TH Sarabun New" w:hAnsi="TH Sarabun New" w:cs="TH Sarabun New"/>
+                <w:rFonts w:ascii="TH SarabunPSK" w:hAnsi="TH SarabunPSK" w:cs="TH SarabunPSK"/>
                 <w:b/>
                 <w:bCs/>
                 <w:color w:val="000000" w:themeColor="text1"/>
@@ -1321,7 +1322,7 @@
             </w:pPr>
             <w:r>
               <w:rPr>
-                <w:rFonts w:ascii="TH Sarabun New" w:hAnsi="TH Sarabun New" w:cs="TH Sarabun New"/>
+                <w:rFonts w:ascii="TH SarabunPSK" w:hAnsi="TH SarabunPSK" w:cs="TH SarabunPSK"/>
                 <w:b/>
                 <w:bCs/>
                 <w:color w:val="000000" w:themeColor="text1"/>
@@ -1336,7 +1337,7 @@
             <w:pPr>
               <w:spacing w:after="0" w:line="240" w:lineRule="auto"/>
               <w:rPr>
-                <w:rFonts w:ascii="TH Sarabun New" w:hAnsi="TH Sarabun New" w:cs="TH Sarabun New"/>
+                <w:rFonts w:ascii="TH SarabunPSK" w:hAnsi="TH SarabunPSK" w:cs="TH SarabunPSK"/>
                 <w:b/>
                 <w:bCs/>
                 <w:color w:val="000000" w:themeColor="text1"/>
@@ -1346,7 +1347,7 @@
             </w:pPr>
             <w:r>
               <w:rPr>
-                <w:rFonts w:ascii="TH Sarabun New" w:hAnsi="TH Sarabun New" w:cs="TH Sarabun New"/>
+                <w:rFonts w:ascii="TH SarabunPSK" w:hAnsi="TH SarabunPSK" w:cs="TH SarabunPSK"/>
                 <w:b/>
                 <w:bCs/>
                 <w:color w:val="000000" w:themeColor="text1"/>
@@ -1366,7 +1367,7 @@
             <w:pPr>
               <w:spacing w:after="0" w:line="240" w:lineRule="auto"/>
               <w:rPr>
-                <w:rFonts w:ascii="TH Sarabun New" w:hAnsi="TH Sarabun New" w:cs="TH Sarabun New"/>
+                <w:rFonts w:ascii="TH SarabunPSK" w:hAnsi="TH SarabunPSK" w:cs="TH SarabunPSK"/>
                 <w:b/>
                 <w:bCs/>
                 <w:color w:val="000000" w:themeColor="text1"/>
@@ -1376,7 +1377,7 @@
             </w:pPr>
             <w:r>
               <w:rPr>
-                <w:rFonts w:ascii="TH Sarabun New" w:hAnsi="TH Sarabun New" w:cs="TH Sarabun New"/>
+                <w:rFonts w:ascii="TH SarabunPSK" w:hAnsi="TH SarabunPSK" w:cs="TH SarabunPSK"/>
                 <w:b/>
                 <w:bCs/>
                 <w:color w:val="000000" w:themeColor="text1"/>
@@ -1391,7 +1392,7 @@
             <w:pPr>
               <w:spacing w:after="0" w:line="240" w:lineRule="auto"/>
               <w:rPr>
-                <w:rFonts w:ascii="TH Sarabun New" w:hAnsi="TH Sarabun New" w:cs="TH Sarabun New"/>
+                <w:rFonts w:ascii="TH SarabunPSK" w:hAnsi="TH SarabunPSK" w:cs="TH SarabunPSK"/>
                 <w:b/>
                 <w:bCs/>
                 <w:color w:val="000000" w:themeColor="text1"/>
@@ -1401,7 +1402,7 @@
             </w:pPr>
             <w:r>
               <w:rPr>
-                <w:rFonts w:ascii="TH Sarabun New" w:hAnsi="TH Sarabun New" w:cs="TH Sarabun New"/>
+                <w:rFonts w:ascii="TH SarabunPSK" w:hAnsi="TH SarabunPSK" w:cs="TH SarabunPSK"/>
                 <w:b/>
                 <w:bCs/>
                 <w:color w:val="000000" w:themeColor="text1"/>
@@ -1426,7 +1427,7 @@
             <w:pPr>
               <w:spacing w:after="0" w:line="240" w:lineRule="auto"/>
               <w:rPr>
-                <w:rFonts w:ascii="TH Sarabun New" w:hAnsi="TH Sarabun New" w:cs="TH Sarabun New"/>
+                <w:rFonts w:ascii="TH SarabunPSK" w:hAnsi="TH SarabunPSK" w:cs="TH SarabunPSK"/>
                 <w:color w:val="000000" w:themeColor="text1"/>
                 <w:sz w:val="32"/>
                 <w:szCs w:val="32"/>
@@ -1443,7 +1444,7 @@
               <w:spacing w:after="0" w:line="240" w:lineRule="auto"/>
               <w:jc w:val="center"/>
               <w:rPr>
-                <w:rFonts w:ascii="TH Sarabun New" w:hAnsi="TH Sarabun New" w:cs="TH Sarabun New"/>
+                <w:rFonts w:ascii="TH SarabunPSK" w:hAnsi="TH SarabunPSK" w:cs="TH SarabunPSK"/>
                 <w:color w:val="000000" w:themeColor="text1"/>
                 <w:sz w:val="32"/>
                 <w:szCs w:val="32"/>
@@ -1460,7 +1461,7 @@
             <w:pPr>
               <w:spacing w:after="0" w:line="240" w:lineRule="auto"/>
               <w:rPr>
-                <w:rFonts w:ascii="TH Sarabun New" w:hAnsi="TH Sarabun New" w:cs="TH Sarabun New"/>
+                <w:rFonts w:ascii="TH SarabunPSK" w:hAnsi="TH SarabunPSK" w:cs="TH SarabunPSK"/>
                 <w:color w:val="000000" w:themeColor="text1"/>
                 <w:sz w:val="32"/>
                 <w:szCs w:val="32"/>
@@ -1474,7 +1475,7 @@
       <w:pPr>
         <w:spacing w:after="0" w:line="240" w:lineRule="auto"/>
         <w:rPr>
-          <w:rFonts w:ascii="TH Sarabun New" w:hAnsi="TH Sarabun New" w:cs="TH Sarabun New"/>
+          <w:rFonts w:ascii="TH SarabunPSK" w:hAnsi="TH SarabunPSK" w:cs="TH SarabunPSK"/>
           <w:b/>
           <w:bCs/>
           <w:color w:val="000000" w:themeColor="text1"/>
@@ -1484,7 +1485,7 @@
       </w:pPr>
       <w:r>
         <w:rPr>
-          <w:rFonts w:ascii="TH Sarabun New" w:hAnsi="TH Sarabun New" w:cs="TH Sarabun New" w:hint="cs"/>
+          <w:rFonts w:ascii="TH SarabunPSK" w:hAnsi="TH SarabunPSK" w:cs="TH SarabunPSK"/>
           <w:b/>
           <w:bCs/>
           <w:color w:val="000000" w:themeColor="text1"/>
@@ -1496,7 +1497,7 @@
       </w:r>
       <w:r>
         <w:rPr>
-          <w:rFonts w:ascii="TH Sarabun New" w:hAnsi="TH Sarabun New" w:cs="TH Sarabun New"/>
+          <w:rFonts w:ascii="TH SarabunPSK" w:hAnsi="TH SarabunPSK" w:cs="TH SarabunPSK"/>
           <w:b/>
           <w:bCs/>
           <w:color w:val="000000" w:themeColor="text1"/>
@@ -1511,7 +1512,7 @@
       <w:pPr>
         <w:spacing w:after="0" w:line="240" w:lineRule="auto"/>
         <w:rPr>
-          <w:rFonts w:ascii="TH Sarabun New" w:hAnsi="TH Sarabun New" w:cs="TH Sarabun New"/>
+          <w:rFonts w:ascii="TH SarabunPSK" w:hAnsi="TH SarabunPSK" w:cs="TH SarabunPSK"/>
           <w:color w:val="000000" w:themeColor="text1"/>
           <w:sz w:val="32"/>
           <w:szCs w:val="32"/>
@@ -1519,7 +1520,7 @@
       </w:pPr>
       <w:r>
         <w:rPr>
-          <w:rFonts w:ascii="TH Sarabun New" w:hAnsi="TH Sarabun New" w:cs="TH Sarabun New"/>
+          <w:rFonts w:ascii="TH SarabunPSK" w:hAnsi="TH SarabunPSK" w:cs="TH SarabunPSK"/>
           <w:color w:val="000000" w:themeColor="text1"/>
           <w:sz w:val="32"/>
           <w:szCs w:val="32"/>
@@ -1529,7 +1530,7 @@
       </w:r>
       <w:r>
         <w:rPr>
-          <w:rFonts w:ascii="TH Sarabun New" w:hAnsi="TH Sarabun New" w:cs="TH Sarabun New"/>
+          <w:rFonts w:ascii="TH SarabunPSK" w:hAnsi="TH SarabunPSK" w:cs="TH SarabunPSK"/>
           <w:color w:val="000000" w:themeColor="text1"/>
           <w:sz w:val="32"/>
           <w:szCs w:val="32"/>
@@ -1539,7 +1540,7 @@
       </w:r>
       <w:r>
         <w:rPr>
-          <w:rFonts w:ascii="TH Sarabun New" w:hAnsi="TH Sarabun New" w:cs="TH Sarabun New"/>
+          <w:rFonts w:ascii="TH SarabunPSK" w:hAnsi="TH SarabunPSK" w:cs="TH SarabunPSK"/>
           <w:color w:val="000000" w:themeColor="text1"/>
           <w:sz w:val="32"/>
           <w:szCs w:val="32"/>
@@ -1549,7 +1550,7 @@
       </w:r>
       <w:r>
         <w:rPr>
-          <w:rFonts w:ascii="TH Sarabun New" w:hAnsi="TH Sarabun New" w:cs="TH Sarabun New"/>
+          <w:rFonts w:ascii="TH SarabunPSK" w:hAnsi="TH SarabunPSK" w:cs="TH SarabunPSK"/>
           <w:color w:val="000000" w:themeColor="text1"/>
           <w:sz w:val="32"/>
           <w:szCs w:val="32"/>
@@ -1559,7 +1560,7 @@
       </w:r>
       <w:r>
         <w:rPr>
-          <w:rFonts w:ascii="TH Sarabun New" w:hAnsi="TH Sarabun New" w:cs="TH Sarabun New"/>
+          <w:rFonts w:ascii="TH SarabunPSK" w:hAnsi="TH SarabunPSK" w:cs="TH SarabunPSK"/>
           <w:color w:val="000000" w:themeColor="text1"/>
           <w:sz w:val="32"/>
           <w:szCs w:val="32"/>
@@ -1571,7 +1572,7 @@
       <w:pPr>
         <w:spacing w:after="0" w:line="240" w:lineRule="auto"/>
         <w:rPr>
-          <w:rFonts w:ascii="TH Sarabun New" w:hAnsi="TH Sarabun New" w:cs="TH Sarabun New"/>
+          <w:rFonts w:ascii="TH SarabunPSK" w:hAnsi="TH SarabunPSK" w:cs="TH SarabunPSK"/>
           <w:color w:val="000000" w:themeColor="text1"/>
           <w:sz w:val="32"/>
           <w:szCs w:val="32"/>
@@ -1579,7 +1580,7 @@
       </w:pPr>
       <w:r>
         <w:rPr>
-          <w:rFonts w:ascii="TH Sarabun New" w:hAnsi="TH Sarabun New" w:cs="TH Sarabun New"/>
+          <w:rFonts w:ascii="TH SarabunPSK" w:hAnsi="TH SarabunPSK" w:cs="TH SarabunPSK"/>
           <w:color w:val="000000" w:themeColor="text1"/>
           <w:sz w:val="32"/>
           <w:szCs w:val="32"/>
@@ -1589,12 +1590,21 @@
       </w:r>
       <w:r>
         <w:rPr>
-          <w:rFonts w:ascii="TH Sarabun New" w:hAnsi="TH Sarabun New" w:cs="TH Sarabun New"/>
+          <w:rFonts w:ascii="TH SarabunPSK" w:hAnsi="TH SarabunPSK" w:cs="TH SarabunPSK"/>
           <w:color w:val="000000" w:themeColor="text1"/>
           <w:sz w:val="32"/>
           <w:szCs w:val="32"/>
         </w:rPr>
         <w:t>…………………………………………………</w:t>
+      </w:r>
+      <w:r>
+        <w:rPr>
+          <w:rFonts w:ascii="TH SarabunPSK" w:hAnsi="TH SarabunPSK" w:cs="TH SarabunPSK"/>
+          <w:color w:val="000000" w:themeColor="text1"/>
+          <w:sz w:val="32"/>
+          <w:szCs w:val="32"/>
+        </w:rPr>
+        <w:t>…………</w:t>
       </w:r>
     </w:p>
     <w:p>
@@ -1602,7 +1612,7 @@
         <w:spacing w:after="0" w:line="240" w:lineRule="auto"/>
         <w:ind w:left="720" w:firstLine="720"/>
         <w:rPr>
-          <w:rFonts w:ascii="TH Sarabun New" w:hAnsi="TH Sarabun New" w:cs="TH Sarabun New"/>
+          <w:rFonts w:ascii="TH SarabunPSK" w:hAnsi="TH SarabunPSK" w:cs="TH SarabunPSK"/>
           <w:color w:val="000000" w:themeColor="text1"/>
           <w:sz w:val="32"/>
           <w:szCs w:val="32"/>
@@ -1610,7 +1620,7 @@
       </w:pPr>
       <w:r>
         <w:rPr>
-          <w:rFonts w:ascii="TH Sarabun New" w:hAnsi="TH Sarabun New" w:cs="TH Sarabun New"/>
+          <w:rFonts w:ascii="TH SarabunPSK" w:hAnsi="TH SarabunPSK" w:cs="TH SarabunPSK"/>
           <w:color w:val="000000" w:themeColor="text1"/>
           <w:sz w:val="32"/>
           <w:szCs w:val="32"/>
@@ -1620,7 +1630,7 @@
       </w:r>
       <w:r>
         <w:rPr>
-          <w:rFonts w:ascii="TH Sarabun New" w:hAnsi="TH Sarabun New" w:cs="TH Sarabun New"/>
+          <w:rFonts w:ascii="TH SarabunPSK" w:hAnsi="TH SarabunPSK" w:cs="TH SarabunPSK"/>
           <w:color w:val="000000" w:themeColor="text1"/>
           <w:sz w:val="32"/>
           <w:szCs w:val="32"/>
@@ -1632,59 +1642,18 @@
       <w:pPr>
         <w:spacing w:after="0" w:line="240" w:lineRule="auto"/>
         <w:rPr>
-          <w:rFonts w:ascii="TH Sarabun New" w:hAnsi="TH Sarabun New" w:cs="TH Sarabun New"/>
+          <w:rFonts w:ascii="TH SarabunPSK" w:hAnsi="TH SarabunPSK" w:cs="TH SarabunPSK"/>
           <w:color w:val="000000" w:themeColor="text1"/>
           <w:sz w:val="32"/>
           <w:szCs w:val="32"/>
         </w:rPr>
       </w:pPr>
-      <w:r>
-        <w:rPr>
-          <w:rFonts w:ascii="TH Sarabun New" w:hAnsi="TH Sarabun New" w:cs="TH Sarabun New"/>
-          <w:color w:val="000000" w:themeColor="text1"/>
-          <w:sz w:val="32"/>
-          <w:szCs w:val="32"/>
-          <w:cs/>
-        </w:rPr>
-        <w:t>(ลงชื่อ) ................................. ผู้ตรวจสอบ</w:t>
-      </w:r>
-      <w:r>
-        <w:rPr>
-          <w:rFonts w:ascii="TH Sarabun New" w:hAnsi="TH Sarabun New" w:cs="TH Sarabun New"/>
-          <w:color w:val="000000" w:themeColor="text1"/>
-          <w:sz w:val="32"/>
-          <w:szCs w:val="32"/>
-          <w:cs/>
-        </w:rPr>
-        <w:tab/>
-        <w:t xml:space="preserve">     </w:t>
-      </w:r>
-      <w:r>
-        <w:rPr>
-          <w:rFonts w:ascii="TH Sarabun New" w:hAnsi="TH Sarabun New" w:cs="TH Sarabun New" w:hint="cs"/>
-          <w:color w:val="000000" w:themeColor="text1"/>
-          <w:sz w:val="32"/>
-          <w:szCs w:val="32"/>
-          <w:cs/>
-        </w:rPr>
-        <w:t xml:space="preserve">  </w:t>
-      </w:r>
-      <w:r>
-        <w:rPr>
-          <w:rFonts w:ascii="TH Sarabun New" w:hAnsi="TH Sarabun New" w:cs="TH Sarabun New"/>
-          <w:color w:val="000000" w:themeColor="text1"/>
-          <w:sz w:val="32"/>
-          <w:szCs w:val="32"/>
-          <w:cs/>
-        </w:rPr>
-        <w:t xml:space="preserve">(ลงชื่อ) พ.ต.ท...............................................   </w:t>
-      </w:r>
     </w:p>
     <w:p>
       <w:pPr>
         <w:spacing w:after="0" w:line="240" w:lineRule="auto"/>
         <w:rPr>
-          <w:rFonts w:ascii="TH Sarabun New" w:hAnsi="TH Sarabun New" w:cs="TH Sarabun New"/>
+          <w:rFonts w:ascii="TH SarabunPSK" w:hAnsi="TH SarabunPSK" w:cs="TH SarabunPSK"/>
           <w:color w:val="000000" w:themeColor="text1"/>
           <w:sz w:val="32"/>
           <w:szCs w:val="32"/>
@@ -1692,315 +1661,61 @@
       </w:pPr>
       <w:r>
         <w:rPr>
-          <w:rFonts w:ascii="TH Sarabun New" w:hAnsi="TH Sarabun New" w:cs="TH Sarabun New"/>
-          <w:color w:val="000000" w:themeColor="text1"/>
-          <w:sz w:val="32"/>
-          <w:szCs w:val="32"/>
-          <w:cs/>
-        </w:rPr>
-        <w:t xml:space="preserve">          (......................................... )</w:t>
-      </w:r>
-      <w:r>
-        <w:rPr>
-          <w:rFonts w:ascii="TH Sarabun New" w:hAnsi="TH Sarabun New" w:cs="TH Sarabun New"/>
-          <w:color w:val="000000" w:themeColor="text1"/>
-          <w:sz w:val="32"/>
-          <w:szCs w:val="32"/>
-          <w:cs/>
-        </w:rPr>
-        <w:t xml:space="preserve"> </w:t>
-      </w:r>
-      <w:r>
-        <w:rPr>
-          <w:rFonts w:ascii="TH Sarabun New" w:hAnsi="TH Sarabun New" w:cs="TH Sarabun New"/>
+          <w:rFonts w:ascii="TH SarabunPSK" w:hAnsi="TH SarabunPSK" w:cs="TH SarabunPSK"/>
+          <w:color w:val="000000" w:themeColor="text1"/>
+          <w:sz w:val="32"/>
+          <w:szCs w:val="32"/>
+          <w:cs/>
+        </w:rPr>
+        <w:t>(ลงชื่อ) ................................. ผู้ตรวจสอบ</w:t>
+      </w:r>
+      <w:r>
+        <w:rPr>
+          <w:rFonts w:ascii="TH SarabunPSK" w:hAnsi="TH SarabunPSK" w:cs="TH SarabunPSK"/>
           <w:color w:val="000000" w:themeColor="text1"/>
           <w:sz w:val="32"/>
           <w:szCs w:val="32"/>
           <w:cs/>
         </w:rPr>
         <w:tab/>
-      </w:r>
-      <w:r>
-        <w:rPr>
-          <w:rFonts w:ascii="TH Sarabun New" w:hAnsi="TH Sarabun New" w:cs="TH Sarabun New"/>
-          <w:color w:val="000000" w:themeColor="text1"/>
-          <w:sz w:val="32"/>
-          <w:szCs w:val="32"/>
-          <w:cs/>
-        </w:rPr>
-        <w:tab/>
-      </w:r>
-      <w:r>
-        <w:rPr>
-          <w:rFonts w:ascii="TH Sarabun New" w:hAnsi="TH Sarabun New" w:cs="TH Sarabun New"/>
-          <w:color w:val="000000" w:themeColor="text1"/>
-          <w:sz w:val="32"/>
-          <w:szCs w:val="32"/>
-          <w:cs/>
-        </w:rPr>
-        <w:tab/>
-      </w:r>
-      <w:r>
-        <w:rPr>
-          <w:rFonts w:ascii="TH Sarabun New" w:hAnsi="TH Sarabun New" w:cs="TH Sarabun New"/>
-          <w:color w:val="000000" w:themeColor="text1"/>
-          <w:sz w:val="32"/>
-          <w:szCs w:val="32"/>
-          <w:cs/>
-        </w:rPr>
-        <w:tab/>
-      </w:r>
-      <w:r>
-        <w:rPr>
-          <w:rFonts w:ascii="TH Sarabun New" w:hAnsi="TH Sarabun New" w:cs="TH Sarabun New"/>
-          <w:color w:val="000000" w:themeColor="text1"/>
-          <w:sz w:val="32"/>
-          <w:szCs w:val="32"/>
-          <w:cs/>
-        </w:rPr>
-        <w:t>(  ยุทธพง</w:t>
-      </w:r>
-      <w:proofErr w:type="spellStart"/>
-      <w:r>
-        <w:rPr>
-          <w:rFonts w:ascii="TH Sarabun New" w:hAnsi="TH Sarabun New" w:cs="TH Sarabun New"/>
-          <w:color w:val="000000" w:themeColor="text1"/>
-          <w:sz w:val="32"/>
-          <w:szCs w:val="32"/>
-          <w:cs/>
-        </w:rPr>
-        <w:t>ษ์</w:t>
-      </w:r>
-      <w:proofErr w:type="spellEnd"/>
-      <w:r>
-        <w:rPr>
-          <w:rFonts w:ascii="TH Sarabun New" w:hAnsi="TH Sarabun New" w:cs="TH Sarabun New"/>
-          <w:color w:val="000000" w:themeColor="text1"/>
-          <w:sz w:val="32"/>
-          <w:szCs w:val="32"/>
-          <w:cs/>
-        </w:rPr>
-        <w:t xml:space="preserve"> โคขุนทด )</w:t>
-      </w:r>
-    </w:p>
-    <w:p>
-      <w:pPr>
-        <w:rPr>
-          <w:rFonts w:ascii="TH Sarabun New" w:hAnsi="TH Sarabun New" w:cs="TH Sarabun New"/>
-          <w:color w:val="000000" w:themeColor="text1"/>
-          <w:sz w:val="32"/>
-          <w:szCs w:val="32"/>
-        </w:rPr>
-      </w:pPr>
-      <w:r>
-        <w:rPr>
-          <w:rFonts w:ascii="TH Sarabun New" w:hAnsi="TH Sarabun New" w:cs="TH Sarabun New"/>
-          <w:color w:val="000000" w:themeColor="text1"/>
-          <w:sz w:val="32"/>
-          <w:szCs w:val="32"/>
-          <w:cs/>
-        </w:rPr>
-        <w:t>(ตำแหน่ง)..............................เมืองนครราชสีมา</w:t>
-      </w:r>
-      <w:r>
-        <w:rPr>
-          <w:rFonts w:ascii="TH Sarabun New" w:hAnsi="TH Sarabun New" w:cs="TH Sarabun New"/>
-          <w:color w:val="000000" w:themeColor="text1"/>
-          <w:sz w:val="32"/>
-          <w:szCs w:val="32"/>
-          <w:cs/>
-        </w:rPr>
-        <w:tab/>
-      </w:r>
-      <w:r>
-        <w:rPr>
-          <w:rFonts w:ascii="TH Sarabun New" w:hAnsi="TH Sarabun New" w:cs="TH Sarabun New"/>
-          <w:color w:val="000000" w:themeColor="text1"/>
-          <w:sz w:val="32"/>
-          <w:szCs w:val="32"/>
-          <w:cs/>
-        </w:rPr>
-        <w:tab/>
-        <w:t xml:space="preserve">   </w:t>
-      </w:r>
-      <w:r>
-        <w:rPr>
-          <w:rFonts w:ascii="TH Sarabun New" w:hAnsi="TH Sarabun New" w:cs="TH Sarabun New"/>
-          <w:color w:val="000000" w:themeColor="text1"/>
-          <w:sz w:val="32"/>
-          <w:szCs w:val="32"/>
-          <w:cs/>
-        </w:rPr>
-        <w:t>รอง ผกก.ป.สภ.เมืองนครราชสีมา</w:t>
-      </w:r>
-    </w:p>
-    <w:p>
-      <w:pPr>
-        <w:rPr>
-          <w:rFonts w:ascii="TH Sarabun New" w:hAnsi="TH Sarabun New" w:cs="TH Sarabun New"/>
-          <w:color w:val="000000" w:themeColor="text1"/>
-          <w:sz w:val="32"/>
-          <w:szCs w:val="32"/>
-          <w:cs/>
-        </w:rPr>
-      </w:pPr>
-      <w:r>
-        <w:rPr>
-          <w:rFonts w:ascii="TH Sarabun New" w:hAnsi="TH Sarabun New" w:cs="TH Sarabun New"/>
-          <w:color w:val="000000" w:themeColor="text1"/>
-          <w:sz w:val="32"/>
-          <w:szCs w:val="32"/>
-          <w:cs/>
-        </w:rPr>
-        <w:t>วันที่.........../.....</w:t>
-      </w:r>
-      <w:r>
-        <w:rPr>
-          <w:rFonts w:ascii="TH Sarabun New" w:hAnsi="TH Sarabun New" w:cs="TH Sarabun New"/>
-          <w:color w:val="000000" w:themeColor="text1"/>
-          <w:sz w:val="32"/>
-          <w:szCs w:val="32"/>
-        </w:rPr>
-        <w:t xml:space="preserve"> ${</w:t>
-      </w:r>
-      <w:proofErr w:type="spellStart"/>
-      <w:r>
-        <w:rPr>
-          <w:rFonts w:ascii="TH Sarabun New" w:hAnsi="TH Sarabun New" w:cs="TH Sarabun New"/>
-          <w:color w:val="000000" w:themeColor="text1"/>
-          <w:sz w:val="32"/>
-          <w:szCs w:val="32"/>
-        </w:rPr>
-        <w:t>cMonth</w:t>
-      </w:r>
-      <w:proofErr w:type="spellEnd"/>
-      <w:r>
-        <w:rPr>
-          <w:rFonts w:ascii="TH Sarabun New" w:hAnsi="TH Sarabun New" w:cs="TH Sarabun New"/>
-          <w:color w:val="000000" w:themeColor="text1"/>
-          <w:sz w:val="32"/>
-          <w:szCs w:val="32"/>
-        </w:rPr>
-        <w:t>}</w:t>
-      </w:r>
-      <w:proofErr w:type="gramStart"/>
-      <w:r>
-        <w:rPr>
-          <w:rFonts w:ascii="TH Sarabun New" w:hAnsi="TH Sarabun New" w:cs="TH Sarabun New"/>
-          <w:color w:val="000000" w:themeColor="text1"/>
-          <w:sz w:val="32"/>
-          <w:szCs w:val="32"/>
-          <w:cs/>
-        </w:rPr>
-        <w:t>..../</w:t>
-      </w:r>
-      <w:proofErr w:type="gramEnd"/>
-      <w:r>
-        <w:rPr>
-          <w:rFonts w:ascii="TH Sarabun New" w:hAnsi="TH Sarabun New" w:cs="TH Sarabun New"/>
-          <w:color w:val="000000" w:themeColor="text1"/>
-          <w:sz w:val="32"/>
-          <w:szCs w:val="32"/>
-          <w:cs/>
-        </w:rPr>
-        <w:t xml:space="preserve">....๒๕๖๙....            </w:t>
-      </w:r>
-      <w:r>
-        <w:rPr>
-          <w:rFonts w:ascii="TH Sarabun New" w:hAnsi="TH Sarabun New" w:cs="TH Sarabun New"/>
-          <w:color w:val="000000" w:themeColor="text1"/>
-          <w:sz w:val="32"/>
-          <w:szCs w:val="32"/>
-          <w:cs/>
-        </w:rPr>
-        <w:t>วันที่ ............../.....</w:t>
-      </w:r>
-      <w:r>
-        <w:rPr>
-          <w:rFonts w:ascii="TH Sarabun New" w:hAnsi="TH Sarabun New" w:cs="TH Sarabun New"/>
-          <w:color w:val="000000" w:themeColor="text1"/>
-          <w:sz w:val="32"/>
-          <w:szCs w:val="32"/>
-        </w:rPr>
-        <w:t xml:space="preserve"> ${</w:t>
-      </w:r>
-      <w:proofErr w:type="spellStart"/>
-      <w:r>
-        <w:rPr>
-          <w:rFonts w:ascii="TH Sarabun New" w:hAnsi="TH Sarabun New" w:cs="TH Sarabun New"/>
-          <w:color w:val="000000" w:themeColor="text1"/>
-          <w:sz w:val="32"/>
-          <w:szCs w:val="32"/>
-        </w:rPr>
-        <w:t>cM</w:t>
-      </w:r>
-      <w:r>
-        <w:rPr>
-          <w:rFonts w:ascii="TH Sarabun New" w:hAnsi="TH Sarabun New" w:cs="TH Sarabun New"/>
-          <w:color w:val="000000" w:themeColor="text1"/>
-          <w:sz w:val="32"/>
-          <w:szCs w:val="32"/>
-        </w:rPr>
-        <w:t>onth</w:t>
-      </w:r>
-      <w:proofErr w:type="spellEnd"/>
-      <w:r>
-        <w:rPr>
-          <w:rFonts w:ascii="TH Sarabun New" w:hAnsi="TH Sarabun New" w:cs="TH Sarabun New"/>
-          <w:color w:val="000000" w:themeColor="text1"/>
-          <w:sz w:val="32"/>
-          <w:szCs w:val="32"/>
-        </w:rPr>
-        <w:t>}</w:t>
-      </w:r>
-      <w:r>
-        <w:rPr>
-          <w:rFonts w:ascii="TH Sarabun New" w:hAnsi="TH Sarabun New" w:cs="TH Sarabun New"/>
-          <w:color w:val="000000" w:themeColor="text1"/>
-          <w:sz w:val="32"/>
-          <w:szCs w:val="32"/>
-          <w:cs/>
-        </w:rPr>
-        <w:t>......./....</w:t>
-      </w:r>
-      <w:r>
-        <w:rPr>
-          <w:rFonts w:ascii="TH Sarabun New" w:hAnsi="TH Sarabun New" w:cs="TH Sarabun New"/>
-          <w:color w:val="000000" w:themeColor="text1"/>
-          <w:sz w:val="32"/>
-          <w:szCs w:val="32"/>
-          <w:cs/>
-        </w:rPr>
-        <w:t>๒๕๖๙</w:t>
-      </w:r>
-      <w:proofErr w:type="gramStart"/>
-      <w:r>
-        <w:rPr>
-          <w:rFonts w:ascii="TH Sarabun New" w:hAnsi="TH Sarabun New" w:cs="TH Sarabun New"/>
-          <w:color w:val="000000" w:themeColor="text1"/>
-          <w:sz w:val="32"/>
-          <w:szCs w:val="32"/>
-          <w:cs/>
-        </w:rPr>
-        <w:t>.....</w:t>
-      </w:r>
-      <w:proofErr w:type="gramEnd"/>
-      <w:r>
-        <w:rPr>
-          <w:rFonts w:ascii="TH Sarabun New" w:hAnsi="TH Sarabun New" w:cs="TH Sarabun New"/>
-          <w:color w:val="000000" w:themeColor="text1"/>
-          <w:sz w:val="32"/>
-          <w:szCs w:val="32"/>
-          <w:cs/>
-        </w:rPr>
-        <w:t xml:space="preserve">           </w:t>
+        <w:t xml:space="preserve">     </w:t>
+      </w:r>
+      <w:r>
+        <w:rPr>
+          <w:rFonts w:ascii="TH SarabunPSK" w:hAnsi="TH SarabunPSK" w:cs="TH SarabunPSK"/>
+          <w:color w:val="000000" w:themeColor="text1"/>
+          <w:sz w:val="32"/>
+          <w:szCs w:val="32"/>
+          <w:cs/>
+        </w:rPr>
+        <w:t xml:space="preserve">  </w:t>
+      </w:r>
+      <w:r>
+        <w:rPr>
+          <w:rFonts w:ascii="TH SarabunPSK" w:hAnsi="TH SarabunPSK" w:cs="TH SarabunPSK" w:hint="cs"/>
+          <w:color w:val="000000" w:themeColor="text1"/>
+          <w:sz w:val="32"/>
+          <w:szCs w:val="32"/>
+          <w:cs/>
+        </w:rPr>
+        <w:t xml:space="preserve">        </w:t>
+      </w:r>
+      <w:r>
+        <w:rPr>
+          <w:rFonts w:ascii="TH SarabunPSK" w:hAnsi="TH SarabunPSK" w:cs="TH SarabunPSK"/>
+          <w:color w:val="000000" w:themeColor="text1"/>
+          <w:sz w:val="32"/>
+          <w:szCs w:val="32"/>
+          <w:cs/>
+        </w:rPr>
+        <w:t xml:space="preserve">(ลงชื่อ) พ.ต.ท...............................................   </w:t>
       </w:r>
     </w:p>
     <w:p>
       <w:pPr>
         <w:spacing w:after="0" w:line="240" w:lineRule="auto"/>
         <w:rPr>
-          <w:rFonts w:ascii="TH Sarabun New" w:hAnsi="TH Sarabun New" w:cs="TH Sarabun New"/>
+          <w:rFonts w:ascii="TH SarabunPSK" w:hAnsi="TH SarabunPSK" w:cs="TH SarabunPSK"/>
           <w:color w:val="000000" w:themeColor="text1"/>
           <w:sz w:val="32"/>
           <w:szCs w:val="32"/>
@@ -2008,7 +1723,375 @@
       </w:pPr>
       <w:r>
         <w:rPr>
-          <w:rFonts w:ascii="TH Sarabun New" w:hAnsi="TH Sarabun New" w:cs="TH Sarabun New"/>
+          <w:rFonts w:ascii="TH SarabunPSK" w:hAnsi="TH SarabunPSK" w:cs="TH SarabunPSK"/>
+          <w:color w:val="000000" w:themeColor="text1"/>
+          <w:sz w:val="32"/>
+          <w:szCs w:val="32"/>
+          <w:cs/>
+        </w:rPr>
+        <w:t xml:space="preserve">          (.........................................)</w:t>
+      </w:r>
+      <w:r>
+        <w:rPr>
+          <w:rFonts w:ascii="TH SarabunPSK" w:hAnsi="TH SarabunPSK" w:cs="TH SarabunPSK"/>
+          <w:color w:val="000000" w:themeColor="text1"/>
+          <w:sz w:val="32"/>
+          <w:szCs w:val="32"/>
+          <w:cs/>
+        </w:rPr>
+        <w:t xml:space="preserve"> </w:t>
+      </w:r>
+      <w:r>
+        <w:rPr>
+          <w:rFonts w:ascii="TH SarabunPSK" w:hAnsi="TH SarabunPSK" w:cs="TH SarabunPSK"/>
+          <w:color w:val="000000" w:themeColor="text1"/>
+          <w:sz w:val="32"/>
+          <w:szCs w:val="32"/>
+          <w:cs/>
+        </w:rPr>
+        <w:tab/>
+      </w:r>
+      <w:r>
+        <w:rPr>
+          <w:rFonts w:ascii="TH SarabunPSK" w:hAnsi="TH SarabunPSK" w:cs="TH SarabunPSK"/>
+          <w:color w:val="000000" w:themeColor="text1"/>
+          <w:sz w:val="32"/>
+          <w:szCs w:val="32"/>
+          <w:cs/>
+        </w:rPr>
+        <w:tab/>
+      </w:r>
+      <w:r>
+        <w:rPr>
+          <w:rFonts w:ascii="TH SarabunPSK" w:hAnsi="TH SarabunPSK" w:cs="TH SarabunPSK"/>
+          <w:color w:val="000000" w:themeColor="text1"/>
+          <w:sz w:val="32"/>
+          <w:szCs w:val="32"/>
+          <w:cs/>
+        </w:rPr>
+        <w:tab/>
+      </w:r>
+      <w:r>
+        <w:rPr>
+          <w:rFonts w:ascii="TH SarabunPSK" w:hAnsi="TH SarabunPSK" w:cs="TH SarabunPSK"/>
+          <w:color w:val="000000" w:themeColor="text1"/>
+          <w:sz w:val="32"/>
+          <w:szCs w:val="32"/>
+          <w:cs/>
+        </w:rPr>
+        <w:tab/>
+      </w:r>
+      <w:r>
+        <w:rPr>
+          <w:rFonts w:ascii="TH SarabunPSK" w:hAnsi="TH SarabunPSK" w:cs="TH SarabunPSK"/>
+          <w:color w:val="000000" w:themeColor="text1"/>
+          <w:sz w:val="32"/>
+          <w:szCs w:val="32"/>
+          <w:cs/>
+        </w:rPr>
+        <w:t>(  ยุทธพง</w:t>
+      </w:r>
+      <w:proofErr w:type="spellStart"/>
+      <w:r>
+        <w:rPr>
+          <w:rFonts w:ascii="TH SarabunPSK" w:hAnsi="TH SarabunPSK" w:cs="TH SarabunPSK"/>
+          <w:color w:val="000000" w:themeColor="text1"/>
+          <w:sz w:val="32"/>
+          <w:szCs w:val="32"/>
+          <w:cs/>
+        </w:rPr>
+        <w:t>ษ์</w:t>
+      </w:r>
+      <w:proofErr w:type="spellEnd"/>
+      <w:r>
+        <w:rPr>
+          <w:rFonts w:ascii="TH SarabunPSK" w:hAnsi="TH SarabunPSK" w:cs="TH SarabunPSK"/>
+          <w:color w:val="000000" w:themeColor="text1"/>
+          <w:sz w:val="32"/>
+          <w:szCs w:val="32"/>
+          <w:cs/>
+        </w:rPr>
+        <w:t xml:space="preserve"> โคขุนทด )</w:t>
+      </w:r>
+    </w:p>
+    <w:p>
+      <w:pPr>
+        <w:rPr>
+          <w:rFonts w:ascii="TH SarabunPSK" w:hAnsi="TH SarabunPSK" w:cs="TH SarabunPSK"/>
+          <w:color w:val="000000" w:themeColor="text1"/>
+          <w:sz w:val="32"/>
+          <w:szCs w:val="32"/>
+        </w:rPr>
+      </w:pPr>
+      <w:r>
+        <w:rPr>
+          <w:rFonts w:ascii="TH SarabunPSK" w:hAnsi="TH SarabunPSK" w:cs="TH SarabunPSK"/>
+          <w:color w:val="000000" w:themeColor="text1"/>
+          <w:sz w:val="32"/>
+          <w:szCs w:val="32"/>
+          <w:cs/>
+        </w:rPr>
+        <w:t>(ตำแหน่ง)..............................</w:t>
+      </w:r>
+      <w:r>
+        <w:rPr>
+          <w:rFonts w:ascii="TH SarabunPSK" w:hAnsi="TH SarabunPSK" w:cs="TH SarabunPSK" w:hint="cs"/>
+          <w:color w:val="000000" w:themeColor="text1"/>
+          <w:sz w:val="32"/>
+          <w:szCs w:val="32"/>
+          <w:cs/>
+        </w:rPr>
+        <w:t>สภ.</w:t>
+      </w:r>
+      <w:r>
+        <w:rPr>
+          <w:rFonts w:ascii="TH SarabunPSK" w:hAnsi="TH SarabunPSK" w:cs="TH SarabunPSK"/>
+          <w:color w:val="000000" w:themeColor="text1"/>
+          <w:sz w:val="32"/>
+          <w:szCs w:val="32"/>
+          <w:cs/>
+        </w:rPr>
+        <w:t>เมืองนครราชสีมา</w:t>
+      </w:r>
+      <w:r>
+        <w:rPr>
+          <w:rFonts w:ascii="TH SarabunPSK" w:hAnsi="TH SarabunPSK" w:cs="TH SarabunPSK"/>
+          <w:color w:val="000000" w:themeColor="text1"/>
+          <w:sz w:val="32"/>
+          <w:szCs w:val="32"/>
+          <w:cs/>
+        </w:rPr>
+        <w:tab/>
+      </w:r>
+      <w:r>
+        <w:rPr>
+          <w:rFonts w:ascii="TH SarabunPSK" w:hAnsi="TH SarabunPSK" w:cs="TH SarabunPSK"/>
+          <w:color w:val="000000" w:themeColor="text1"/>
+          <w:sz w:val="32"/>
+          <w:szCs w:val="32"/>
+          <w:cs/>
+        </w:rPr>
+        <w:tab/>
+        <w:t xml:space="preserve">   </w:t>
+      </w:r>
+      <w:r>
+        <w:rPr>
+          <w:rFonts w:ascii="TH SarabunPSK" w:hAnsi="TH SarabunPSK" w:cs="TH SarabunPSK"/>
+          <w:color w:val="000000" w:themeColor="text1"/>
+          <w:sz w:val="32"/>
+          <w:szCs w:val="32"/>
+          <w:cs/>
+        </w:rPr>
+        <w:t>รอง ผกก.ป.สภ.เมืองนครราชสีมา</w:t>
+      </w:r>
+    </w:p>
+    <w:p>
+      <w:pPr>
+        <w:rPr>
+          <w:rFonts w:ascii="TH SarabunPSK" w:hAnsi="TH SarabunPSK" w:cs="TH SarabunPSK"/>
+          <w:color w:val="000000" w:themeColor="text1"/>
+          <w:sz w:val="32"/>
+          <w:szCs w:val="32"/>
+          <w:cs/>
+        </w:rPr>
+      </w:pPr>
+      <w:r>
+        <w:rPr>
+          <w:rFonts w:ascii="TH SarabunPSK" w:hAnsi="TH SarabunPSK" w:cs="TH SarabunPSK" w:hint="cs"/>
+          <w:color w:val="000000" w:themeColor="text1"/>
+          <w:sz w:val="32"/>
+          <w:szCs w:val="32"/>
+          <w:cs/>
+        </w:rPr>
+        <w:t xml:space="preserve">   </w:t>
+      </w:r>
+      <w:proofErr w:type="spellStart"/>
+      <w:r>
+        <w:rPr>
+          <w:rFonts w:ascii="TH SarabunPSK" w:hAnsi="TH SarabunPSK" w:cs="TH SarabunPSK"/>
+          <w:color w:val="000000" w:themeColor="text1"/>
+          <w:sz w:val="32"/>
+          <w:szCs w:val="32"/>
+          <w:cs/>
+        </w:rPr>
+        <w:t>วั</w:t>
+      </w:r>
+      <w:proofErr w:type="spellEnd"/>
+      <w:r>
+        <w:rPr>
+          <w:rFonts w:ascii="TH SarabunPSK" w:hAnsi="TH SarabunPSK" w:cs="TH SarabunPSK" w:hint="cs"/>
+          <w:color w:val="000000" w:themeColor="text1"/>
+          <w:sz w:val="32"/>
+          <w:szCs w:val="32"/>
+          <w:cs/>
+        </w:rPr>
+        <w:t xml:space="preserve"> </w:t>
+      </w:r>
+      <w:r>
+        <w:rPr>
+          <w:rFonts w:ascii="TH SarabunPSK" w:hAnsi="TH SarabunPSK" w:cs="TH SarabunPSK"/>
+          <w:color w:val="000000" w:themeColor="text1"/>
+          <w:sz w:val="32"/>
+          <w:szCs w:val="32"/>
+          <w:cs/>
+        </w:rPr>
+        <w:t>นที่.........../.....</w:t>
+      </w:r>
+      <w:r>
+        <w:rPr>
+          <w:rFonts w:ascii="TH SarabunPSK" w:hAnsi="TH SarabunPSK" w:cs="TH SarabunPSK"/>
+          <w:color w:val="000000" w:themeColor="text1"/>
+          <w:sz w:val="32"/>
+          <w:szCs w:val="32"/>
+        </w:rPr>
+        <w:t xml:space="preserve"> ${cM</w:t>
+      </w:r>
+      <w:proofErr w:type="spellStart"/>
+      <w:r>
+        <w:rPr>
+          <w:rFonts w:ascii="TH SarabunPSK" w:hAnsi="TH SarabunPSK" w:cs="TH SarabunPSK"/>
+          <w:color w:val="000000" w:themeColor="text1"/>
+          <w:sz w:val="32"/>
+          <w:szCs w:val="32"/>
+        </w:rPr>
+        <w:t>onth</w:t>
+      </w:r>
+      <w:proofErr w:type="spellEnd"/>
+      <w:r>
+        <w:rPr>
+          <w:rFonts w:ascii="TH SarabunPSK" w:hAnsi="TH SarabunPSK" w:cs="TH SarabunPSK"/>
+          <w:color w:val="000000" w:themeColor="text1"/>
+          <w:sz w:val="32"/>
+          <w:szCs w:val="32"/>
+        </w:rPr>
+        <w:t>}</w:t>
+      </w:r>
+      <w:proofErr w:type="gramStart"/>
+      <w:r>
+        <w:rPr>
+          <w:rFonts w:ascii="TH SarabunPSK" w:hAnsi="TH SarabunPSK" w:cs="TH SarabunPSK"/>
+          <w:color w:val="000000" w:themeColor="text1"/>
+          <w:sz w:val="32"/>
+          <w:szCs w:val="32"/>
+          <w:cs/>
+        </w:rPr>
+        <w:t>..../</w:t>
+      </w:r>
+      <w:proofErr w:type="gramEnd"/>
+      <w:r>
+        <w:rPr>
+          <w:rFonts w:ascii="TH SarabunPSK" w:hAnsi="TH SarabunPSK" w:cs="TH SarabunPSK"/>
+          <w:color w:val="000000" w:themeColor="text1"/>
+          <w:sz w:val="32"/>
+          <w:szCs w:val="32"/>
+          <w:cs/>
+        </w:rPr>
+        <w:t xml:space="preserve">....๒๕๖๙....           </w:t>
+      </w:r>
+      <w:r>
+        <w:rPr>
+          <w:rFonts w:ascii="TH SarabunPSK" w:hAnsi="TH SarabunPSK" w:cs="TH SarabunPSK"/>
+          <w:color w:val="000000" w:themeColor="text1"/>
+          <w:sz w:val="32"/>
+          <w:szCs w:val="32"/>
+          <w:cs/>
+        </w:rPr>
+        <w:t>วันที่ ............../.....</w:t>
+      </w:r>
+      <w:r>
+        <w:rPr>
+          <w:rFonts w:ascii="TH SarabunPSK" w:hAnsi="TH SarabunPSK" w:cs="TH SarabunPSK"/>
+          <w:color w:val="000000" w:themeColor="text1"/>
+          <w:sz w:val="32"/>
+          <w:szCs w:val="32"/>
+        </w:rPr>
+        <w:t xml:space="preserve"> ${</w:t>
+      </w:r>
+      <w:proofErr w:type="spellStart"/>
+      <w:r>
+        <w:rPr>
+          <w:rFonts w:ascii="TH SarabunPSK" w:hAnsi="TH SarabunPSK" w:cs="TH SarabunPSK"/>
+          <w:color w:val="000000" w:themeColor="text1"/>
+          <w:sz w:val="32"/>
+          <w:szCs w:val="32"/>
+        </w:rPr>
+        <w:t>cM</w:t>
+      </w:r>
+      <w:r>
+        <w:rPr>
+          <w:rFonts w:ascii="TH SarabunPSK" w:hAnsi="TH SarabunPSK" w:cs="TH SarabunPSK"/>
+          <w:color w:val="000000" w:themeColor="text1"/>
+          <w:sz w:val="32"/>
+          <w:szCs w:val="32"/>
+        </w:rPr>
+        <w:t>onth</w:t>
+      </w:r>
+      <w:proofErr w:type="spellEnd"/>
+      <w:r>
+        <w:rPr>
+          <w:rFonts w:ascii="TH SarabunPSK" w:hAnsi="TH SarabunPSK" w:cs="TH SarabunPSK"/>
+          <w:color w:val="000000" w:themeColor="text1"/>
+          <w:sz w:val="32"/>
+          <w:szCs w:val="32"/>
+        </w:rPr>
+        <w:t>}</w:t>
+      </w:r>
+      <w:r>
+        <w:rPr>
+          <w:rFonts w:ascii="TH SarabunPSK" w:hAnsi="TH SarabunPSK" w:cs="TH SarabunPSK"/>
+          <w:color w:val="000000" w:themeColor="text1"/>
+          <w:sz w:val="32"/>
+          <w:szCs w:val="32"/>
+          <w:cs/>
+        </w:rPr>
+        <w:t>......./....</w:t>
+      </w:r>
+      <w:r>
+        <w:rPr>
+          <w:rFonts w:ascii="TH SarabunPSK" w:hAnsi="TH SarabunPSK" w:cs="TH SarabunPSK"/>
+          <w:color w:val="000000" w:themeColor="text1"/>
+          <w:sz w:val="32"/>
+          <w:szCs w:val="32"/>
+          <w:cs/>
+        </w:rPr>
+        <w:t>๒๕๖๙</w:t>
+      </w:r>
+      <w:proofErr w:type="gramStart"/>
+      <w:r>
+        <w:rPr>
+          <w:rFonts w:ascii="TH SarabunPSK" w:hAnsi="TH SarabunPSK" w:cs="TH SarabunPSK"/>
+          <w:color w:val="000000" w:themeColor="text1"/>
+          <w:sz w:val="32"/>
+          <w:szCs w:val="32"/>
+          <w:cs/>
+        </w:rPr>
+        <w:t>.....</w:t>
+      </w:r>
+      <w:proofErr w:type="gramEnd"/>
+      <w:r>
+        <w:rPr>
+          <w:rFonts w:ascii="TH SarabunPSK" w:hAnsi="TH SarabunPSK" w:cs="TH SarabunPSK"/>
+          <w:color w:val="000000" w:themeColor="text1"/>
+          <w:sz w:val="32"/>
+          <w:szCs w:val="32"/>
+          <w:cs/>
+        </w:rPr>
+        <w:t xml:space="preserve">           </w:t>
+      </w:r>
+    </w:p>
+    <w:p>
+      <w:pPr>
+        <w:spacing w:after="0" w:line="240" w:lineRule="auto"/>
+        <w:rPr>
+          <w:rFonts w:ascii="TH SarabunPSK" w:hAnsi="TH SarabunPSK" w:cs="TH SarabunPSK"/>
+          <w:color w:val="000000" w:themeColor="text1"/>
+          <w:sz w:val="32"/>
+          <w:szCs w:val="32"/>
+        </w:rPr>
+      </w:pPr>
+      <w:r>
+        <w:rPr>
+          <w:rFonts w:ascii="TH SarabunPSK" w:hAnsi="TH SarabunPSK" w:cs="TH SarabunPSK"/>
           <w:color w:val="000000" w:themeColor="text1"/>
           <w:sz w:val="32"/>
           <w:szCs w:val="32"/>
@@ -2018,7 +2101,7 @@
       </w:r>
       <w:r>
         <w:rPr>
-          <w:rFonts w:ascii="TH Sarabun New" w:hAnsi="TH Sarabun New" w:cs="TH Sarabun New"/>
+          <w:rFonts w:ascii="TH SarabunPSK" w:hAnsi="TH SarabunPSK" w:cs="TH SarabunPSK"/>
           <w:color w:val="000000" w:themeColor="text1"/>
           <w:sz w:val="32"/>
           <w:szCs w:val="32"/>
@@ -2028,7 +2111,7 @@
       </w:r>
       <w:r>
         <w:rPr>
-          <w:rFonts w:ascii="TH Sarabun New" w:hAnsi="TH Sarabun New" w:cs="TH Sarabun New"/>
+          <w:rFonts w:ascii="TH SarabunPSK" w:hAnsi="TH SarabunPSK" w:cs="TH SarabunPSK"/>
           <w:color w:val="000000" w:themeColor="text1"/>
           <w:sz w:val="32"/>
           <w:szCs w:val="32"/>
@@ -2037,7 +2120,7 @@
       </w:r>
       <w:r>
         <w:rPr>
-          <w:rFonts w:ascii="TH Sarabun New" w:hAnsi="TH Sarabun New" w:cs="TH Sarabun New"/>
+          <w:rFonts w:ascii="TH SarabunPSK" w:hAnsi="TH SarabunPSK" w:cs="TH SarabunPSK"/>
           <w:b/>
           <w:bCs/>
           <w:noProof/>
@@ -2103,7 +2186,7 @@
       </w:r>
       <w:r>
         <w:rPr>
-          <w:rFonts w:ascii="TH Sarabun New" w:hAnsi="TH Sarabun New" w:cs="TH Sarabun New"/>
+          <w:rFonts w:ascii="TH SarabunPSK" w:hAnsi="TH SarabunPSK" w:cs="TH SarabunPSK"/>
           <w:color w:val="000000" w:themeColor="text1"/>
           <w:sz w:val="32"/>
           <w:szCs w:val="32"/>
@@ -2112,7 +2195,7 @@
       </w:r>
       <w:r>
         <w:rPr>
-          <w:rFonts w:ascii="TH Sarabun New" w:hAnsi="TH Sarabun New" w:cs="TH Sarabun New"/>
+          <w:rFonts w:ascii="TH SarabunPSK" w:hAnsi="TH SarabunPSK" w:cs="TH SarabunPSK"/>
           <w:color w:val="000000" w:themeColor="text1"/>
           <w:sz w:val="32"/>
           <w:szCs w:val="32"/>
@@ -2121,7 +2204,7 @@
       </w:r>
       <w:r>
         <w:rPr>
-          <w:rFonts w:ascii="TH Sarabun New" w:hAnsi="TH Sarabun New" w:cs="TH Sarabun New"/>
+          <w:rFonts w:ascii="TH SarabunPSK" w:hAnsi="TH SarabunPSK" w:cs="TH SarabunPSK"/>
           <w:color w:val="000000" w:themeColor="text1"/>
           <w:sz w:val="32"/>
           <w:szCs w:val="32"/>
@@ -2131,7 +2214,7 @@
       </w:r>
       <w:r>
         <w:rPr>
-          <w:rFonts w:ascii="TH Sarabun New" w:hAnsi="TH Sarabun New" w:cs="TH Sarabun New"/>
+          <w:rFonts w:ascii="TH SarabunPSK" w:hAnsi="TH SarabunPSK" w:cs="TH SarabunPSK"/>
           <w:b/>
           <w:bCs/>
           <w:color w:val="000000" w:themeColor="text1"/>
@@ -2143,7 +2226,7 @@
       </w:r>
       <w:r>
         <w:rPr>
-          <w:rFonts w:ascii="TH Sarabun New" w:hAnsi="TH Sarabun New" w:cs="TH Sarabun New"/>
+          <w:rFonts w:ascii="TH SarabunPSK" w:hAnsi="TH SarabunPSK" w:cs="TH SarabunPSK"/>
           <w:b/>
           <w:bCs/>
           <w:color w:val="000000" w:themeColor="text1"/>
@@ -2155,7 +2238,7 @@
       </w:r>
       <w:r>
         <w:rPr>
-          <w:rFonts w:ascii="TH Sarabun New" w:hAnsi="TH Sarabun New" w:cs="TH Sarabun New"/>
+          <w:rFonts w:ascii="TH SarabunPSK" w:hAnsi="TH SarabunPSK" w:cs="TH SarabunPSK"/>
           <w:color w:val="000000" w:themeColor="text1"/>
           <w:sz w:val="32"/>
           <w:szCs w:val="32"/>
@@ -2168,7 +2251,7 @@
       <w:pPr>
         <w:spacing w:after="0" w:line="240" w:lineRule="auto"/>
         <w:rPr>
-          <w:rFonts w:ascii="TH Sarabun New" w:hAnsi="TH Sarabun New" w:cs="TH Sarabun New"/>
+          <w:rFonts w:ascii="TH SarabunPSK" w:hAnsi="TH SarabunPSK" w:cs="TH SarabunPSK"/>
           <w:color w:val="000000" w:themeColor="text1"/>
           <w:sz w:val="32"/>
           <w:szCs w:val="32"/>
@@ -2176,7 +2259,7 @@
       </w:pPr>
       <w:r>
         <w:rPr>
-          <w:rFonts w:ascii="TH Sarabun New" w:hAnsi="TH Sarabun New" w:cs="TH Sarabun New"/>
+          <w:rFonts w:ascii="TH SarabunPSK" w:hAnsi="TH SarabunPSK" w:cs="TH SarabunPSK"/>
           <w:color w:val="000000" w:themeColor="text1"/>
           <w:sz w:val="32"/>
           <w:szCs w:val="32"/>
@@ -2186,7 +2269,7 @@
       </w:r>
       <w:r>
         <w:rPr>
-          <w:rFonts w:ascii="TH Sarabun New" w:hAnsi="TH Sarabun New" w:cs="TH Sarabun New"/>
+          <w:rFonts w:ascii="TH SarabunPSK" w:hAnsi="TH SarabunPSK" w:cs="TH SarabunPSK"/>
           <w:b/>
           <w:bCs/>
           <w:noProof/>
@@ -2252,7 +2335,7 @@
       </w:r>
       <w:r>
         <w:rPr>
-          <w:rFonts w:ascii="TH Sarabun New" w:hAnsi="TH Sarabun New" w:cs="TH Sarabun New"/>
+          <w:rFonts w:ascii="TH SarabunPSK" w:hAnsi="TH SarabunPSK" w:cs="TH SarabunPSK"/>
           <w:color w:val="000000" w:themeColor="text1"/>
           <w:sz w:val="32"/>
           <w:szCs w:val="32"/>
@@ -2261,7 +2344,7 @@
       </w:r>
       <w:r>
         <w:rPr>
-          <w:rFonts w:ascii="TH Sarabun New" w:hAnsi="TH Sarabun New" w:cs="TH Sarabun New"/>
+          <w:rFonts w:ascii="TH SarabunPSK" w:hAnsi="TH SarabunPSK" w:cs="TH SarabunPSK"/>
           <w:color w:val="000000" w:themeColor="text1"/>
           <w:sz w:val="32"/>
           <w:szCs w:val="32"/>
@@ -2270,7 +2353,7 @@
       </w:r>
       <w:r>
         <w:rPr>
-          <w:rFonts w:ascii="TH Sarabun New" w:hAnsi="TH Sarabun New" w:cs="TH Sarabun New"/>
+          <w:rFonts w:ascii="TH SarabunPSK" w:hAnsi="TH SarabunPSK" w:cs="TH SarabunPSK"/>
           <w:color w:val="000000" w:themeColor="text1"/>
           <w:sz w:val="32"/>
           <w:szCs w:val="32"/>
@@ -2279,7 +2362,7 @@
       </w:r>
       <w:r>
         <w:rPr>
-          <w:rFonts w:ascii="TH Sarabun New" w:hAnsi="TH Sarabun New" w:cs="TH Sarabun New"/>
+          <w:rFonts w:ascii="TH SarabunPSK" w:hAnsi="TH SarabunPSK" w:cs="TH SarabunPSK"/>
           <w:color w:val="000000" w:themeColor="text1"/>
           <w:sz w:val="32"/>
           <w:szCs w:val="32"/>
@@ -2289,7 +2372,7 @@
       </w:r>
       <w:r>
         <w:rPr>
-          <w:rFonts w:ascii="TH Sarabun New" w:hAnsi="TH Sarabun New" w:cs="TH Sarabun New"/>
+          <w:rFonts w:ascii="TH SarabunPSK" w:hAnsi="TH SarabunPSK" w:cs="TH SarabunPSK"/>
           <w:color w:val="000000" w:themeColor="text1"/>
           <w:sz w:val="32"/>
           <w:szCs w:val="32"/>
@@ -2299,7 +2382,7 @@
       </w:r>
       <w:r>
         <w:rPr>
-          <w:rFonts w:ascii="TH Sarabun New" w:hAnsi="TH Sarabun New" w:cs="TH Sarabun New"/>
+          <w:rFonts w:ascii="TH SarabunPSK" w:hAnsi="TH SarabunPSK" w:cs="TH SarabunPSK"/>
           <w:color w:val="000000" w:themeColor="text1"/>
           <w:sz w:val="32"/>
           <w:szCs w:val="32"/>
@@ -2309,7 +2392,7 @@
       </w:r>
       <w:r>
         <w:rPr>
-          <w:rFonts w:ascii="TH Sarabun New" w:hAnsi="TH Sarabun New" w:cs="TH Sarabun New"/>
+          <w:rFonts w:ascii="TH SarabunPSK" w:hAnsi="TH SarabunPSK" w:cs="TH SarabunPSK"/>
           <w:color w:val="000000" w:themeColor="text1"/>
           <w:sz w:val="32"/>
           <w:szCs w:val="32"/>
@@ -2319,7 +2402,7 @@
       </w:r>
       <w:r>
         <w:rPr>
-          <w:rFonts w:ascii="TH Sarabun New" w:hAnsi="TH Sarabun New" w:cs="TH Sarabun New"/>
+          <w:rFonts w:ascii="TH SarabunPSK" w:hAnsi="TH SarabunPSK" w:cs="TH SarabunPSK"/>
           <w:color w:val="000000" w:themeColor="text1"/>
           <w:sz w:val="32"/>
           <w:szCs w:val="32"/>
@@ -2329,7 +2412,7 @@
       </w:r>
       <w:r>
         <w:rPr>
-          <w:rFonts w:ascii="TH Sarabun New" w:hAnsi="TH Sarabun New" w:cs="TH Sarabun New"/>
+          <w:rFonts w:ascii="TH SarabunPSK" w:hAnsi="TH SarabunPSK" w:cs="TH SarabunPSK"/>
           <w:color w:val="000000" w:themeColor="text1"/>
           <w:sz w:val="32"/>
           <w:szCs w:val="32"/>
@@ -2343,7 +2426,7 @@
       <w:pPr>
         <w:spacing w:after="0" w:line="240" w:lineRule="auto"/>
         <w:rPr>
-          <w:rFonts w:ascii="TH Sarabun New" w:hAnsi="TH Sarabun New" w:cs="TH Sarabun New"/>
+          <w:rFonts w:ascii="TH SarabunPSK" w:hAnsi="TH SarabunPSK" w:cs="TH SarabunPSK"/>
           <w:color w:val="000000" w:themeColor="text1"/>
           <w:sz w:val="32"/>
           <w:szCs w:val="32"/>
@@ -2351,7 +2434,7 @@
       </w:pPr>
       <w:r>
         <w:rPr>
-          <w:rFonts w:ascii="TH Sarabun New" w:hAnsi="TH Sarabun New" w:cs="TH Sarabun New"/>
+          <w:rFonts w:ascii="TH SarabunPSK" w:hAnsi="TH SarabunPSK" w:cs="TH SarabunPSK"/>
           <w:color w:val="000000" w:themeColor="text1"/>
           <w:sz w:val="32"/>
           <w:szCs w:val="32"/>
@@ -2361,7 +2444,7 @@
       <w:proofErr w:type="spellStart"/>
       <w:r>
         <w:rPr>
-          <w:rFonts w:ascii="TH Sarabun New" w:hAnsi="TH Sarabun New" w:cs="TH Sarabun New"/>
+          <w:rFonts w:ascii="TH SarabunPSK" w:hAnsi="TH SarabunPSK" w:cs="TH SarabunPSK"/>
           <w:color w:val="000000" w:themeColor="text1"/>
           <w:sz w:val="32"/>
           <w:szCs w:val="32"/>
@@ -2371,7 +2454,7 @@
       <w:proofErr w:type="spellEnd"/>
       <w:r>
         <w:rPr>
-          <w:rFonts w:ascii="TH Sarabun New" w:hAnsi="TH Sarabun New" w:cs="TH Sarabun New"/>
+          <w:rFonts w:ascii="TH SarabunPSK" w:hAnsi="TH SarabunPSK" w:cs="TH SarabunPSK"/>
           <w:color w:val="000000" w:themeColor="text1"/>
           <w:sz w:val="32"/>
           <w:szCs w:val="32"/>
@@ -2380,7 +2463,7 @@
       </w:r>
       <w:r>
         <w:rPr>
-          <w:rFonts w:ascii="TH Sarabun New" w:hAnsi="TH Sarabun New" w:cs="TH Sarabun New"/>
+          <w:rFonts w:ascii="TH SarabunPSK" w:hAnsi="TH SarabunPSK" w:cs="TH SarabunPSK"/>
           <w:color w:val="000000" w:themeColor="text1"/>
           <w:sz w:val="32"/>
           <w:szCs w:val="32"/>
@@ -2393,7 +2476,7 @@
         <w:spacing w:after="0" w:line="240" w:lineRule="auto"/>
         <w:ind w:left="720"/>
         <w:rPr>
-          <w:rFonts w:ascii="TH Sarabun New" w:hAnsi="TH Sarabun New" w:cs="TH Sarabun New"/>
+          <w:rFonts w:ascii="TH SarabunPSK" w:hAnsi="TH SarabunPSK" w:cs="TH SarabunPSK"/>
           <w:color w:val="000000" w:themeColor="text1"/>
           <w:sz w:val="32"/>
           <w:szCs w:val="32"/>
@@ -2401,7 +2484,7 @@
       </w:pPr>
       <w:r>
         <w:rPr>
-          <w:rFonts w:ascii="TH Sarabun New" w:hAnsi="TH Sarabun New" w:cs="TH Sarabun New"/>
+          <w:rFonts w:ascii="TH SarabunPSK" w:hAnsi="TH SarabunPSK" w:cs="TH SarabunPSK"/>
           <w:color w:val="000000" w:themeColor="text1"/>
           <w:sz w:val="32"/>
           <w:szCs w:val="32"/>
@@ -2411,7 +2494,7 @@
       </w:r>
       <w:r>
         <w:rPr>
-          <w:rFonts w:ascii="TH Sarabun New" w:hAnsi="TH Sarabun New" w:cs="TH Sarabun New"/>
+          <w:rFonts w:ascii="TH SarabunPSK" w:hAnsi="TH SarabunPSK" w:cs="TH SarabunPSK"/>
           <w:color w:val="000000" w:themeColor="text1"/>
           <w:sz w:val="32"/>
           <w:szCs w:val="32"/>
@@ -2421,7 +2504,7 @@
       <w:proofErr w:type="spellStart"/>
       <w:r>
         <w:rPr>
-          <w:rFonts w:ascii="TH Sarabun New" w:hAnsi="TH Sarabun New" w:cs="TH Sarabun New"/>
+          <w:rFonts w:ascii="TH SarabunPSK" w:hAnsi="TH SarabunPSK" w:cs="TH SarabunPSK"/>
           <w:color w:val="000000" w:themeColor="text1"/>
           <w:sz w:val="32"/>
           <w:szCs w:val="32"/>
@@ -2431,7 +2514,7 @@
       <w:proofErr w:type="spellEnd"/>
       <w:r>
         <w:rPr>
-          <w:rFonts w:ascii="TH Sarabun New" w:hAnsi="TH Sarabun New" w:cs="TH Sarabun New"/>
+          <w:rFonts w:ascii="TH SarabunPSK" w:hAnsi="TH SarabunPSK" w:cs="TH SarabunPSK"/>
           <w:color w:val="000000" w:themeColor="text1"/>
           <w:sz w:val="32"/>
           <w:szCs w:val="32"/>
@@ -2440,7 +2523,7 @@
       </w:r>
       <w:r>
         <w:rPr>
-          <w:rFonts w:ascii="TH Sarabun New" w:hAnsi="TH Sarabun New" w:cs="TH Sarabun New"/>
+          <w:rFonts w:ascii="TH SarabunPSK" w:hAnsi="TH SarabunPSK" w:cs="TH SarabunPSK"/>
           <w:color w:val="000000" w:themeColor="text1"/>
           <w:sz w:val="32"/>
           <w:szCs w:val="32"/>
@@ -2450,7 +2533,7 @@
       </w:r>
       <w:r>
         <w:rPr>
-          <w:rFonts w:ascii="TH Sarabun New" w:hAnsi="TH Sarabun New" w:cs="TH Sarabun New"/>
+          <w:rFonts w:ascii="TH SarabunPSK" w:hAnsi="TH SarabunPSK" w:cs="TH SarabunPSK"/>
           <w:color w:val="000000" w:themeColor="text1"/>
           <w:sz w:val="32"/>
           <w:szCs w:val="32"/>
@@ -2460,7 +2543,7 @@
       </w:r>
       <w:r>
         <w:rPr>
-          <w:rFonts w:ascii="TH Sarabun New" w:hAnsi="TH Sarabun New" w:cs="TH Sarabun New"/>
+          <w:rFonts w:ascii="TH SarabunPSK" w:hAnsi="TH SarabunPSK" w:cs="TH SarabunPSK"/>
           <w:color w:val="000000" w:themeColor="text1"/>
           <w:sz w:val="32"/>
           <w:szCs w:val="32"/>
@@ -2470,7 +2553,7 @@
       </w:r>
       <w:r>
         <w:rPr>
-          <w:rFonts w:ascii="TH Sarabun New" w:hAnsi="TH Sarabun New" w:cs="TH Sarabun New"/>
+          <w:rFonts w:ascii="TH SarabunPSK" w:hAnsi="TH SarabunPSK" w:cs="TH SarabunPSK"/>
           <w:color w:val="000000" w:themeColor="text1"/>
           <w:sz w:val="32"/>
           <w:szCs w:val="32"/>
@@ -2478,26 +2561,6 @@
         </w:rPr>
         <w:tab/>
         <w:t xml:space="preserve">         </w:t>
-      </w:r>
-      <w:r>
-        <w:rPr>
-          <w:rFonts w:ascii="TH Sarabun New" w:hAnsi="TH Sarabun New" w:cs="TH Sarabun New"/>
-          <w:color w:val="000000" w:themeColor="text1"/>
-          <w:sz w:val="32"/>
-          <w:szCs w:val="32"/>
-          <w:cs/>
-        </w:rPr>
-        <w:t>(ลงชื่อ) พ.ต.อ .........................................</w:t>
-      </w:r>
-      <w:r>
-        <w:rPr>
-          <w:rFonts w:ascii="TH Sarabun New" w:hAnsi="TH Sarabun New" w:cs="TH Sarabun New"/>
-          <w:color w:val="000000" w:themeColor="text1"/>
-          <w:sz w:val="32"/>
-          <w:szCs w:val="32"/>
-          <w:cs/>
-        </w:rPr>
-        <w:t xml:space="preserve"> </w:t>
       </w:r>
     </w:p>
     <w:p>
@@ -2505,7 +2568,7 @@
         <w:spacing w:after="0" w:line="240" w:lineRule="auto"/>
         <w:ind w:firstLine="720"/>
         <w:rPr>
-          <w:rFonts w:ascii="TH Sarabun New" w:hAnsi="TH Sarabun New" w:cs="TH Sarabun New"/>
+          <w:rFonts w:ascii="TH SarabunPSK" w:hAnsi="TH SarabunPSK" w:cs="TH SarabunPSK"/>
           <w:color w:val="000000" w:themeColor="text1"/>
           <w:sz w:val="32"/>
           <w:szCs w:val="32"/>
@@ -2513,7 +2576,7 @@
       </w:pPr>
       <w:r>
         <w:rPr>
-          <w:rFonts w:ascii="TH Sarabun New" w:hAnsi="TH Sarabun New" w:cs="TH Sarabun New"/>
+          <w:rFonts w:ascii="TH SarabunPSK" w:hAnsi="TH SarabunPSK" w:cs="TH SarabunPSK"/>
           <w:color w:val="000000" w:themeColor="text1"/>
           <w:sz w:val="32"/>
           <w:szCs w:val="32"/>
@@ -2523,7 +2586,7 @@
       <w:proofErr w:type="spellStart"/>
       <w:r>
         <w:rPr>
-          <w:rFonts w:ascii="TH Sarabun New" w:hAnsi="TH Sarabun New" w:cs="TH Sarabun New"/>
+          <w:rFonts w:ascii="TH SarabunPSK" w:hAnsi="TH SarabunPSK" w:cs="TH SarabunPSK"/>
           <w:color w:val="000000" w:themeColor="text1"/>
           <w:sz w:val="32"/>
           <w:szCs w:val="32"/>
@@ -2533,7 +2596,7 @@
       <w:proofErr w:type="spellEnd"/>
       <w:r>
         <w:rPr>
-          <w:rFonts w:ascii="TH Sarabun New" w:hAnsi="TH Sarabun New" w:cs="TH Sarabun New"/>
+          <w:rFonts w:ascii="TH SarabunPSK" w:hAnsi="TH SarabunPSK" w:cs="TH SarabunPSK"/>
           <w:color w:val="000000" w:themeColor="text1"/>
           <w:sz w:val="32"/>
           <w:szCs w:val="32"/>
@@ -2542,7 +2605,7 @@
       </w:r>
       <w:r>
         <w:rPr>
-          <w:rFonts w:ascii="TH Sarabun New" w:hAnsi="TH Sarabun New" w:cs="TH Sarabun New"/>
+          <w:rFonts w:ascii="TH SarabunPSK" w:hAnsi="TH SarabunPSK" w:cs="TH SarabunPSK"/>
           <w:color w:val="000000" w:themeColor="text1"/>
           <w:sz w:val="32"/>
           <w:szCs w:val="32"/>
@@ -2551,7 +2614,7 @@
       </w:r>
       <w:r>
         <w:rPr>
-          <w:rFonts w:ascii="TH Sarabun New" w:hAnsi="TH Sarabun New" w:cs="TH Sarabun New"/>
+          <w:rFonts w:ascii="TH SarabunPSK" w:hAnsi="TH SarabunPSK" w:cs="TH SarabunPSK"/>
           <w:color w:val="000000" w:themeColor="text1"/>
           <w:sz w:val="32"/>
           <w:szCs w:val="32"/>
@@ -2560,7 +2623,7 @@
       </w:r>
       <w:r>
         <w:rPr>
-          <w:rFonts w:ascii="TH Sarabun New" w:hAnsi="TH Sarabun New" w:cs="TH Sarabun New"/>
+          <w:rFonts w:ascii="TH SarabunPSK" w:hAnsi="TH SarabunPSK" w:cs="TH SarabunPSK"/>
           <w:color w:val="000000" w:themeColor="text1"/>
           <w:sz w:val="32"/>
           <w:szCs w:val="32"/>
@@ -2570,72 +2633,28 @@
       </w:r>
       <w:r>
         <w:rPr>
-          <w:rFonts w:ascii="TH Sarabun New" w:hAnsi="TH Sarabun New" w:cs="TH Sarabun New"/>
+          <w:rFonts w:ascii="TH SarabunPSK" w:hAnsi="TH SarabunPSK" w:cs="TH SarabunPSK"/>
           <w:color w:val="000000" w:themeColor="text1"/>
           <w:sz w:val="32"/>
           <w:szCs w:val="32"/>
           <w:cs/>
         </w:rPr>
         <w:tab/>
-        <w:t xml:space="preserve"> </w:t>
-      </w:r>
-      <w:proofErr w:type="gramStart"/>
-      <w:r>
-        <w:rPr>
-          <w:rFonts w:ascii="TH Sarabun New" w:hAnsi="TH Sarabun New" w:cs="TH Sarabun New"/>
-          <w:color w:val="000000" w:themeColor="text1"/>
-          <w:sz w:val="32"/>
-          <w:szCs w:val="32"/>
-          <w:cs/>
-        </w:rPr>
-        <w:t xml:space="preserve">   </w:t>
-      </w:r>
-      <w:r>
-        <w:rPr>
-          <w:rFonts w:ascii="TH Sarabun New" w:hAnsi="TH Sarabun New" w:cs="TH Sarabun New"/>
-          <w:color w:val="000000" w:themeColor="text1"/>
-          <w:sz w:val="32"/>
-          <w:szCs w:val="32"/>
-          <w:cs/>
-        </w:rPr>
-        <w:t>(</w:t>
-      </w:r>
-      <w:proofErr w:type="spellStart"/>
-      <w:proofErr w:type="gramEnd"/>
-      <w:r>
-        <w:rPr>
-          <w:rFonts w:ascii="TH Sarabun New" w:hAnsi="TH Sarabun New" w:cs="TH Sarabun New"/>
-          <w:color w:val="000000" w:themeColor="text1"/>
-          <w:sz w:val="32"/>
-          <w:szCs w:val="32"/>
-          <w:cs/>
-        </w:rPr>
-        <w:t>ศิ</w:t>
-      </w:r>
-      <w:proofErr w:type="spellEnd"/>
-      <w:r>
-        <w:rPr>
-          <w:rFonts w:ascii="TH Sarabun New" w:hAnsi="TH Sarabun New" w:cs="TH Sarabun New"/>
-          <w:color w:val="000000" w:themeColor="text1"/>
-          <w:sz w:val="32"/>
-          <w:szCs w:val="32"/>
-          <w:cs/>
-        </w:rPr>
-        <w:t xml:space="preserve">ริชัย ศรีชัยปัญญา)  </w:t>
+        <w:t xml:space="preserve">    </w:t>
       </w:r>
     </w:p>
     <w:p>
       <w:pPr>
         <w:spacing w:after="0" w:line="240" w:lineRule="auto"/>
         <w:rPr>
-          <w:rFonts w:ascii="TH Sarabun New" w:hAnsi="TH Sarabun New" w:cs="TH Sarabun New"/>
+          <w:rFonts w:ascii="TH SarabunPSK" w:hAnsi="TH SarabunPSK" w:cs="TH SarabunPSK"/>
           <w:sz w:val="24"/>
           <w:szCs w:val="32"/>
         </w:rPr>
       </w:pPr>
       <w:r>
         <w:rPr>
-          <w:rFonts w:ascii="TH Sarabun New" w:hAnsi="TH Sarabun New" w:cs="TH Sarabun New"/>
+          <w:rFonts w:ascii="TH SarabunPSK" w:hAnsi="TH SarabunPSK" w:cs="TH SarabunPSK"/>
           <w:color w:val="000000" w:themeColor="text1"/>
           <w:sz w:val="32"/>
           <w:szCs w:val="32"/>
@@ -2645,7 +2664,7 @@
       </w:r>
       <w:r>
         <w:rPr>
-          <w:rFonts w:ascii="TH Sarabun New" w:hAnsi="TH Sarabun New" w:cs="TH Sarabun New"/>
+          <w:rFonts w:ascii="TH SarabunPSK" w:hAnsi="TH SarabunPSK" w:cs="TH SarabunPSK"/>
           <w:color w:val="000000" w:themeColor="text1"/>
           <w:sz w:val="32"/>
           <w:szCs w:val="32"/>
@@ -2655,7 +2674,7 @@
       </w:r>
       <w:r>
         <w:rPr>
-          <w:rFonts w:ascii="TH Sarabun New" w:hAnsi="TH Sarabun New" w:cs="TH Sarabun New"/>
+          <w:rFonts w:ascii="TH SarabunPSK" w:hAnsi="TH SarabunPSK" w:cs="TH SarabunPSK"/>
           <w:color w:val="000000" w:themeColor="text1"/>
           <w:sz w:val="32"/>
           <w:szCs w:val="32"/>
@@ -2666,7 +2685,7 @@
       </w:r>
       <w:r>
         <w:rPr>
-          <w:rFonts w:ascii="TH Sarabun New" w:hAnsi="TH Sarabun New" w:cs="TH Sarabun New"/>
+          <w:rFonts w:ascii="TH SarabunPSK" w:hAnsi="TH SarabunPSK" w:cs="TH SarabunPSK"/>
           <w:color w:val="000000" w:themeColor="text1"/>
           <w:sz w:val="32"/>
           <w:szCs w:val="32"/>
@@ -2676,7 +2695,7 @@
       </w:r>
       <w:r>
         <w:rPr>
-          <w:rFonts w:ascii="TH Sarabun New" w:hAnsi="TH Sarabun New" w:cs="TH Sarabun New"/>
+          <w:rFonts w:ascii="TH SarabunPSK" w:hAnsi="TH SarabunPSK" w:cs="TH SarabunPSK"/>
           <w:color w:val="000000" w:themeColor="text1"/>
           <w:sz w:val="32"/>
           <w:szCs w:val="32"/>
@@ -2686,21 +2705,40 @@
       </w:r>
       <w:r>
         <w:rPr>
-          <w:rFonts w:ascii="TH Sarabun New" w:hAnsi="TH Sarabun New" w:cs="TH Sarabun New"/>
-          <w:color w:val="000000" w:themeColor="text1"/>
-          <w:sz w:val="32"/>
-          <w:szCs w:val="32"/>
-          <w:cs/>
-        </w:rPr>
-        <w:tab/>
-        <w:t xml:space="preserve"> ผกก.สภ.เมืองนครราชสีมา         </w:t>
+          <w:rFonts w:ascii="TH SarabunPSK" w:hAnsi="TH SarabunPSK" w:cs="TH SarabunPSK"/>
+          <w:color w:val="000000" w:themeColor="text1"/>
+          <w:sz w:val="32"/>
+          <w:szCs w:val="32"/>
+          <w:cs/>
+        </w:rPr>
+        <w:t>(ลงชื่อ) พ.ต.อ .........................................</w:t>
+      </w:r>
+      <w:r>
+        <w:rPr>
+          <w:rFonts w:ascii="TH SarabunPSK" w:hAnsi="TH SarabunPSK" w:cs="TH SarabunPSK" w:hint="cs"/>
+          <w:color w:val="000000" w:themeColor="text1"/>
+          <w:sz w:val="32"/>
+          <w:szCs w:val="32"/>
+          <w:cs/>
+        </w:rPr>
+        <w:t>.....</w:t>
+      </w:r>
+      <w:r>
+        <w:rPr>
+          <w:rFonts w:ascii="TH SarabunPSK" w:hAnsi="TH SarabunPSK" w:cs="TH SarabunPSK"/>
+          <w:color w:val="000000" w:themeColor="text1"/>
+          <w:sz w:val="32"/>
+          <w:szCs w:val="32"/>
+          <w:cs/>
+        </w:rPr>
+        <w:t xml:space="preserve">     </w:t>
       </w:r>
     </w:p>
     <w:p>
       <w:pPr>
         <w:spacing w:after="0" w:line="240" w:lineRule="auto"/>
         <w:rPr>
-          <w:rFonts w:ascii="TH Sarabun New" w:hAnsi="TH Sarabun New" w:cs="TH Sarabun New"/>
+          <w:rFonts w:ascii="TH SarabunPSK" w:hAnsi="TH SarabunPSK" w:cs="TH SarabunPSK"/>
           <w:color w:val="000000" w:themeColor="text1"/>
           <w:sz w:val="32"/>
           <w:szCs w:val="32"/>
@@ -2708,82 +2746,79 @@
       </w:pPr>
       <w:r>
         <w:rPr>
-          <w:rFonts w:ascii="TH Sarabun New" w:hAnsi="TH Sarabun New" w:cs="TH Sarabun New"/>
+          <w:rFonts w:ascii="TH SarabunPSK" w:hAnsi="TH SarabunPSK" w:cs="TH SarabunPSK"/>
           <w:sz w:val="24"/>
           <w:szCs w:val="32"/>
           <w:cs/>
         </w:rPr>
-        <w:t>-........................................................                               วันที่............/..</w:t>
-      </w:r>
-      <w:r>
-        <w:rPr>
-          <w:rFonts w:ascii="TH Sarabun New" w:hAnsi="TH Sarabun New" w:cs="TH Sarabun New"/>
-        </w:rPr>
-        <w:t xml:space="preserve"> </w:t>
-      </w:r>
-      <w:r>
-        <w:rPr>
-          <w:rFonts w:ascii="TH Sarabun New" w:hAnsi="TH Sarabun New" w:cs="TH Sarabun New"/>
-          <w:color w:val="000000" w:themeColor="text1"/>
-          <w:sz w:val="32"/>
-          <w:szCs w:val="32"/>
-        </w:rPr>
-        <w:t>${</w:t>
+        <w:t>-........................................................</w:t>
+      </w:r>
+      <w:r>
+        <w:rPr>
+          <w:rFonts w:ascii="TH SarabunPSK" w:hAnsi="TH SarabunPSK" w:cs="TH SarabunPSK" w:hint="cs"/>
+          <w:sz w:val="24"/>
+          <w:szCs w:val="32"/>
+          <w:cs/>
+        </w:rPr>
+        <w:t>........</w:t>
+      </w:r>
+      <w:r>
+        <w:rPr>
+          <w:rFonts w:ascii="TH SarabunPSK" w:hAnsi="TH SarabunPSK" w:cs="TH SarabunPSK"/>
+          <w:sz w:val="24"/>
+          <w:szCs w:val="32"/>
+          <w:cs/>
+        </w:rPr>
+        <w:t xml:space="preserve">                               </w:t>
+      </w:r>
+      <w:r>
+        <w:rPr>
+          <w:rFonts w:ascii="TH SarabunPSK" w:hAnsi="TH SarabunPSK" w:cs="TH SarabunPSK"/>
+          <w:color w:val="000000" w:themeColor="text1"/>
+          <w:sz w:val="32"/>
+          <w:szCs w:val="32"/>
+        </w:rPr>
+        <w:tab/>
+        <w:t xml:space="preserve">    </w:t>
+      </w:r>
+      <w:r>
+        <w:rPr>
+          <w:rFonts w:ascii="TH SarabunPSK" w:hAnsi="TH SarabunPSK" w:cs="TH SarabunPSK"/>
+          <w:color w:val="000000" w:themeColor="text1"/>
+          <w:sz w:val="32"/>
+          <w:szCs w:val="32"/>
+          <w:cs/>
+        </w:rPr>
+        <w:t>(</w:t>
       </w:r>
       <w:proofErr w:type="spellStart"/>
       <w:r>
         <w:rPr>
-          <w:rFonts w:ascii="TH Sarabun New" w:hAnsi="TH Sarabun New" w:cs="TH Sarabun New"/>
-          <w:color w:val="000000" w:themeColor="text1"/>
-          <w:sz w:val="32"/>
-          <w:szCs w:val="32"/>
-        </w:rPr>
-        <w:t>cMonth</w:t>
+          <w:rFonts w:ascii="TH SarabunPSK" w:hAnsi="TH SarabunPSK" w:cs="TH SarabunPSK"/>
+          <w:color w:val="000000" w:themeColor="text1"/>
+          <w:sz w:val="32"/>
+          <w:szCs w:val="32"/>
+          <w:cs/>
+        </w:rPr>
+        <w:t>ศิ</w:t>
       </w:r>
       <w:proofErr w:type="spellEnd"/>
       <w:r>
         <w:rPr>
-          <w:rFonts w:ascii="TH Sarabun New" w:hAnsi="TH Sarabun New" w:cs="TH Sarabun New"/>
-          <w:color w:val="000000" w:themeColor="text1"/>
-          <w:sz w:val="32"/>
-          <w:szCs w:val="32"/>
-        </w:rPr>
-        <w:t>}</w:t>
-      </w:r>
-      <w:r>
-        <w:rPr>
-          <w:rFonts w:ascii="TH Sarabun New" w:hAnsi="TH Sarabun New" w:cs="TH Sarabun New"/>
-          <w:sz w:val="24"/>
-          <w:szCs w:val="32"/>
-          <w:cs/>
-        </w:rPr>
-        <w:t>.../....</w:t>
-      </w:r>
-      <w:r>
-        <w:rPr>
-          <w:rFonts w:ascii="TH Sarabun New" w:hAnsi="TH Sarabun New" w:cs="TH Sarabun New"/>
-          <w:color w:val="000000" w:themeColor="text1"/>
-          <w:sz w:val="32"/>
-          <w:szCs w:val="32"/>
-          <w:cs/>
-        </w:rPr>
-        <w:t>๒๕๖๙</w:t>
-      </w:r>
-      <w:r>
-        <w:rPr>
-          <w:rFonts w:ascii="TH Sarabun New" w:hAnsi="TH Sarabun New" w:cs="TH Sarabun New"/>
-          <w:color w:val="000000" w:themeColor="text1"/>
-          <w:sz w:val="32"/>
-          <w:szCs w:val="32"/>
-        </w:rPr>
-        <w:t>.</w:t>
+          <w:rFonts w:ascii="TH SarabunPSK" w:hAnsi="TH SarabunPSK" w:cs="TH SarabunPSK"/>
+          <w:color w:val="000000" w:themeColor="text1"/>
+          <w:sz w:val="32"/>
+          <w:szCs w:val="32"/>
+          <w:cs/>
+        </w:rPr>
+        <w:t xml:space="preserve">ริชัย ศรีชัยปัญญา)  </w:t>
       </w:r>
     </w:p>
     <w:p>
       <w:pPr>
         <w:spacing w:after="0" w:line="240" w:lineRule="auto"/>
         <w:rPr>
-          <w:rFonts w:ascii="TH Sarabun New" w:hAnsi="TH Sarabun New" w:cs="TH Sarabun New"/>
+          <w:rFonts w:ascii="TH SarabunPSK" w:hAnsi="TH SarabunPSK" w:cs="TH SarabunPSK"/>
           <w:color w:val="000000" w:themeColor="text1"/>
           <w:sz w:val="32"/>
           <w:szCs w:val="32"/>
@@ -2791,7 +2826,7 @@
       </w:pPr>
       <w:r>
         <w:rPr>
-          <w:rFonts w:ascii="TH Sarabun New" w:hAnsi="TH Sarabun New" w:cs="TH Sarabun New"/>
+          <w:rFonts w:ascii="TH SarabunPSK" w:hAnsi="TH SarabunPSK" w:cs="TH SarabunPSK"/>
           <w:color w:val="000000" w:themeColor="text1"/>
           <w:sz w:val="32"/>
           <w:szCs w:val="32"/>
@@ -2801,7 +2836,7 @@
       </w:r>
       <w:r>
         <w:rPr>
-          <w:rFonts w:ascii="TH Sarabun New" w:hAnsi="TH Sarabun New" w:cs="TH Sarabun New"/>
+          <w:rFonts w:ascii="TH SarabunPSK" w:hAnsi="TH SarabunPSK" w:cs="TH SarabunPSK"/>
           <w:color w:val="000000" w:themeColor="text1"/>
           <w:sz w:val="32"/>
           <w:szCs w:val="32"/>
@@ -2810,7 +2845,7 @@
       </w:r>
       <w:r>
         <w:rPr>
-          <w:rFonts w:ascii="TH Sarabun New" w:hAnsi="TH Sarabun New" w:cs="TH Sarabun New"/>
+          <w:rFonts w:ascii="TH SarabunPSK" w:hAnsi="TH SarabunPSK" w:cs="TH SarabunPSK"/>
           <w:color w:val="000000" w:themeColor="text1"/>
           <w:sz w:val="32"/>
           <w:szCs w:val="32"/>
@@ -2819,19 +2854,75 @@
       </w:r>
       <w:r>
         <w:rPr>
-          <w:rFonts w:ascii="TH Sarabun New" w:hAnsi="TH Sarabun New" w:cs="TH Sarabun New"/>
+          <w:rFonts w:ascii="TH SarabunPSK" w:hAnsi="TH SarabunPSK" w:cs="TH SarabunPSK"/>
           <w:color w:val="000000" w:themeColor="text1"/>
           <w:sz w:val="32"/>
           <w:szCs w:val="32"/>
         </w:rPr>
         <w:t>…………………………………</w:t>
+      </w:r>
+      <w:r>
+        <w:rPr>
+          <w:rFonts w:ascii="TH SarabunPSK" w:hAnsi="TH SarabunPSK" w:cs="TH SarabunPSK"/>
+          <w:color w:val="000000" w:themeColor="text1"/>
+          <w:sz w:val="32"/>
+          <w:szCs w:val="32"/>
+        </w:rPr>
+        <w:tab/>
+      </w:r>
+      <w:r>
+        <w:rPr>
+          <w:rFonts w:ascii="TH SarabunPSK" w:hAnsi="TH SarabunPSK" w:cs="TH SarabunPSK"/>
+          <w:color w:val="000000" w:themeColor="text1"/>
+          <w:sz w:val="32"/>
+          <w:szCs w:val="32"/>
+        </w:rPr>
+        <w:tab/>
+      </w:r>
+      <w:r>
+        <w:rPr>
+          <w:rFonts w:ascii="TH SarabunPSK" w:hAnsi="TH SarabunPSK" w:cs="TH SarabunPSK"/>
+          <w:color w:val="000000" w:themeColor="text1"/>
+          <w:sz w:val="32"/>
+          <w:szCs w:val="32"/>
+        </w:rPr>
+        <w:tab/>
+      </w:r>
+      <w:r>
+        <w:rPr>
+          <w:rFonts w:ascii="TH SarabunPSK" w:hAnsi="TH SarabunPSK" w:cs="TH SarabunPSK"/>
+          <w:color w:val="000000" w:themeColor="text1"/>
+          <w:sz w:val="32"/>
+          <w:szCs w:val="32"/>
+        </w:rPr>
+        <w:tab/>
+      </w:r>
+      <w:r>
+        <w:rPr>
+          <w:rFonts w:ascii="TH SarabunPSK" w:hAnsi="TH SarabunPSK" w:cs="TH SarabunPSK" w:hint="cs"/>
+          <w:color w:val="000000" w:themeColor="text1"/>
+          <w:sz w:val="32"/>
+          <w:szCs w:val="32"/>
+          <w:cs/>
+        </w:rPr>
+        <w:t xml:space="preserve">  </w:t>
+      </w:r>
+      <w:r>
+        <w:rPr>
+          <w:rFonts w:ascii="TH SarabunPSK" w:hAnsi="TH SarabunPSK" w:cs="TH SarabunPSK"/>
+          <w:color w:val="000000" w:themeColor="text1"/>
+          <w:sz w:val="32"/>
+          <w:szCs w:val="32"/>
+          <w:cs/>
+        </w:rPr>
+        <w:t>ผกก.สภ.เมืองนครราชสีมา</w:t>
       </w:r>
     </w:p>
     <w:p>
       <w:pPr>
         <w:spacing w:after="0" w:line="240" w:lineRule="auto"/>
         <w:rPr>
-          <w:rFonts w:ascii="TH Sarabun New" w:hAnsi="TH Sarabun New" w:cs="TH Sarabun New"/>
+          <w:rFonts w:ascii="TH SarabunPSK" w:hAnsi="TH SarabunPSK" w:cs="TH SarabunPSK"/>
           <w:color w:val="000000" w:themeColor="text1"/>
           <w:sz w:val="32"/>
           <w:szCs w:val="32"/>
@@ -2839,7 +2930,7 @@
       </w:pPr>
       <w:r>
         <w:rPr>
-          <w:rFonts w:ascii="TH Sarabun New" w:hAnsi="TH Sarabun New" w:cs="TH Sarabun New"/>
+          <w:rFonts w:ascii="TH SarabunPSK" w:hAnsi="TH SarabunPSK" w:cs="TH SarabunPSK"/>
           <w:color w:val="000000" w:themeColor="text1"/>
           <w:sz w:val="32"/>
           <w:szCs w:val="32"/>
@@ -2849,7 +2940,7 @@
       </w:r>
       <w:r>
         <w:rPr>
-          <w:rFonts w:ascii="TH Sarabun New" w:hAnsi="TH Sarabun New" w:cs="TH Sarabun New"/>
+          <w:rFonts w:ascii="TH SarabunPSK" w:hAnsi="TH SarabunPSK" w:cs="TH SarabunPSK"/>
           <w:color w:val="000000" w:themeColor="text1"/>
           <w:sz w:val="32"/>
           <w:szCs w:val="32"/>
@@ -2859,7 +2950,7 @@
       </w:r>
       <w:r>
         <w:rPr>
-          <w:rFonts w:ascii="TH Sarabun New" w:hAnsi="TH Sarabun New" w:cs="TH Sarabun New"/>
+          <w:rFonts w:ascii="TH SarabunPSK" w:hAnsi="TH SarabunPSK" w:cs="TH SarabunPSK"/>
           <w:color w:val="000000" w:themeColor="text1"/>
           <w:sz w:val="32"/>
           <w:szCs w:val="32"/>
@@ -2869,7 +2960,7 @@
       </w:r>
       <w:r>
         <w:rPr>
-          <w:rFonts w:ascii="TH Sarabun New" w:hAnsi="TH Sarabun New" w:cs="TH Sarabun New"/>
+          <w:rFonts w:ascii="TH SarabunPSK" w:hAnsi="TH SarabunPSK" w:cs="TH SarabunPSK"/>
           <w:color w:val="000000" w:themeColor="text1"/>
           <w:sz w:val="32"/>
           <w:szCs w:val="32"/>
@@ -2879,40 +2970,155 @@
       </w:r>
       <w:r>
         <w:rPr>
-          <w:rFonts w:ascii="TH Sarabun New" w:hAnsi="TH Sarabun New" w:cs="TH Sarabun New"/>
+          <w:rFonts w:ascii="TH SarabunPSK" w:hAnsi="TH SarabunPSK" w:cs="TH SarabunPSK"/>
           <w:color w:val="000000" w:themeColor="text1"/>
           <w:sz w:val="32"/>
           <w:szCs w:val="32"/>
           <w:cs/>
         </w:rPr>
         <w:t>(   อนนต์ มีมานะ  )</w:t>
+      </w:r>
+      <w:r>
+        <w:rPr>
+          <w:rFonts w:ascii="TH SarabunPSK" w:hAnsi="TH SarabunPSK" w:cs="TH SarabunPSK"/>
+          <w:color w:val="000000" w:themeColor="text1"/>
+          <w:sz w:val="32"/>
+          <w:szCs w:val="32"/>
+        </w:rPr>
+        <w:tab/>
+      </w:r>
+      <w:r>
+        <w:rPr>
+          <w:rFonts w:ascii="TH SarabunPSK" w:hAnsi="TH SarabunPSK" w:cs="TH SarabunPSK"/>
+          <w:color w:val="000000" w:themeColor="text1"/>
+          <w:sz w:val="32"/>
+          <w:szCs w:val="32"/>
+        </w:rPr>
+        <w:tab/>
+      </w:r>
+      <w:r>
+        <w:rPr>
+          <w:rFonts w:ascii="TH SarabunPSK" w:hAnsi="TH SarabunPSK" w:cs="TH SarabunPSK"/>
+          <w:color w:val="000000" w:themeColor="text1"/>
+          <w:sz w:val="32"/>
+          <w:szCs w:val="32"/>
+        </w:rPr>
+        <w:tab/>
+      </w:r>
+      <w:r>
+        <w:rPr>
+          <w:rFonts w:ascii="TH SarabunPSK" w:hAnsi="TH SarabunPSK" w:cs="TH SarabunPSK"/>
+          <w:sz w:val="24"/>
+          <w:szCs w:val="32"/>
+          <w:cs/>
+        </w:rPr>
+        <w:tab/>
+      </w:r>
+      <w:r>
+        <w:rPr>
+          <w:rFonts w:ascii="TH SarabunPSK" w:hAnsi="TH SarabunPSK" w:cs="TH SarabunPSK" w:hint="cs"/>
+          <w:sz w:val="24"/>
+          <w:szCs w:val="32"/>
+          <w:cs/>
+        </w:rPr>
+        <w:t xml:space="preserve">    </w:t>
+      </w:r>
+      <w:r>
+        <w:rPr>
+          <w:rFonts w:ascii="TH SarabunPSK" w:hAnsi="TH SarabunPSK" w:cs="TH SarabunPSK"/>
+          <w:sz w:val="24"/>
+          <w:szCs w:val="32"/>
+          <w:cs/>
+        </w:rPr>
+        <w:t>วันที่............/..</w:t>
+      </w:r>
+      <w:r>
+        <w:rPr>
+          <w:rFonts w:ascii="TH SarabunPSK" w:hAnsi="TH SarabunPSK" w:cs="TH SarabunPSK"/>
+        </w:rPr>
+        <w:t xml:space="preserve"> </w:t>
+      </w:r>
+      <w:r>
+        <w:rPr>
+          <w:rFonts w:ascii="TH SarabunPSK" w:hAnsi="TH SarabunPSK" w:cs="TH SarabunPSK"/>
+          <w:color w:val="000000" w:themeColor="text1"/>
+          <w:sz w:val="32"/>
+          <w:szCs w:val="32"/>
+        </w:rPr>
+        <w:t>${</w:t>
+      </w:r>
+      <w:proofErr w:type="spellStart"/>
+      <w:r>
+        <w:rPr>
+          <w:rFonts w:ascii="TH SarabunPSK" w:hAnsi="TH SarabunPSK" w:cs="TH SarabunPSK"/>
+          <w:color w:val="000000" w:themeColor="text1"/>
+          <w:sz w:val="32"/>
+          <w:szCs w:val="32"/>
+        </w:rPr>
+        <w:t>cMonth</w:t>
+      </w:r>
+      <w:proofErr w:type="spellEnd"/>
+      <w:r>
+        <w:rPr>
+          <w:rFonts w:ascii="TH SarabunPSK" w:hAnsi="TH SarabunPSK" w:cs="TH SarabunPSK"/>
+          <w:color w:val="000000" w:themeColor="text1"/>
+          <w:sz w:val="32"/>
+          <w:szCs w:val="32"/>
+        </w:rPr>
+        <w:t>}</w:t>
+      </w:r>
+      <w:r>
+        <w:rPr>
+          <w:rFonts w:ascii="TH SarabunPSK" w:hAnsi="TH SarabunPSK" w:cs="TH SarabunPSK"/>
+          <w:sz w:val="24"/>
+          <w:szCs w:val="32"/>
+          <w:cs/>
+        </w:rPr>
+        <w:t>.../....</w:t>
+      </w:r>
+      <w:r>
+        <w:rPr>
+          <w:rFonts w:ascii="TH SarabunPSK" w:hAnsi="TH SarabunPSK" w:cs="TH SarabunPSK"/>
+          <w:color w:val="000000" w:themeColor="text1"/>
+          <w:sz w:val="32"/>
+          <w:szCs w:val="32"/>
+          <w:cs/>
+        </w:rPr>
+        <w:t>๒๕๖๙</w:t>
+      </w:r>
+      <w:r>
+        <w:rPr>
+          <w:rFonts w:ascii="TH SarabunPSK" w:hAnsi="TH SarabunPSK" w:cs="TH SarabunPSK"/>
+          <w:color w:val="000000" w:themeColor="text1"/>
+          <w:sz w:val="32"/>
+          <w:szCs w:val="32"/>
+        </w:rPr>
+        <w:t>.</w:t>
       </w:r>
     </w:p>
     <w:p>
       <w:pPr>
         <w:spacing w:after="0" w:line="240" w:lineRule="auto"/>
         <w:rPr>
-          <w:rFonts w:ascii="TH Sarabun New" w:hAnsi="TH Sarabun New" w:cs="TH Sarabun New"/>
-          <w:color w:val="000000" w:themeColor="text1"/>
-          <w:sz w:val="32"/>
-          <w:szCs w:val="32"/>
-          <w:cs/>
+          <w:rFonts w:ascii="TH SarabunPSK" w:hAnsi="TH SarabunPSK" w:cs="TH SarabunPSK"/>
+          <w:color w:val="000000" w:themeColor="text1"/>
+          <w:sz w:val="32"/>
+          <w:szCs w:val="32"/>
         </w:rPr>
       </w:pPr>
       <w:r>
         <w:rPr>
-          <w:rFonts w:ascii="TH Sarabun New" w:hAnsi="TH Sarabun New" w:cs="TH Sarabun New"/>
-          <w:color w:val="000000" w:themeColor="text1"/>
-          <w:sz w:val="32"/>
-          <w:szCs w:val="32"/>
-          <w:cs/>
-        </w:rPr>
-        <w:lastRenderedPageBreak/>
+          <w:rFonts w:ascii="TH SarabunPSK" w:hAnsi="TH SarabunPSK" w:cs="TH SarabunPSK"/>
+          <w:color w:val="000000" w:themeColor="text1"/>
+          <w:sz w:val="32"/>
+          <w:szCs w:val="32"/>
+          <w:cs/>
+        </w:rPr>
         <w:t xml:space="preserve">      </w:t>
       </w:r>
       <w:r>
         <w:rPr>
-          <w:rFonts w:ascii="TH Sarabun New" w:hAnsi="TH Sarabun New" w:cs="TH Sarabun New"/>
+          <w:rFonts w:ascii="TH SarabunPSK" w:hAnsi="TH SarabunPSK" w:cs="TH SarabunPSK"/>
           <w:color w:val="000000" w:themeColor="text1"/>
           <w:sz w:val="32"/>
           <w:szCs w:val="32"/>
@@ -2922,7 +3128,7 @@
       </w:r>
       <w:r>
         <w:rPr>
-          <w:rFonts w:ascii="TH Sarabun New" w:hAnsi="TH Sarabun New" w:cs="TH Sarabun New"/>
+          <w:rFonts w:ascii="TH SarabunPSK" w:hAnsi="TH SarabunPSK" w:cs="TH SarabunPSK"/>
           <w:color w:val="000000" w:themeColor="text1"/>
           <w:sz w:val="32"/>
           <w:szCs w:val="32"/>
@@ -2930,6 +3136,29 @@
         </w:rPr>
         <w:t>สวป.สภ.เมืองนครราชสีมา</w:t>
       </w:r>
+    </w:p>
+    <w:p>
+      <w:pPr>
+        <w:spacing w:after="0" w:line="240" w:lineRule="auto"/>
+        <w:rPr>
+          <w:rFonts w:ascii="TH SarabunPSK" w:hAnsi="TH SarabunPSK" w:cs="TH SarabunPSK"/>
+          <w:color w:val="000000" w:themeColor="text1"/>
+          <w:sz w:val="32"/>
+          <w:szCs w:val="32"/>
+        </w:rPr>
+      </w:pPr>
+    </w:p>
+    <w:p>
+      <w:pPr>
+        <w:spacing w:after="0" w:line="240" w:lineRule="auto"/>
+        <w:rPr>
+          <w:rFonts w:ascii="TH SarabunPSK" w:hAnsi="TH SarabunPSK" w:cs="TH SarabunPSK" w:hint="cs"/>
+          <w:color w:val="000000" w:themeColor="text1"/>
+          <w:sz w:val="32"/>
+          <w:szCs w:val="32"/>
+          <w:cs/>
+        </w:rPr>
+      </w:pPr>
     </w:p>
     <w:p>
       <w:pPr>
@@ -2938,7 +3167,7 @@
           <w:tab w:val="center" w:pos="3420"/>
         </w:tabs>
         <w:rPr>
-          <w:rFonts w:ascii="TH Sarabun New" w:eastAsia="Times New Roman" w:hAnsi="TH Sarabun New" w:cs="TH Sarabun New"/>
+          <w:rFonts w:ascii="TH SarabunPSK" w:eastAsia="Times New Roman" w:hAnsi="TH SarabunPSK" w:cs="TH SarabunPSK"/>
           <w:b/>
           <w:bCs/>
           <w:sz w:val="32"/>
@@ -2947,13 +3176,14 @@
       </w:pPr>
       <w:r>
         <w:rPr>
-          <w:rFonts w:ascii="TH Sarabun New" w:eastAsia="Times New Roman" w:hAnsi="TH Sarabun New" w:cs="TH Sarabun New"/>
+          <w:rFonts w:ascii="TH SarabunPSK" w:eastAsia="Times New Roman" w:hAnsi="TH SarabunPSK" w:cs="TH SarabunPSK"/>
           <w:b/>
           <w:bCs/>
           <w:noProof/>
           <w:sz w:val="32"/>
           <w:szCs w:val="32"/>
         </w:rPr>
+        <w:lastRenderedPageBreak/>
         <w:drawing>
           <wp:inline distT="0" distB="0" distL="0" distR="0" wp14:anchorId="44A5C331" wp14:editId="263E0FE9">
             <wp:extent cx="770890" cy="791845"/>
@@ -3005,7 +3235,7 @@
       </w:r>
       <w:r>
         <w:rPr>
-          <w:rFonts w:ascii="TH Sarabun New" w:eastAsia="Times New Roman" w:hAnsi="TH Sarabun New" w:cs="TH Sarabun New"/>
+          <w:rFonts w:ascii="TH SarabunPSK" w:eastAsia="Times New Roman" w:hAnsi="TH SarabunPSK" w:cs="TH SarabunPSK"/>
           <w:b/>
           <w:bCs/>
           <w:sz w:val="32"/>
@@ -3016,7 +3246,7 @@
       </w:r>
       <w:r>
         <w:rPr>
-          <w:rFonts w:ascii="TH Sarabun New" w:eastAsia="Times New Roman" w:hAnsi="TH Sarabun New" w:cs="TH Sarabun New"/>
+          <w:rFonts w:ascii="TH SarabunPSK" w:eastAsia="Times New Roman" w:hAnsi="TH SarabunPSK" w:cs="TH SarabunPSK"/>
           <w:b/>
           <w:bCs/>
           <w:sz w:val="56"/>
@@ -3034,14 +3264,14 @@
         </w:tabs>
         <w:spacing w:after="0" w:line="240" w:lineRule="auto"/>
         <w:rPr>
-          <w:rFonts w:ascii="TH Sarabun New" w:eastAsia="Times New Roman" w:hAnsi="TH Sarabun New" w:cs="TH Sarabun New"/>
+          <w:rFonts w:ascii="TH SarabunPSK" w:eastAsia="Times New Roman" w:hAnsi="TH SarabunPSK" w:cs="TH SarabunPSK"/>
           <w:sz w:val="32"/>
           <w:szCs w:val="32"/>
         </w:rPr>
       </w:pPr>
       <w:r>
         <w:rPr>
-          <w:rFonts w:ascii="TH Sarabun New" w:eastAsia="Times New Roman" w:hAnsi="TH Sarabun New" w:cs="TH Sarabun New"/>
+          <w:rFonts w:ascii="TH SarabunPSK" w:eastAsia="Times New Roman" w:hAnsi="TH SarabunPSK" w:cs="TH SarabunPSK"/>
           <w:b/>
           <w:bCs/>
           <w:sz w:val="32"/>
@@ -3052,7 +3282,7 @@
       </w:r>
       <w:r>
         <w:rPr>
-          <w:rFonts w:ascii="TH Sarabun New" w:eastAsia="Times New Roman" w:hAnsi="TH Sarabun New" w:cs="TH Sarabun New"/>
+          <w:rFonts w:ascii="TH SarabunPSK" w:eastAsia="Times New Roman" w:hAnsi="TH SarabunPSK" w:cs="TH SarabunPSK"/>
           <w:sz w:val="32"/>
           <w:szCs w:val="32"/>
           <w:cs/>
@@ -3061,7 +3291,7 @@
       </w:r>
       <w:r>
         <w:rPr>
-          <w:rFonts w:ascii="TH Sarabun New" w:eastAsia="Times New Roman" w:hAnsi="TH Sarabun New" w:cs="TH Sarabun New"/>
+          <w:rFonts w:ascii="TH SarabunPSK" w:eastAsia="Times New Roman" w:hAnsi="TH SarabunPSK" w:cs="TH SarabunPSK"/>
           <w:b/>
           <w:bCs/>
           <w:sz w:val="32"/>
@@ -3072,7 +3302,7 @@
       </w:r>
       <w:r>
         <w:rPr>
-          <w:rFonts w:ascii="TH Sarabun New" w:eastAsia="Times New Roman" w:hAnsi="TH Sarabun New" w:cs="TH Sarabun New"/>
+          <w:rFonts w:ascii="TH SarabunPSK" w:eastAsia="Times New Roman" w:hAnsi="TH SarabunPSK" w:cs="TH SarabunPSK"/>
           <w:sz w:val="32"/>
           <w:szCs w:val="32"/>
           <w:cs/>
@@ -3088,14 +3318,14 @@
         </w:tabs>
         <w:spacing w:after="0" w:line="240" w:lineRule="auto"/>
         <w:rPr>
-          <w:rFonts w:ascii="TH Sarabun New" w:eastAsia="Times New Roman" w:hAnsi="TH Sarabun New" w:cs="TH Sarabun New"/>
+          <w:rFonts w:ascii="TH SarabunPSK" w:eastAsia="Times New Roman" w:hAnsi="TH SarabunPSK" w:cs="TH SarabunPSK"/>
           <w:sz w:val="32"/>
           <w:szCs w:val="32"/>
         </w:rPr>
       </w:pPr>
       <w:r>
         <w:rPr>
-          <w:rFonts w:ascii="TH Sarabun New" w:eastAsia="Times New Roman" w:hAnsi="TH Sarabun New" w:cs="TH Sarabun New"/>
+          <w:rFonts w:ascii="TH SarabunPSK" w:eastAsia="Times New Roman" w:hAnsi="TH SarabunPSK" w:cs="TH SarabunPSK"/>
           <w:b/>
           <w:bCs/>
           <w:sz w:val="32"/>
@@ -3106,7 +3336,7 @@
       </w:r>
       <w:r>
         <w:rPr>
-          <w:rFonts w:ascii="TH Sarabun New" w:eastAsia="Times New Roman" w:hAnsi="TH Sarabun New" w:cs="TH Sarabun New"/>
+          <w:rFonts w:ascii="TH SarabunPSK" w:eastAsia="Times New Roman" w:hAnsi="TH SarabunPSK" w:cs="TH SarabunPSK"/>
           <w:sz w:val="32"/>
           <w:szCs w:val="32"/>
           <w:cs/>
@@ -3115,7 +3345,7 @@
       </w:r>
       <w:r>
         <w:rPr>
-          <w:rFonts w:ascii="TH Sarabun New" w:eastAsia="Times New Roman" w:hAnsi="TH Sarabun New" w:cs="TH Sarabun New"/>
+          <w:rFonts w:ascii="TH SarabunPSK" w:eastAsia="Times New Roman" w:hAnsi="TH SarabunPSK" w:cs="TH SarabunPSK"/>
           <w:sz w:val="32"/>
           <w:szCs w:val="32"/>
         </w:rPr>
@@ -3123,7 +3353,7 @@
       </w:r>
       <w:r>
         <w:rPr>
-          <w:rFonts w:ascii="TH Sarabun New" w:eastAsia="Times New Roman" w:hAnsi="TH Sarabun New" w:cs="TH Sarabun New"/>
+          <w:rFonts w:ascii="TH SarabunPSK" w:eastAsia="Times New Roman" w:hAnsi="TH SarabunPSK" w:cs="TH SarabunPSK"/>
           <w:sz w:val="32"/>
           <w:szCs w:val="32"/>
           <w:cs/>
@@ -3132,7 +3362,7 @@
       </w:r>
       <w:r>
         <w:rPr>
-          <w:rFonts w:ascii="TH Sarabun New" w:eastAsia="Times New Roman" w:hAnsi="TH Sarabun New" w:cs="TH Sarabun New"/>
+          <w:rFonts w:ascii="TH SarabunPSK" w:eastAsia="Times New Roman" w:hAnsi="TH SarabunPSK" w:cs="TH SarabunPSK"/>
           <w:b/>
           <w:bCs/>
           <w:sz w:val="32"/>
@@ -3143,7 +3373,7 @@
       </w:r>
       <w:r>
         <w:rPr>
-          <w:rFonts w:ascii="TH Sarabun New" w:eastAsia="Times New Roman" w:hAnsi="TH Sarabun New" w:cs="TH Sarabun New"/>
+          <w:rFonts w:ascii="TH SarabunPSK" w:eastAsia="Times New Roman" w:hAnsi="TH SarabunPSK" w:cs="TH SarabunPSK"/>
           <w:sz w:val="32"/>
           <w:szCs w:val="32"/>
           <w:cs/>
@@ -3152,7 +3382,7 @@
       </w:r>
       <w:r>
         <w:rPr>
-          <w:rFonts w:ascii="TH Sarabun New" w:eastAsia="Times New Roman" w:hAnsi="TH Sarabun New" w:cs="TH Sarabun New"/>
+          <w:rFonts w:ascii="TH SarabunPSK" w:eastAsia="Times New Roman" w:hAnsi="TH SarabunPSK" w:cs="TH SarabunPSK"/>
           <w:sz w:val="32"/>
           <w:szCs w:val="32"/>
           <w:cs/>
@@ -3161,7 +3391,7 @@
       </w:r>
       <w:r>
         <w:rPr>
-          <w:rFonts w:ascii="TH Sarabun New" w:eastAsia="Times New Roman" w:hAnsi="TH Sarabun New" w:cs="TH Sarabun New"/>
+          <w:rFonts w:ascii="TH SarabunPSK" w:eastAsia="Times New Roman" w:hAnsi="TH SarabunPSK" w:cs="TH SarabunPSK"/>
           <w:sz w:val="32"/>
           <w:szCs w:val="32"/>
         </w:rPr>
@@ -3169,7 +3399,7 @@
       </w:r>
       <w:r>
         <w:rPr>
-          <w:rFonts w:ascii="TH Sarabun New" w:hAnsi="TH Sarabun New" w:cs="TH Sarabun New"/>
+          <w:rFonts w:ascii="TH SarabunPSK" w:hAnsi="TH SarabunPSK" w:cs="TH SarabunPSK"/>
           <w:color w:val="000000" w:themeColor="text1"/>
           <w:sz w:val="32"/>
           <w:szCs w:val="32"/>
@@ -3179,7 +3409,7 @@
       </w:r>
       <w:r>
         <w:rPr>
-          <w:rFonts w:ascii="TH Sarabun New" w:eastAsia="Times New Roman" w:hAnsi="TH Sarabun New" w:cs="TH Sarabun New"/>
+          <w:rFonts w:ascii="TH SarabunPSK" w:eastAsia="Times New Roman" w:hAnsi="TH SarabunPSK" w:cs="TH SarabunPSK"/>
           <w:sz w:val="32"/>
           <w:szCs w:val="32"/>
           <w:cs/>
@@ -3188,7 +3418,7 @@
       </w:r>
       <w:r>
         <w:rPr>
-          <w:rFonts w:ascii="TH Sarabun New" w:hAnsi="TH Sarabun New" w:cs="TH Sarabun New"/>
+          <w:rFonts w:ascii="TH SarabunPSK" w:hAnsi="TH SarabunPSK" w:cs="TH SarabunPSK"/>
           <w:color w:val="000000" w:themeColor="text1"/>
           <w:sz w:val="32"/>
           <w:szCs w:val="32"/>
@@ -3197,7 +3427,7 @@
       </w:r>
       <w:r>
         <w:rPr>
-          <w:rFonts w:ascii="TH Sarabun New" w:eastAsia="Times New Roman" w:hAnsi="TH Sarabun New" w:cs="TH Sarabun New"/>
+          <w:rFonts w:ascii="TH SarabunPSK" w:eastAsia="Times New Roman" w:hAnsi="TH SarabunPSK" w:cs="TH SarabunPSK"/>
           <w:sz w:val="32"/>
           <w:szCs w:val="32"/>
           <w:cs/>
@@ -3206,7 +3436,7 @@
       </w:r>
       <w:r>
         <w:rPr>
-          <w:rFonts w:ascii="TH Sarabun New" w:hAnsi="TH Sarabun New" w:cs="TH Sarabun New"/>
+          <w:rFonts w:ascii="TH SarabunPSK" w:hAnsi="TH SarabunPSK" w:cs="TH SarabunPSK"/>
           <w:color w:val="000000" w:themeColor="text1"/>
           <w:sz w:val="32"/>
           <w:szCs w:val="32"/>
@@ -3222,14 +3452,14 @@
         </w:tabs>
         <w:spacing w:after="0" w:line="240" w:lineRule="auto"/>
         <w:rPr>
-          <w:rFonts w:ascii="TH Sarabun New" w:eastAsia="Times New Roman" w:hAnsi="TH Sarabun New" w:cs="TH Sarabun New"/>
+          <w:rFonts w:ascii="TH SarabunPSK" w:eastAsia="Times New Roman" w:hAnsi="TH SarabunPSK" w:cs="TH SarabunPSK"/>
           <w:sz w:val="32"/>
           <w:szCs w:val="32"/>
         </w:rPr>
       </w:pPr>
       <w:r>
         <w:rPr>
-          <w:rFonts w:ascii="TH Sarabun New" w:eastAsia="Times New Roman" w:hAnsi="TH Sarabun New" w:cs="TH Sarabun New"/>
+          <w:rFonts w:ascii="TH SarabunPSK" w:eastAsia="Times New Roman" w:hAnsi="TH SarabunPSK" w:cs="TH SarabunPSK"/>
           <w:b/>
           <w:bCs/>
           <w:sz w:val="32"/>
@@ -3240,7 +3470,7 @@
       </w:r>
       <w:r>
         <w:rPr>
-          <w:rFonts w:ascii="TH Sarabun New" w:eastAsia="Times New Roman" w:hAnsi="TH Sarabun New" w:cs="TH Sarabun New"/>
+          <w:rFonts w:ascii="TH SarabunPSK" w:eastAsia="Times New Roman" w:hAnsi="TH SarabunPSK" w:cs="TH SarabunPSK"/>
           <w:sz w:val="32"/>
           <w:szCs w:val="32"/>
           <w:cs/>
@@ -3257,14 +3487,14 @@
         <w:spacing w:after="0" w:line="240" w:lineRule="auto"/>
         <w:jc w:val="thaiDistribute"/>
         <w:rPr>
-          <w:rFonts w:ascii="TH Sarabun New" w:eastAsia="Times New Roman" w:hAnsi="TH Sarabun New" w:cs="TH Sarabun New"/>
+          <w:rFonts w:ascii="TH SarabunPSK" w:eastAsia="Times New Roman" w:hAnsi="TH SarabunPSK" w:cs="TH SarabunPSK"/>
           <w:sz w:val="32"/>
           <w:szCs w:val="32"/>
         </w:rPr>
       </w:pPr>
       <w:r>
         <w:rPr>
-          <w:rFonts w:ascii="TH Sarabun New" w:eastAsia="Times New Roman" w:hAnsi="TH Sarabun New" w:cs="TH Sarabun New"/>
+          <w:rFonts w:ascii="TH SarabunPSK" w:eastAsia="Times New Roman" w:hAnsi="TH SarabunPSK" w:cs="TH SarabunPSK"/>
           <w:b/>
           <w:bCs/>
           <w:sz w:val="32"/>
@@ -3275,7 +3505,7 @@
       </w:r>
       <w:r>
         <w:rPr>
-          <w:rFonts w:ascii="TH Sarabun New" w:eastAsia="Times New Roman" w:hAnsi="TH Sarabun New" w:cs="TH Sarabun New"/>
+          <w:rFonts w:ascii="TH SarabunPSK" w:eastAsia="Times New Roman" w:hAnsi="TH SarabunPSK" w:cs="TH SarabunPSK"/>
           <w:sz w:val="32"/>
           <w:szCs w:val="32"/>
           <w:cs/>
@@ -3292,7 +3522,7 @@
         <w:spacing w:after="0" w:line="240" w:lineRule="auto"/>
         <w:jc w:val="thaiDistribute"/>
         <w:rPr>
-          <w:rFonts w:ascii="TH Sarabun New" w:eastAsia="Times New Roman" w:hAnsi="TH Sarabun New" w:cs="TH Sarabun New"/>
+          <w:rFonts w:ascii="TH SarabunPSK" w:eastAsia="Times New Roman" w:hAnsi="TH SarabunPSK" w:cs="TH SarabunPSK"/>
           <w:sz w:val="16"/>
           <w:szCs w:val="16"/>
         </w:rPr>
@@ -3308,7 +3538,7 @@
         <w:ind w:firstLine="1134"/>
         <w:jc w:val="thaiDistribute"/>
         <w:rPr>
-          <w:rFonts w:ascii="TH Sarabun New" w:eastAsia="Times New Roman" w:hAnsi="TH Sarabun New" w:cs="TH Sarabun New"/>
+          <w:rFonts w:ascii="TH SarabunPSK" w:eastAsia="Times New Roman" w:hAnsi="TH SarabunPSK" w:cs="TH SarabunPSK"/>
           <w:b/>
           <w:bCs/>
           <w:sz w:val="32"/>
@@ -3318,7 +3548,7 @@
       </w:pPr>
       <w:r>
         <w:rPr>
-          <w:rFonts w:ascii="TH Sarabun New" w:eastAsia="Times New Roman" w:hAnsi="TH Sarabun New" w:cs="TH Sarabun New"/>
+          <w:rFonts w:ascii="TH SarabunPSK" w:eastAsia="Times New Roman" w:hAnsi="TH SarabunPSK" w:cs="TH SarabunPSK"/>
           <w:sz w:val="32"/>
           <w:szCs w:val="32"/>
           <w:cs/>
@@ -3327,7 +3557,7 @@
       </w:r>
       <w:r>
         <w:rPr>
-          <w:rFonts w:ascii="TH Sarabun New" w:eastAsia="Times New Roman" w:hAnsi="TH Sarabun New" w:cs="TH Sarabun New"/>
+          <w:rFonts w:ascii="TH SarabunPSK" w:eastAsia="Times New Roman" w:hAnsi="TH SarabunPSK" w:cs="TH SarabunPSK"/>
           <w:b/>
           <w:bCs/>
           <w:sz w:val="32"/>
@@ -3338,7 +3568,7 @@
       </w:r>
       <w:r>
         <w:rPr>
-          <w:rFonts w:ascii="TH Sarabun New" w:hAnsi="TH Sarabun New" w:cs="TH Sarabun New"/>
+          <w:rFonts w:ascii="TH SarabunPSK" w:hAnsi="TH SarabunPSK" w:cs="TH SarabunPSK"/>
           <w:b/>
           <w:bCs/>
           <w:color w:val="000000" w:themeColor="text1"/>
@@ -3350,7 +3580,7 @@
       <w:proofErr w:type="spellStart"/>
       <w:r>
         <w:rPr>
-          <w:rFonts w:ascii="TH Sarabun New" w:hAnsi="TH Sarabun New" w:cs="TH Sarabun New"/>
+          <w:rFonts w:ascii="TH SarabunPSK" w:hAnsi="TH SarabunPSK" w:cs="TH SarabunPSK"/>
           <w:b/>
           <w:bCs/>
           <w:color w:val="000000" w:themeColor="text1"/>
@@ -3362,7 +3592,7 @@
       <w:proofErr w:type="spellEnd"/>
       <w:r>
         <w:rPr>
-          <w:rFonts w:ascii="TH Sarabun New" w:hAnsi="TH Sarabun New" w:cs="TH Sarabun New"/>
+          <w:rFonts w:ascii="TH SarabunPSK" w:hAnsi="TH SarabunPSK" w:cs="TH SarabunPSK"/>
           <w:b/>
           <w:bCs/>
           <w:color w:val="000000" w:themeColor="text1"/>
@@ -3373,7 +3603,7 @@
       </w:r>
       <w:r>
         <w:rPr>
-          <w:rFonts w:ascii="TH Sarabun New" w:hAnsi="TH Sarabun New" w:cs="TH Sarabun New"/>
+          <w:rFonts w:ascii="TH SarabunPSK" w:hAnsi="TH SarabunPSK" w:cs="TH SarabunPSK"/>
           <w:b/>
           <w:bCs/>
           <w:color w:val="000000" w:themeColor="text1"/>
@@ -3385,7 +3615,7 @@
       </w:r>
       <w:r>
         <w:rPr>
-          <w:rFonts w:ascii="TH Sarabun New" w:eastAsia="Times New Roman" w:hAnsi="TH Sarabun New" w:cs="TH Sarabun New"/>
+          <w:rFonts w:ascii="TH SarabunPSK" w:eastAsia="Times New Roman" w:hAnsi="TH SarabunPSK" w:cs="TH SarabunPSK"/>
           <w:sz w:val="32"/>
           <w:szCs w:val="32"/>
           <w:cs/>
@@ -3394,7 +3624,7 @@
       </w:r>
       <w:r>
         <w:rPr>
-          <w:rFonts w:ascii="TH Sarabun New" w:hAnsi="TH Sarabun New" w:cs="TH Sarabun New"/>
+          <w:rFonts w:ascii="TH SarabunPSK" w:hAnsi="TH SarabunPSK" w:cs="TH SarabunPSK"/>
           <w:color w:val="000000" w:themeColor="text1"/>
           <w:sz w:val="32"/>
           <w:szCs w:val="32"/>
@@ -3403,7 +3633,7 @@
       </w:r>
       <w:r>
         <w:rPr>
-          <w:rFonts w:ascii="TH Sarabun New" w:eastAsia="Times New Roman" w:hAnsi="TH Sarabun New" w:cs="TH Sarabun New"/>
+          <w:rFonts w:ascii="TH SarabunPSK" w:eastAsia="Times New Roman" w:hAnsi="TH SarabunPSK" w:cs="TH SarabunPSK"/>
           <w:sz w:val="32"/>
           <w:szCs w:val="32"/>
           <w:cs/>
@@ -3412,7 +3642,7 @@
       </w:r>
       <w:r>
         <w:rPr>
-          <w:rFonts w:ascii="TH Sarabun New" w:hAnsi="TH Sarabun New" w:cs="TH Sarabun New"/>
+          <w:rFonts w:ascii="TH SarabunPSK" w:hAnsi="TH SarabunPSK" w:cs="TH SarabunPSK"/>
           <w:color w:val="000000" w:themeColor="text1"/>
           <w:sz w:val="32"/>
           <w:szCs w:val="32"/>
@@ -3421,7 +3651,7 @@
       </w:r>
       <w:r>
         <w:rPr>
-          <w:rFonts w:ascii="TH Sarabun New" w:eastAsia="Times New Roman" w:hAnsi="TH Sarabun New" w:cs="TH Sarabun New"/>
+          <w:rFonts w:ascii="TH SarabunPSK" w:eastAsia="Times New Roman" w:hAnsi="TH SarabunPSK" w:cs="TH SarabunPSK"/>
           <w:sz w:val="32"/>
           <w:szCs w:val="32"/>
           <w:cs/>
@@ -3430,7 +3660,7 @@
       </w:r>
       <w:r>
         <w:rPr>
-          <w:rFonts w:ascii="TH Sarabun New" w:hAnsi="TH Sarabun New" w:cs="TH Sarabun New"/>
+          <w:rFonts w:ascii="TH SarabunPSK" w:hAnsi="TH SarabunPSK" w:cs="TH SarabunPSK"/>
           <w:b/>
           <w:bCs/>
           <w:sz w:val="32"/>
@@ -3440,7 +3670,7 @@
       </w:r>
       <w:r>
         <w:rPr>
-          <w:rFonts w:ascii="TH Sarabun New" w:hAnsi="TH Sarabun New" w:cs="TH Sarabun New"/>
+          <w:rFonts w:ascii="TH SarabunPSK" w:hAnsi="TH SarabunPSK" w:cs="TH SarabunPSK"/>
           <w:b/>
           <w:bCs/>
           <w:color w:val="000000" w:themeColor="text1"/>
@@ -3452,7 +3682,7 @@
       </w:r>
       <w:r>
         <w:rPr>
-          <w:rFonts w:ascii="TH Sarabun New" w:eastAsia="Times New Roman" w:hAnsi="TH Sarabun New" w:cs="TH Sarabun New"/>
+          <w:rFonts w:ascii="TH SarabunPSK" w:eastAsia="Times New Roman" w:hAnsi="TH SarabunPSK" w:cs="TH SarabunPSK"/>
           <w:sz w:val="32"/>
           <w:szCs w:val="32"/>
           <w:cs/>
@@ -3461,7 +3691,7 @@
       </w:r>
       <w:r>
         <w:rPr>
-          <w:rFonts w:ascii="TH Sarabun New" w:hAnsi="TH Sarabun New" w:cs="TH Sarabun New"/>
+          <w:rFonts w:ascii="TH SarabunPSK" w:hAnsi="TH SarabunPSK" w:cs="TH SarabunPSK"/>
           <w:color w:val="000000" w:themeColor="text1"/>
           <w:sz w:val="32"/>
           <w:szCs w:val="32"/>
@@ -3471,7 +3701,7 @@
       <w:proofErr w:type="spellStart"/>
       <w:r>
         <w:rPr>
-          <w:rFonts w:ascii="TH Sarabun New" w:hAnsi="TH Sarabun New" w:cs="TH Sarabun New"/>
+          <w:rFonts w:ascii="TH SarabunPSK" w:hAnsi="TH SarabunPSK" w:cs="TH SarabunPSK"/>
           <w:color w:val="000000" w:themeColor="text1"/>
           <w:sz w:val="32"/>
           <w:szCs w:val="32"/>
@@ -3481,7 +3711,7 @@
       <w:proofErr w:type="spellEnd"/>
       <w:r>
         <w:rPr>
-          <w:rFonts w:ascii="TH Sarabun New" w:hAnsi="TH Sarabun New" w:cs="TH Sarabun New"/>
+          <w:rFonts w:ascii="TH SarabunPSK" w:hAnsi="TH SarabunPSK" w:cs="TH SarabunPSK"/>
           <w:color w:val="000000" w:themeColor="text1"/>
           <w:sz w:val="32"/>
           <w:szCs w:val="32"/>
@@ -3491,7 +3721,7 @@
       <w:proofErr w:type="spellStart"/>
       <w:r>
         <w:rPr>
-          <w:rFonts w:ascii="TH Sarabun New" w:hAnsi="TH Sarabun New" w:cs="TH Sarabun New"/>
+          <w:rFonts w:ascii="TH SarabunPSK" w:hAnsi="TH SarabunPSK" w:cs="TH SarabunPSK"/>
           <w:color w:val="000000" w:themeColor="text1"/>
           <w:sz w:val="32"/>
           <w:szCs w:val="32"/>
@@ -3501,7 +3731,7 @@
       <w:proofErr w:type="spellEnd"/>
       <w:r>
         <w:rPr>
-          <w:rFonts w:ascii="TH Sarabun New" w:hAnsi="TH Sarabun New" w:cs="TH Sarabun New"/>
+          <w:rFonts w:ascii="TH SarabunPSK" w:hAnsi="TH SarabunPSK" w:cs="TH SarabunPSK"/>
           <w:color w:val="000000" w:themeColor="text1"/>
           <w:sz w:val="32"/>
           <w:szCs w:val="32"/>
@@ -3510,7 +3740,7 @@
       </w:r>
       <w:r>
         <w:rPr>
-          <w:rFonts w:ascii="TH Sarabun New" w:eastAsia="Times New Roman" w:hAnsi="TH Sarabun New" w:cs="TH Sarabun New"/>
+          <w:rFonts w:ascii="TH SarabunPSK" w:eastAsia="Times New Roman" w:hAnsi="TH SarabunPSK" w:cs="TH SarabunPSK"/>
           <w:sz w:val="32"/>
           <w:szCs w:val="32"/>
           <w:cs/>
@@ -3519,7 +3749,7 @@
       </w:r>
       <w:r>
         <w:rPr>
-          <w:rFonts w:ascii="TH Sarabun New" w:hAnsi="TH Sarabun New" w:cs="TH Sarabun New"/>
+          <w:rFonts w:ascii="TH SarabunPSK" w:hAnsi="TH SarabunPSK" w:cs="TH SarabunPSK"/>
           <w:color w:val="000000" w:themeColor="text1"/>
           <w:sz w:val="32"/>
           <w:szCs w:val="32"/>
@@ -3529,7 +3759,7 @@
       <w:proofErr w:type="spellStart"/>
       <w:r>
         <w:rPr>
-          <w:rFonts w:ascii="TH Sarabun New" w:hAnsi="TH Sarabun New" w:cs="TH Sarabun New"/>
+          <w:rFonts w:ascii="TH SarabunPSK" w:hAnsi="TH SarabunPSK" w:cs="TH SarabunPSK"/>
           <w:color w:val="000000" w:themeColor="text1"/>
           <w:sz w:val="32"/>
           <w:szCs w:val="32"/>
@@ -3539,7 +3769,7 @@
       <w:proofErr w:type="spellEnd"/>
       <w:r>
         <w:rPr>
-          <w:rFonts w:ascii="TH Sarabun New" w:hAnsi="TH Sarabun New" w:cs="TH Sarabun New"/>
+          <w:rFonts w:ascii="TH SarabunPSK" w:hAnsi="TH SarabunPSK" w:cs="TH SarabunPSK"/>
           <w:color w:val="000000" w:themeColor="text1"/>
           <w:sz w:val="32"/>
           <w:szCs w:val="32"/>
@@ -3549,7 +3779,7 @@
       <w:proofErr w:type="spellStart"/>
       <w:r>
         <w:rPr>
-          <w:rFonts w:ascii="TH Sarabun New" w:hAnsi="TH Sarabun New" w:cs="TH Sarabun New"/>
+          <w:rFonts w:ascii="TH SarabunPSK" w:hAnsi="TH SarabunPSK" w:cs="TH SarabunPSK"/>
           <w:color w:val="000000" w:themeColor="text1"/>
           <w:sz w:val="32"/>
           <w:szCs w:val="32"/>
@@ -3559,7 +3789,7 @@
       <w:proofErr w:type="spellEnd"/>
       <w:r>
         <w:rPr>
-          <w:rFonts w:ascii="TH Sarabun New" w:hAnsi="TH Sarabun New" w:cs="TH Sarabun New"/>
+          <w:rFonts w:ascii="TH SarabunPSK" w:hAnsi="TH SarabunPSK" w:cs="TH SarabunPSK"/>
           <w:color w:val="000000" w:themeColor="text1"/>
           <w:sz w:val="32"/>
           <w:szCs w:val="32"/>
@@ -3569,7 +3799,7 @@
       <w:proofErr w:type="spellStart"/>
       <w:r>
         <w:rPr>
-          <w:rFonts w:ascii="TH Sarabun New" w:hAnsi="TH Sarabun New" w:cs="TH Sarabun New"/>
+          <w:rFonts w:ascii="TH SarabunPSK" w:hAnsi="TH SarabunPSK" w:cs="TH SarabunPSK"/>
           <w:color w:val="000000" w:themeColor="text1"/>
           <w:sz w:val="32"/>
           <w:szCs w:val="32"/>
@@ -3579,7 +3809,7 @@
       <w:proofErr w:type="spellEnd"/>
       <w:r>
         <w:rPr>
-          <w:rFonts w:ascii="TH Sarabun New" w:hAnsi="TH Sarabun New" w:cs="TH Sarabun New"/>
+          <w:rFonts w:ascii="TH SarabunPSK" w:hAnsi="TH SarabunPSK" w:cs="TH SarabunPSK"/>
           <w:color w:val="000000" w:themeColor="text1"/>
           <w:sz w:val="32"/>
           <w:szCs w:val="32"/>
@@ -3588,7 +3818,7 @@
       </w:r>
       <w:r>
         <w:rPr>
-          <w:rFonts w:ascii="TH Sarabun New" w:hAnsi="TH Sarabun New" w:cs="TH Sarabun New"/>
+          <w:rFonts w:ascii="TH SarabunPSK" w:hAnsi="TH SarabunPSK" w:cs="TH SarabunPSK"/>
           <w:color w:val="000000" w:themeColor="text1"/>
           <w:sz w:val="32"/>
           <w:szCs w:val="32"/>
@@ -3598,7 +3828,7 @@
       </w:r>
       <w:r>
         <w:rPr>
-          <w:rFonts w:ascii="TH Sarabun New" w:eastAsia="Times New Roman" w:hAnsi="TH Sarabun New" w:cs="TH Sarabun New"/>
+          <w:rFonts w:ascii="TH SarabunPSK" w:eastAsia="Times New Roman" w:hAnsi="TH SarabunPSK" w:cs="TH SarabunPSK"/>
           <w:sz w:val="32"/>
           <w:szCs w:val="32"/>
           <w:cs/>
@@ -3607,7 +3837,7 @@
       </w:r>
       <w:r>
         <w:rPr>
-          <w:rFonts w:ascii="TH Sarabun New" w:hAnsi="TH Sarabun New" w:cs="TH Sarabun New"/>
+          <w:rFonts w:ascii="TH SarabunPSK" w:hAnsi="TH SarabunPSK" w:cs="TH SarabunPSK"/>
           <w:color w:val="000000" w:themeColor="text1"/>
           <w:sz w:val="32"/>
           <w:szCs w:val="32"/>
@@ -3617,7 +3847,7 @@
       <w:proofErr w:type="spellStart"/>
       <w:r>
         <w:rPr>
-          <w:rFonts w:ascii="TH Sarabun New" w:hAnsi="TH Sarabun New" w:cs="TH Sarabun New"/>
+          <w:rFonts w:ascii="TH SarabunPSK" w:hAnsi="TH SarabunPSK" w:cs="TH SarabunPSK"/>
           <w:color w:val="000000" w:themeColor="text1"/>
           <w:sz w:val="32"/>
           <w:szCs w:val="32"/>
@@ -3627,7 +3857,7 @@
       <w:proofErr w:type="spellEnd"/>
       <w:r>
         <w:rPr>
-          <w:rFonts w:ascii="TH Sarabun New" w:hAnsi="TH Sarabun New" w:cs="TH Sarabun New"/>
+          <w:rFonts w:ascii="TH SarabunPSK" w:hAnsi="TH SarabunPSK" w:cs="TH SarabunPSK"/>
           <w:color w:val="000000" w:themeColor="text1"/>
           <w:sz w:val="32"/>
           <w:szCs w:val="32"/>
@@ -3636,7 +3866,7 @@
       </w:r>
       <w:r>
         <w:rPr>
-          <w:rFonts w:ascii="TH Sarabun New" w:hAnsi="TH Sarabun New" w:cs="TH Sarabun New"/>
+          <w:rFonts w:ascii="TH SarabunPSK" w:hAnsi="TH SarabunPSK" w:cs="TH SarabunPSK"/>
           <w:color w:val="000000" w:themeColor="text1"/>
           <w:sz w:val="32"/>
           <w:szCs w:val="32"/>
@@ -3646,7 +3876,7 @@
       </w:r>
       <w:r>
         <w:rPr>
-          <w:rFonts w:ascii="TH Sarabun New" w:eastAsia="Times New Roman" w:hAnsi="TH Sarabun New" w:cs="TH Sarabun New"/>
+          <w:rFonts w:ascii="TH SarabunPSK" w:eastAsia="Times New Roman" w:hAnsi="TH SarabunPSK" w:cs="TH SarabunPSK"/>
           <w:sz w:val="32"/>
           <w:szCs w:val="32"/>
           <w:cs/>
@@ -3655,7 +3885,7 @@
       </w:r>
       <w:r>
         <w:rPr>
-          <w:rFonts w:ascii="TH Sarabun New" w:eastAsia="Times New Roman" w:hAnsi="TH Sarabun New" w:cs="TH Sarabun New"/>
+          <w:rFonts w:ascii="TH SarabunPSK" w:eastAsia="Times New Roman" w:hAnsi="TH SarabunPSK" w:cs="TH SarabunPSK"/>
           <w:b/>
           <w:bCs/>
           <w:sz w:val="32"/>
@@ -3675,7 +3905,7 @@
         <w:ind w:firstLine="1134"/>
         <w:jc w:val="thaiDistribute"/>
         <w:rPr>
-          <w:rFonts w:ascii="TH Sarabun New" w:eastAsia="Times New Roman" w:hAnsi="TH Sarabun New" w:cs="TH Sarabun New"/>
+          <w:rFonts w:ascii="TH SarabunPSK" w:eastAsia="Times New Roman" w:hAnsi="TH SarabunPSK" w:cs="TH SarabunPSK"/>
           <w:sz w:val="16"/>
           <w:szCs w:val="16"/>
         </w:rPr>
@@ -3691,14 +3921,14 @@
         <w:ind w:firstLine="1134"/>
         <w:jc w:val="thaiDistribute"/>
         <w:rPr>
-          <w:rFonts w:ascii="TH Sarabun New" w:eastAsia="Times New Roman" w:hAnsi="TH Sarabun New" w:cs="TH Sarabun New"/>
+          <w:rFonts w:ascii="TH SarabunPSK" w:eastAsia="Times New Roman" w:hAnsi="TH SarabunPSK" w:cs="TH SarabunPSK"/>
           <w:sz w:val="32"/>
           <w:szCs w:val="32"/>
         </w:rPr>
       </w:pPr>
       <w:r>
         <w:rPr>
-          <w:rFonts w:ascii="TH Sarabun New" w:eastAsia="Times New Roman" w:hAnsi="TH Sarabun New" w:cs="TH Sarabun New"/>
+          <w:rFonts w:ascii="TH SarabunPSK" w:eastAsia="Times New Roman" w:hAnsi="TH SarabunPSK" w:cs="TH SarabunPSK"/>
           <w:sz w:val="32"/>
           <w:szCs w:val="32"/>
           <w:cs/>
@@ -3707,7 +3937,7 @@
       </w:r>
       <w:r>
         <w:rPr>
-          <w:rFonts w:ascii="TH Sarabun New" w:eastAsia="Times New Roman" w:hAnsi="TH Sarabun New" w:cs="TH Sarabun New"/>
+          <w:rFonts w:ascii="TH SarabunPSK" w:eastAsia="Times New Roman" w:hAnsi="TH SarabunPSK" w:cs="TH SarabunPSK"/>
           <w:sz w:val="32"/>
           <w:szCs w:val="32"/>
           <w:cs/>
@@ -3725,7 +3955,7 @@
         <w:ind w:firstLine="1134"/>
         <w:jc w:val="thaiDistribute"/>
         <w:rPr>
-          <w:rFonts w:ascii="TH Sarabun New" w:eastAsia="Times New Roman" w:hAnsi="TH Sarabun New" w:cs="TH Sarabun New"/>
+          <w:rFonts w:ascii="TH SarabunPSK" w:eastAsia="Times New Roman" w:hAnsi="TH SarabunPSK" w:cs="TH SarabunPSK"/>
           <w:sz w:val="32"/>
           <w:szCs w:val="32"/>
         </w:rPr>
@@ -3741,7 +3971,7 @@
         <w:ind w:firstLine="1134"/>
         <w:jc w:val="thaiDistribute"/>
         <w:rPr>
-          <w:rFonts w:ascii="TH Sarabun New" w:eastAsia="Times New Roman" w:hAnsi="TH Sarabun New" w:cs="TH Sarabun New"/>
+          <w:rFonts w:ascii="TH SarabunPSK" w:eastAsia="Times New Roman" w:hAnsi="TH SarabunPSK" w:cs="TH SarabunPSK"/>
           <w:sz w:val="16"/>
           <w:szCs w:val="16"/>
         </w:rPr>
@@ -3756,14 +3986,14 @@
         <w:spacing w:after="0" w:line="240" w:lineRule="auto"/>
         <w:ind w:firstLine="1134"/>
         <w:rPr>
-          <w:rFonts w:ascii="TH Sarabun New" w:eastAsia="Times New Roman" w:hAnsi="TH Sarabun New" w:cs="TH Sarabun New"/>
+          <w:rFonts w:ascii="TH SarabunPSK" w:eastAsia="Times New Roman" w:hAnsi="TH SarabunPSK" w:cs="TH SarabunPSK"/>
           <w:sz w:val="32"/>
           <w:szCs w:val="32"/>
         </w:rPr>
       </w:pPr>
       <w:r>
         <w:rPr>
-          <w:rFonts w:ascii="TH Sarabun New" w:eastAsia="Times New Roman" w:hAnsi="TH Sarabun New" w:cs="TH Sarabun New"/>
+          <w:rFonts w:ascii="TH SarabunPSK" w:eastAsia="Times New Roman" w:hAnsi="TH SarabunPSK" w:cs="TH SarabunPSK"/>
           <w:sz w:val="32"/>
           <w:szCs w:val="32"/>
           <w:cs/>
@@ -3772,7 +4002,7 @@
       </w:r>
       <w:r>
         <w:rPr>
-          <w:rFonts w:ascii="TH Sarabun New" w:hAnsi="TH Sarabun New" w:cs="TH Sarabun New"/>
+          <w:rFonts w:ascii="TH SarabunPSK" w:hAnsi="TH SarabunPSK" w:cs="TH SarabunPSK"/>
           <w:color w:val="000000" w:themeColor="text1"/>
           <w:sz w:val="32"/>
           <w:szCs w:val="32"/>
@@ -3781,7 +4011,7 @@
       </w:r>
       <w:r>
         <w:rPr>
-          <w:rFonts w:ascii="TH Sarabun New" w:eastAsia="Times New Roman" w:hAnsi="TH Sarabun New" w:cs="TH Sarabun New"/>
+          <w:rFonts w:ascii="TH SarabunPSK" w:eastAsia="Times New Roman" w:hAnsi="TH SarabunPSK" w:cs="TH SarabunPSK"/>
           <w:sz w:val="32"/>
           <w:szCs w:val="32"/>
           <w:cs/>
@@ -3798,14 +4028,14 @@
         <w:spacing w:after="0" w:line="240" w:lineRule="auto"/>
         <w:ind w:firstLine="1134"/>
         <w:rPr>
-          <w:rFonts w:ascii="TH Sarabun New" w:eastAsia="Times New Roman" w:hAnsi="TH Sarabun New" w:cs="TH Sarabun New"/>
+          <w:rFonts w:ascii="TH SarabunPSK" w:eastAsia="Times New Roman" w:hAnsi="TH SarabunPSK" w:cs="TH SarabunPSK"/>
           <w:sz w:val="32"/>
           <w:szCs w:val="32"/>
         </w:rPr>
       </w:pPr>
       <w:r>
         <w:rPr>
-          <w:rFonts w:ascii="TH Sarabun New" w:eastAsia="Times New Roman" w:hAnsi="TH Sarabun New" w:cs="TH Sarabun New"/>
+          <w:rFonts w:ascii="TH SarabunPSK" w:eastAsia="Times New Roman" w:hAnsi="TH SarabunPSK" w:cs="TH SarabunPSK"/>
           <w:sz w:val="32"/>
           <w:szCs w:val="32"/>
           <w:cs/>
@@ -3814,7 +4044,7 @@
       </w:r>
       <w:r>
         <w:rPr>
-          <w:rFonts w:ascii="TH Sarabun New" w:hAnsi="TH Sarabun New" w:cs="TH Sarabun New"/>
+          <w:rFonts w:ascii="TH SarabunPSK" w:hAnsi="TH SarabunPSK" w:cs="TH SarabunPSK"/>
           <w:color w:val="000000" w:themeColor="text1"/>
           <w:sz w:val="32"/>
           <w:szCs w:val="32"/>
@@ -3824,7 +4054,7 @@
       <w:proofErr w:type="spellStart"/>
       <w:r>
         <w:rPr>
-          <w:rFonts w:ascii="TH Sarabun New" w:hAnsi="TH Sarabun New" w:cs="TH Sarabun New"/>
+          <w:rFonts w:ascii="TH SarabunPSK" w:hAnsi="TH SarabunPSK" w:cs="TH SarabunPSK"/>
           <w:color w:val="000000" w:themeColor="text1"/>
           <w:sz w:val="32"/>
           <w:szCs w:val="32"/>
@@ -3834,7 +4064,7 @@
       <w:proofErr w:type="spellEnd"/>
       <w:r>
         <w:rPr>
-          <w:rFonts w:ascii="TH Sarabun New" w:hAnsi="TH Sarabun New" w:cs="TH Sarabun New"/>
+          <w:rFonts w:ascii="TH SarabunPSK" w:hAnsi="TH SarabunPSK" w:cs="TH SarabunPSK"/>
           <w:color w:val="000000" w:themeColor="text1"/>
           <w:sz w:val="32"/>
           <w:szCs w:val="32"/>
@@ -3843,7 +4073,7 @@
       </w:r>
       <w:r>
         <w:rPr>
-          <w:rFonts w:ascii="TH Sarabun New" w:eastAsia="Times New Roman" w:hAnsi="TH Sarabun New" w:cs="TH Sarabun New"/>
+          <w:rFonts w:ascii="TH SarabunPSK" w:eastAsia="Times New Roman" w:hAnsi="TH SarabunPSK" w:cs="TH SarabunPSK"/>
           <w:sz w:val="32"/>
           <w:szCs w:val="32"/>
           <w:cs/>
@@ -3858,14 +4088,14 @@
           <w:tab w:val="center" w:pos="3420"/>
         </w:tabs>
         <w:rPr>
-          <w:rFonts w:ascii="TH Sarabun New" w:eastAsia="Times New Roman" w:hAnsi="TH Sarabun New" w:cs="TH Sarabun New"/>
+          <w:rFonts w:ascii="TH SarabunPSK" w:eastAsia="Times New Roman" w:hAnsi="TH SarabunPSK" w:cs="TH SarabunPSK"/>
           <w:sz w:val="32"/>
           <w:szCs w:val="32"/>
         </w:rPr>
       </w:pPr>
       <w:r>
         <w:rPr>
-          <w:rFonts w:ascii="TH Sarabun New" w:eastAsia="Times New Roman" w:hAnsi="TH Sarabun New" w:cs="TH Sarabun New"/>
+          <w:rFonts w:ascii="TH SarabunPSK" w:eastAsia="Times New Roman" w:hAnsi="TH SarabunPSK" w:cs="TH SarabunPSK"/>
           <w:sz w:val="32"/>
           <w:szCs w:val="32"/>
           <w:cs/>
@@ -3874,7 +4104,7 @@
       </w:r>
       <w:r>
         <w:rPr>
-          <w:rFonts w:ascii="TH Sarabun New" w:eastAsia="Times New Roman" w:hAnsi="TH Sarabun New" w:cs="TH Sarabun New"/>
+          <w:rFonts w:ascii="TH SarabunPSK" w:eastAsia="Times New Roman" w:hAnsi="TH SarabunPSK" w:cs="TH SarabunPSK"/>
           <w:sz w:val="32"/>
           <w:szCs w:val="32"/>
           <w:cs/>
@@ -3884,7 +4114,7 @@
       </w:r>
       <w:r>
         <w:rPr>
-          <w:rFonts w:ascii="TH Sarabun New" w:hAnsi="TH Sarabun New" w:cs="TH Sarabun New"/>
+          <w:rFonts w:ascii="TH SarabunPSK" w:hAnsi="TH SarabunPSK" w:cs="TH SarabunPSK"/>
           <w:color w:val="000000" w:themeColor="text1"/>
           <w:sz w:val="32"/>
           <w:szCs w:val="32"/>
@@ -3894,7 +4124,7 @@
       </w:r>
       <w:r>
         <w:rPr>
-          <w:rFonts w:ascii="TH Sarabun New" w:hAnsi="TH Sarabun New" w:cs="TH Sarabun New"/>
+          <w:rFonts w:ascii="TH SarabunPSK" w:hAnsi="TH SarabunPSK" w:cs="TH SarabunPSK"/>
           <w:color w:val="000000" w:themeColor="text1"/>
           <w:sz w:val="32"/>
           <w:szCs w:val="32"/>
@@ -3903,7 +4133,7 @@
       </w:r>
       <w:r>
         <w:rPr>
-          <w:rFonts w:ascii="TH Sarabun New" w:hAnsi="TH Sarabun New" w:cs="TH Sarabun New"/>
+          <w:rFonts w:ascii="TH SarabunPSK" w:hAnsi="TH SarabunPSK" w:cs="TH SarabunPSK"/>
           <w:color w:val="000000" w:themeColor="text1"/>
           <w:sz w:val="32"/>
           <w:szCs w:val="32"/>
@@ -3913,7 +4143,7 @@
       </w:r>
       <w:r>
         <w:rPr>
-          <w:rFonts w:ascii="TH Sarabun New" w:hAnsi="TH Sarabun New" w:cs="TH Sarabun New"/>
+          <w:rFonts w:ascii="TH SarabunPSK" w:hAnsi="TH SarabunPSK" w:cs="TH SarabunPSK"/>
           <w:color w:val="000000" w:themeColor="text1"/>
           <w:sz w:val="32"/>
           <w:szCs w:val="32"/>
@@ -3925,7 +4155,7 @@
       <w:pPr>
         <w:spacing w:line="240" w:lineRule="auto"/>
         <w:rPr>
-          <w:rFonts w:ascii="TH Sarabun New" w:hAnsi="TH Sarabun New" w:cs="TH Sarabun New"/>
+          <w:rFonts w:ascii="TH SarabunPSK" w:hAnsi="TH SarabunPSK" w:cs="TH SarabunPSK"/>
           <w:b/>
           <w:bCs/>
           <w:color w:val="000000" w:themeColor="text1"/>
@@ -3938,7 +4168,7 @@
       <w:pPr>
         <w:spacing w:after="0" w:line="240" w:lineRule="auto"/>
         <w:rPr>
-          <w:rFonts w:ascii="TH Sarabun New" w:hAnsi="TH Sarabun New" w:cs="TH Sarabun New"/>
+          <w:rFonts w:ascii="TH SarabunPSK" w:hAnsi="TH SarabunPSK" w:cs="TH SarabunPSK"/>
           <w:color w:val="000000" w:themeColor="text1"/>
           <w:sz w:val="32"/>
           <w:szCs w:val="32"/>

--- a/api-leave/public/template.docx
+++ b/api-leave/public/template.docx
@@ -1944,7 +1944,7 @@
           <w:sz w:val="32"/>
           <w:szCs w:val="32"/>
         </w:rPr>
-        <w:t xml:space="preserve"> ${cM</w:t>
+        <w:t xml:space="preserve"> ${</w:t>
       </w:r>
       <w:proofErr w:type="spellStart"/>
       <w:r>
@@ -1954,7 +1954,7 @@
           <w:sz w:val="32"/>
           <w:szCs w:val="32"/>
         </w:rPr>
-        <w:t>onth</w:t>
+        <w:t>cMonth</w:t>
       </w:r>
       <w:proofErr w:type="spellEnd"/>
       <w:r>
@@ -3152,7 +3152,7 @@
       <w:pPr>
         <w:spacing w:after="0" w:line="240" w:lineRule="auto"/>
         <w:rPr>
-          <w:rFonts w:ascii="TH SarabunPSK" w:hAnsi="TH SarabunPSK" w:cs="TH SarabunPSK" w:hint="cs"/>
+          <w:rFonts w:ascii="TH SarabunPSK" w:hAnsi="TH SarabunPSK" w:cs="TH SarabunPSK"/>
           <w:color w:val="000000" w:themeColor="text1"/>
           <w:sz w:val="32"/>
           <w:szCs w:val="32"/>
@@ -3688,6 +3688,15 @@
           <w:cs/>
         </w:rPr>
         <w:t xml:space="preserve"> ขอลาพักผ่อน    ตั้งแต่</w:t>
+      </w:r>
+      <w:r>
+        <w:rPr>
+          <w:rFonts w:ascii="TH SarabunPSK" w:hAnsi="TH SarabunPSK" w:cs="TH SarabunPSK"/>
+          <w:color w:val="000000" w:themeColor="text1"/>
+          <w:sz w:val="32"/>
+          <w:szCs w:val="32"/>
+        </w:rPr>
+        <w:t xml:space="preserve"> </w:t>
       </w:r>
       <w:r>
         <w:rPr>

--- a/api-leave/public/template.docx
+++ b/api-leave/public/template.docx
@@ -1185,6 +1185,15 @@
           <w:cs/>
         </w:rPr>
         <w:t xml:space="preserve">           </w:t>
+      </w:r>
+      <w:r>
+        <w:rPr>
+          <w:rFonts w:ascii="TH SarabunPSK" w:hAnsi="TH SarabunPSK" w:cs="TH SarabunPSK"/>
+          <w:color w:val="000000" w:themeColor="text1"/>
+          <w:sz w:val="32"/>
+          <w:szCs w:val="32"/>
+        </w:rPr>
+        <w:t xml:space="preserve">   </w:t>
       </w:r>
       <w:r>
         <w:rPr>
@@ -1905,6 +1914,35 @@
         </w:rPr>
         <w:t xml:space="preserve">   </w:t>
       </w:r>
+      <w:r>
+        <w:rPr>
+          <w:rFonts w:ascii="TH SarabunPSK" w:hAnsi="TH SarabunPSK" w:cs="TH SarabunPSK" w:hint="cs"/>
+          <w:color w:val="000000" w:themeColor="text1"/>
+          <w:sz w:val="32"/>
+          <w:szCs w:val="32"/>
+          <w:cs/>
+        </w:rPr>
+        <w:t xml:space="preserve">  </w:t>
+      </w:r>
+      <w:r>
+        <w:rPr>
+          <w:rFonts w:ascii="TH SarabunPSK" w:hAnsi="TH SarabunPSK" w:cs="TH SarabunPSK"/>
+          <w:color w:val="000000" w:themeColor="text1"/>
+          <w:sz w:val="32"/>
+          <w:szCs w:val="32"/>
+          <w:cs/>
+        </w:rPr>
+        <w:t>วันที่.........../.....</w:t>
+      </w:r>
+      <w:r>
+        <w:rPr>
+          <w:rFonts w:ascii="TH SarabunPSK" w:hAnsi="TH SarabunPSK" w:cs="TH SarabunPSK"/>
+          <w:color w:val="000000" w:themeColor="text1"/>
+          <w:sz w:val="32"/>
+          <w:szCs w:val="32"/>
+        </w:rPr>
+        <w:t xml:space="preserve"> ${</w:t>
+      </w:r>
       <w:proofErr w:type="spellStart"/>
       <w:r>
         <w:rPr>
@@ -1912,31 +1950,73 @@
           <w:color w:val="000000" w:themeColor="text1"/>
           <w:sz w:val="32"/>
           <w:szCs w:val="32"/>
-          <w:cs/>
-        </w:rPr>
-        <w:t>วั</w:t>
+        </w:rPr>
+        <w:t>cMonth</w:t>
       </w:r>
       <w:proofErr w:type="spellEnd"/>
       <w:r>
         <w:rPr>
+          <w:rFonts w:ascii="TH SarabunPSK" w:hAnsi="TH SarabunPSK" w:cs="TH SarabunPSK"/>
+          <w:color w:val="000000" w:themeColor="text1"/>
+          <w:sz w:val="32"/>
+          <w:szCs w:val="32"/>
+        </w:rPr>
+        <w:t>}</w:t>
+      </w:r>
+      <w:proofErr w:type="gramStart"/>
+      <w:r>
+        <w:rPr>
+          <w:rFonts w:ascii="TH SarabunPSK" w:hAnsi="TH SarabunPSK" w:cs="TH SarabunPSK"/>
+          <w:color w:val="000000" w:themeColor="text1"/>
+          <w:sz w:val="32"/>
+          <w:szCs w:val="32"/>
+          <w:cs/>
+        </w:rPr>
+        <w:t>..../</w:t>
+      </w:r>
+      <w:proofErr w:type="gramEnd"/>
+      <w:r>
+        <w:rPr>
+          <w:rFonts w:ascii="TH SarabunPSK" w:hAnsi="TH SarabunPSK" w:cs="TH SarabunPSK"/>
+          <w:color w:val="000000" w:themeColor="text1"/>
+          <w:sz w:val="32"/>
+          <w:szCs w:val="32"/>
+          <w:cs/>
+        </w:rPr>
+        <w:t xml:space="preserve">....๒๕๖๙           </w:t>
+      </w:r>
+      <w:r>
+        <w:rPr>
           <w:rFonts w:ascii="TH SarabunPSK" w:hAnsi="TH SarabunPSK" w:cs="TH SarabunPSK" w:hint="cs"/>
           <w:color w:val="000000" w:themeColor="text1"/>
           <w:sz w:val="32"/>
           <w:szCs w:val="32"/>
           <w:cs/>
         </w:rPr>
-        <w:t xml:space="preserve"> </w:t>
-      </w:r>
-      <w:r>
-        <w:rPr>
-          <w:rFonts w:ascii="TH SarabunPSK" w:hAnsi="TH SarabunPSK" w:cs="TH SarabunPSK"/>
-          <w:color w:val="000000" w:themeColor="text1"/>
-          <w:sz w:val="32"/>
-          <w:szCs w:val="32"/>
-          <w:cs/>
-        </w:rPr>
-        <w:t>นที่.........../.....</w:t>
-      </w:r>
+        <w:t xml:space="preserve">    </w:t>
+      </w:r>
+      <w:r>
+        <w:rPr>
+          <w:rFonts w:ascii="TH SarabunPSK" w:hAnsi="TH SarabunPSK" w:cs="TH SarabunPSK"/>
+          <w:color w:val="000000" w:themeColor="text1"/>
+          <w:sz w:val="32"/>
+          <w:szCs w:val="32"/>
+          <w:cs/>
+        </w:rPr>
+        <w:t>วันที่ ............../</w:t>
+      </w:r>
+      <w:proofErr w:type="gramStart"/>
+      <w:r>
+        <w:rPr>
+          <w:rFonts w:ascii="TH SarabunPSK" w:hAnsi="TH SarabunPSK" w:cs="TH SarabunPSK"/>
+          <w:color w:val="000000" w:themeColor="text1"/>
+          <w:sz w:val="32"/>
+          <w:szCs w:val="32"/>
+          <w:cs/>
+        </w:rPr>
+        <w:t>.....</w:t>
+      </w:r>
+      <w:proofErr w:type="gramEnd"/>
       <w:r>
         <w:rPr>
           <w:rFonts w:ascii="TH SarabunPSK" w:hAnsi="TH SarabunPSK" w:cs="TH SarabunPSK"/>
@@ -1954,7 +2034,16 @@
           <w:sz w:val="32"/>
           <w:szCs w:val="32"/>
         </w:rPr>
-        <w:t>cMonth</w:t>
+        <w:t>cM</w:t>
+      </w:r>
+      <w:r>
+        <w:rPr>
+          <w:rFonts w:ascii="TH SarabunPSK" w:hAnsi="TH SarabunPSK" w:cs="TH SarabunPSK"/>
+          <w:color w:val="000000" w:themeColor="text1"/>
+          <w:sz w:val="32"/>
+          <w:szCs w:val="32"/>
+        </w:rPr>
+        <w:t>onth</w:t>
       </w:r>
       <w:proofErr w:type="spellEnd"/>
       <w:r>
@@ -1966,76 +2055,6 @@
         </w:rPr>
         <w:t>}</w:t>
       </w:r>
-      <w:proofErr w:type="gramStart"/>
-      <w:r>
-        <w:rPr>
-          <w:rFonts w:ascii="TH SarabunPSK" w:hAnsi="TH SarabunPSK" w:cs="TH SarabunPSK"/>
-          <w:color w:val="000000" w:themeColor="text1"/>
-          <w:sz w:val="32"/>
-          <w:szCs w:val="32"/>
-          <w:cs/>
-        </w:rPr>
-        <w:t>..../</w:t>
-      </w:r>
-      <w:proofErr w:type="gramEnd"/>
-      <w:r>
-        <w:rPr>
-          <w:rFonts w:ascii="TH SarabunPSK" w:hAnsi="TH SarabunPSK" w:cs="TH SarabunPSK"/>
-          <w:color w:val="000000" w:themeColor="text1"/>
-          <w:sz w:val="32"/>
-          <w:szCs w:val="32"/>
-          <w:cs/>
-        </w:rPr>
-        <w:t xml:space="preserve">....๒๕๖๙....           </w:t>
-      </w:r>
-      <w:r>
-        <w:rPr>
-          <w:rFonts w:ascii="TH SarabunPSK" w:hAnsi="TH SarabunPSK" w:cs="TH SarabunPSK"/>
-          <w:color w:val="000000" w:themeColor="text1"/>
-          <w:sz w:val="32"/>
-          <w:szCs w:val="32"/>
-          <w:cs/>
-        </w:rPr>
-        <w:t>วันที่ ............../.....</w:t>
-      </w:r>
-      <w:r>
-        <w:rPr>
-          <w:rFonts w:ascii="TH SarabunPSK" w:hAnsi="TH SarabunPSK" w:cs="TH SarabunPSK"/>
-          <w:color w:val="000000" w:themeColor="text1"/>
-          <w:sz w:val="32"/>
-          <w:szCs w:val="32"/>
-        </w:rPr>
-        <w:t xml:space="preserve"> ${</w:t>
-      </w:r>
-      <w:proofErr w:type="spellStart"/>
-      <w:r>
-        <w:rPr>
-          <w:rFonts w:ascii="TH SarabunPSK" w:hAnsi="TH SarabunPSK" w:cs="TH SarabunPSK"/>
-          <w:color w:val="000000" w:themeColor="text1"/>
-          <w:sz w:val="32"/>
-          <w:szCs w:val="32"/>
-        </w:rPr>
-        <w:t>cM</w:t>
-      </w:r>
-      <w:r>
-        <w:rPr>
-          <w:rFonts w:ascii="TH SarabunPSK" w:hAnsi="TH SarabunPSK" w:cs="TH SarabunPSK"/>
-          <w:color w:val="000000" w:themeColor="text1"/>
-          <w:sz w:val="32"/>
-          <w:szCs w:val="32"/>
-        </w:rPr>
-        <w:t>onth</w:t>
-      </w:r>
-      <w:proofErr w:type="spellEnd"/>
-      <w:r>
-        <w:rPr>
-          <w:rFonts w:ascii="TH SarabunPSK" w:hAnsi="TH SarabunPSK" w:cs="TH SarabunPSK"/>
-          <w:color w:val="000000" w:themeColor="text1"/>
-          <w:sz w:val="32"/>
-          <w:szCs w:val="32"/>
-        </w:rPr>
-        <w:t>}</w:t>
-      </w:r>
       <w:r>
         <w:rPr>
           <w:rFonts w:ascii="TH SarabunPSK" w:hAnsi="TH SarabunPSK" w:cs="TH SarabunPSK"/>
@@ -2056,18 +2075,6 @@
         </w:rPr>
         <w:t>๒๕๖๙</w:t>
       </w:r>
-      <w:proofErr w:type="gramStart"/>
-      <w:r>
-        <w:rPr>
-          <w:rFonts w:ascii="TH SarabunPSK" w:hAnsi="TH SarabunPSK" w:cs="TH SarabunPSK"/>
-          <w:color w:val="000000" w:themeColor="text1"/>
-          <w:sz w:val="32"/>
-          <w:szCs w:val="32"/>
-          <w:cs/>
-        </w:rPr>
-        <w:t>.....</w:t>
-      </w:r>
-      <w:proofErr w:type="gramEnd"/>
       <w:r>
         <w:rPr>
           <w:rFonts w:ascii="TH SarabunPSK" w:hAnsi="TH SarabunPSK" w:cs="TH SarabunPSK"/>
@@ -3153,6 +3160,17 @@
         <w:spacing w:after="0" w:line="240" w:lineRule="auto"/>
         <w:rPr>
           <w:rFonts w:ascii="TH SarabunPSK" w:hAnsi="TH SarabunPSK" w:cs="TH SarabunPSK"/>
+          <w:color w:val="000000" w:themeColor="text1"/>
+          <w:sz w:val="32"/>
+          <w:szCs w:val="32"/>
+        </w:rPr>
+      </w:pPr>
+    </w:p>
+    <w:p>
+      <w:pPr>
+        <w:spacing w:after="0" w:line="240" w:lineRule="auto"/>
+        <w:rPr>
+          <w:rFonts w:ascii="TH SarabunPSK" w:hAnsi="TH SarabunPSK" w:cs="TH SarabunPSK" w:hint="cs"/>
           <w:color w:val="000000" w:themeColor="text1"/>
           <w:sz w:val="32"/>
           <w:szCs w:val="32"/>
